--- a/manuscript/Material_Suplementario_R2.docx
+++ b/manuscript/Material_Suplementario_R2.docx
@@ -2,22 +2,7 @@
 <file path=word/document.xml><?xml version="1.0" encoding="utf-8"?>
 <w:document xmlns:w="http://schemas.openxmlformats.org/wordprocessingml/2006/main" xmlns:m="http://schemas.openxmlformats.org/officeDocument/2006/math" xmlns:r="http://schemas.openxmlformats.org/officeDocument/2006/relationships" xmlns:o="urn:schemas-microsoft-com:office:office" xmlns:v="urn:schemas-microsoft-com:vml" xmlns:w10="urn:schemas-microsoft-com:office:word" xmlns:a="http://schemas.openxmlformats.org/drawingml/2006/main" xmlns:pic="http://schemas.openxmlformats.org/drawingml/2006/picture" xmlns:wp="http://schemas.openxmlformats.org/drawingml/2006/wordprocessingDrawing">
   <w:body>
-    <w:p>
-      <w:pPr>
-        <w:pStyle w:val="Title"/>
-      </w:pPr>
-      <w:r>
-        <w:t xml:space="preserve">Diferencias sociodemográficas, reproductivas y obstétricas entre adolescentes de 10–14 años y de 15–19 años en una población hospitalaria seleccionada por admisión neonatal: estudio transversal retrospectivo</w:t>
-      </w:r>
-    </w:p>
-    <w:p>
-      <w:pPr>
-        <w:pStyle w:val="Author"/>
-      </w:pPr>
-      <w:r>
-        <w:t xml:space="preserve">Santiago Vasco et al.</w:t>
-      </w:r>
-    </w:p>
+    <w:bookmarkStart w:id="34" w:name="material-suplementario"/>
     <w:p>
       <w:pPr>
         <w:pStyle w:val="Heading1"/>
@@ -31,10 +16,22 @@
         <w:pStyle w:val="FirstParagraph"/>
       </w:pPr>
       <w:r>
-        <w:t xml:space="preserve">Diferencias sociodemográficas, reproductivas y obstétricas entre adolescentes de 10–14 años y de 15–19 años en una población hospitalaria seleccionada por admisión neonatal: estudio transversal retrospectivo</w:t>
+        <w:t xml:space="preserve">Diferencias sociodemográficas, reproductivas y obstétricas entre</w:t>
+      </w:r>
+      <w:r>
+        <w:t xml:space="preserve"> </w:t>
+      </w:r>
+      <w:r>
+        <w:t xml:space="preserve">adolescentes de 10–14 años y de 15–19 años en una población hospitalaria</w:t>
+      </w:r>
+      <w:r>
+        <w:t xml:space="preserve"> </w:t>
+      </w:r>
+      <w:r>
+        <w:t xml:space="preserve">seleccionada por admisión neonatal: estudio transversal retrospectivo</w:t>
       </w:r>
     </w:p>
-    <w:bookmarkStart w:id="9" w:name="X83e24cace5010e1c33250ba3c85270d3e584257"/>
+    <w:bookmarkStart w:id="20" w:name="Xde1111a2bfdbf1569611289868124096701f3b8"/>
     <w:p>
       <w:pPr>
         <w:pStyle w:val="Heading2"/>
@@ -46,8 +43,8 @@
     <w:tbl>
       <w:tblPr>
         <w:tblStyle w:val="Table"/>
-        <w:tblW w:type="pct" w:w="5000"/>
-        <w:tblLayout w:type="fixed"/>
+        <w:tblW w:type="auto" w:w="0"/>
+        <w:jc w:val="left"/>
         <w:tblLook w:firstRow="1" w:lastRow="0" w:firstColumn="0" w:lastColumn="0" w:noHBand="0" w:noVBand="0" w:val="0020"/>
       </w:tblPr>
       <w:tblGrid>
@@ -597,7 +594,21 @@
           <w:i/>
           <w:iCs/>
         </w:rPr>
-        <w:t xml:space="preserve">a Columnas correspondientes a adolescentes de 15–19 años y adolescentes de 10–14 años.</w:t>
+        <w:t xml:space="preserve">a Columnas correspondientes a adolescentes de 15–19 años y adolescentes</w:t>
+      </w:r>
+      <w:r>
+        <w:rPr>
+          <w:i/>
+          <w:iCs/>
+        </w:rPr>
+        <w:t xml:space="preserve"> </w:t>
+      </w:r>
+      <w:r>
+        <w:rPr>
+          <w:i/>
+          <w:iCs/>
+        </w:rPr>
+        <w:t xml:space="preserve">de 10–14 años.</w:t>
       </w:r>
     </w:p>
     <w:p>
@@ -605,35 +616,23 @@
         <w:pStyle w:val="BodyText"/>
       </w:pPr>
       <w:r>
-        <w:t xml:space="preserve">Complementa la Tabla 1 del cuerpo principal, desagregando las variables binarias</w:t>
+        <w:t xml:space="preserve">Complementa la Tabla 1 del cuerpo principal, desagregando las variables</w:t>
       </w:r>
       <w:r>
         <w:t xml:space="preserve"> </w:t>
       </w:r>
       <w:r>
-        <w:t xml:space="preserve">“Rezago escolar”</w:t>
+        <w:t xml:space="preserve">binarias “Rezago escolar” y “Adecuación del control prenatal” en sus</w:t>
       </w:r>
       <w:r>
         <w:t xml:space="preserve"> </w:t>
       </w:r>
       <w:r>
-        <w:t xml:space="preserve">y</w:t>
-      </w:r>
-      <w:r>
-        <w:t xml:space="preserve"> </w:t>
-      </w:r>
-      <w:r>
-        <w:t xml:space="preserve">“Adecuación del control prenatal”</w:t>
-      </w:r>
-      <w:r>
-        <w:t xml:space="preserve"> </w:t>
-      </w:r>
-      <w:r>
-        <w:t xml:space="preserve">en sus categorías completas.</w:t>
+        <w:t xml:space="preserve">categorías completas.</w:t>
       </w:r>
     </w:p>
-    <w:bookmarkEnd w:id="9"/>
-    <w:bookmarkStart w:id="10" w:name="X6f45c234816292f1ceb11dcadc7fcd32460cda8"/>
+    <w:bookmarkEnd w:id="20"/>
+    <w:bookmarkStart w:id="21" w:name="X4db1870bf346cb8f30b5e454abae21acf93263f"/>
     <w:p>
       <w:pPr>
         <w:pStyle w:val="Heading2"/>
@@ -645,8 +644,8 @@
     <w:tbl>
       <w:tblPr>
         <w:tblStyle w:val="Table"/>
-        <w:tblW w:type="pct" w:w="5000"/>
-        <w:tblLayout w:type="fixed"/>
+        <w:tblW w:type="auto" w:w="0"/>
+        <w:jc w:val="left"/>
         <w:tblLook w:firstRow="1" w:lastRow="0" w:firstColumn="0" w:lastColumn="0" w:noHBand="0" w:noVBand="0" w:val="0020"/>
       </w:tblPr>
       <w:tblGrid>
@@ -8458,11 +8457,41 @@
         <w:pStyle w:val="BodyText"/>
       </w:pPr>
       <w:r>
-        <w:t xml:space="preserve">Bernoulli-logit con estandarización posterior, un modelo independiente por característica (10–14 años vs. 15–19 años como referencia). RP: razón de prevalencia; DP: diferencia de prevalencia marginal estandarizada; ev.: eventos; Div.: divergencias. Diagnósticos de convergencia adecuados en todos los modelos (R-hat ≤1,01; cero divergencias; E-BFMI ≥0,30).</w:t>
+        <w:t xml:space="preserve">Bernoulli-logit con estandarización posterior, un modelo independiente</w:t>
+      </w:r>
+      <w:r>
+        <w:t xml:space="preserve"> </w:t>
+      </w:r>
+      <w:r>
+        <w:t xml:space="preserve">por característica (10–14 años vs. 15–19 años como referencia). RP:</w:t>
+      </w:r>
+      <w:r>
+        <w:t xml:space="preserve"> </w:t>
+      </w:r>
+      <w:r>
+        <w:t xml:space="preserve">razón de prevalencia; DP: diferencia de prevalencia marginal</w:t>
+      </w:r>
+      <w:r>
+        <w:t xml:space="preserve"> </w:t>
+      </w:r>
+      <w:r>
+        <w:t xml:space="preserve">estandarizada; ev.: eventos; Div.: divergencias. Diagnósticos de</w:t>
+      </w:r>
+      <w:r>
+        <w:t xml:space="preserve"> </w:t>
+      </w:r>
+      <w:r>
+        <w:t xml:space="preserve">convergencia adecuados en todos los modelos (R-hat ≤1,01; cero</w:t>
+      </w:r>
+      <w:r>
+        <w:t xml:space="preserve"> </w:t>
+      </w:r>
+      <w:r>
+        <w:t xml:space="preserve">divergencias; E-BFMI ≥0,30).</w:t>
       </w:r>
     </w:p>
-    <w:bookmarkEnd w:id="10"/>
-    <w:bookmarkStart w:id="11" w:name="X52bcd9340364808f14d6d3fe0e85ccbc6ccf1cd"/>
+    <w:bookmarkEnd w:id="21"/>
+    <w:bookmarkStart w:id="22" w:name="Xcd4f4c7530e749d5d68efef157e2ef45338ada9"/>
     <w:p>
       <w:pPr>
         <w:pStyle w:val="Heading2"/>
@@ -8474,8 +8503,8 @@
     <w:tbl>
       <w:tblPr>
         <w:tblStyle w:val="Table"/>
-        <w:tblW w:type="pct" w:w="5000"/>
-        <w:tblLayout w:type="fixed"/>
+        <w:tblW w:type="auto" w:w="0"/>
+        <w:jc w:val="left"/>
         <w:tblLook w:firstRow="1" w:lastRow="0" w:firstColumn="0" w:lastColumn="0" w:noHBand="0" w:noVBand="0" w:val="0020"/>
       </w:tblPr>
       <w:tblGrid>
@@ -8815,7 +8844,25 @@
         <w:pStyle w:val="BodyText"/>
       </w:pPr>
       <w:r>
-        <w:t xml:space="preserve">Modelo cumulative-logit (adecuación ordinal del control prenatal) y modelos gaussianos de sensibilidad (número de consultas prenatales, no ajustado y ajustado por edad gestacional al parto). La comparación completa de los modelos para el conteo se presenta en la Tabla S8.</w:t>
+        <w:t xml:space="preserve">Modelo cumulative-logit (adecuación ordinal del control prenatal) y</w:t>
+      </w:r>
+      <w:r>
+        <w:t xml:space="preserve"> </w:t>
+      </w:r>
+      <w:r>
+        <w:t xml:space="preserve">modelos gaussianos de sensibilidad (número de consultas prenatales, no</w:t>
+      </w:r>
+      <w:r>
+        <w:t xml:space="preserve"> </w:t>
+      </w:r>
+      <w:r>
+        <w:t xml:space="preserve">ajustado y ajustado por edad gestacional al parto). La comparación</w:t>
+      </w:r>
+      <w:r>
+        <w:t xml:space="preserve"> </w:t>
+      </w:r>
+      <w:r>
+        <w:t xml:space="preserve">completa de los modelos para el conteo se presenta en la Tabla S8.</w:t>
       </w:r>
     </w:p>
     <w:p>
@@ -8823,11 +8870,35 @@
         <w:pStyle w:val="BodyText"/>
       </w:pPr>
       <w:r>
-        <w:t xml:space="preserve">Los estimadores comparan adolescentes de 10–14 años frente a adolescentes de 15–19 años como grupo de referencia. Los valores negativos indican un menor número medio de consultas prenatales en el grupo de 10–14 años. OR: razón de momios acumulada; ICr: intervalo de credibilidad; pd: probabilidad de dirección.</w:t>
+        <w:t xml:space="preserve">Los estimadores comparan adolescentes de 10–14 años frente a</w:t>
+      </w:r>
+      <w:r>
+        <w:t xml:space="preserve"> </w:t>
+      </w:r>
+      <w:r>
+        <w:t xml:space="preserve">adolescentes de 15–19 años como grupo de referencia. Los valores</w:t>
+      </w:r>
+      <w:r>
+        <w:t xml:space="preserve"> </w:t>
+      </w:r>
+      <w:r>
+        <w:t xml:space="preserve">negativos indican un menor número medio de consultas prenatales en el</w:t>
+      </w:r>
+      <w:r>
+        <w:t xml:space="preserve"> </w:t>
+      </w:r>
+      <w:r>
+        <w:t xml:space="preserve">grupo de 10–14 años. OR: razón de momios acumulada; ICr: intervalo de</w:t>
+      </w:r>
+      <w:r>
+        <w:t xml:space="preserve"> </w:t>
+      </w:r>
+      <w:r>
+        <w:t xml:space="preserve">credibilidad; pd: probabilidad de dirección.</w:t>
       </w:r>
     </w:p>
-    <w:bookmarkEnd w:id="11"/>
-    <w:bookmarkStart w:id="12" w:name="X89f375b10c6f35523382f1b469af4595113004a"/>
+    <w:bookmarkEnd w:id="22"/>
+    <w:bookmarkStart w:id="23" w:name="X80f523ada55a2a58d09ef86ceac4744b76c930f"/>
     <w:p>
       <w:pPr>
         <w:pStyle w:val="Heading2"/>
@@ -8839,15 +8910,15 @@
     <w:tbl>
       <w:tblPr>
         <w:tblStyle w:val="Table"/>
-        <w:tblW w:type="pct" w:w="5000"/>
-        <w:tblLayout w:type="fixed"/>
+        <w:tblW w:type="auto" w:w="0"/>
+        <w:jc w:val="left"/>
         <w:tblLook w:firstRow="1" w:lastRow="0" w:firstColumn="0" w:lastColumn="0" w:noHBand="0" w:noVBand="0" w:val="0020"/>
       </w:tblPr>
       <w:tblGrid>
-        <w:gridCol w:w="2640"/>
-        <w:gridCol w:w="1760"/>
-        <w:gridCol w:w="1760"/>
-        <w:gridCol w:w="1760"/>
+        <w:gridCol w:w="1980"/>
+        <w:gridCol w:w="1980"/>
+        <w:gridCol w:w="1980"/>
+        <w:gridCol w:w="1980"/>
       </w:tblGrid>
       <w:tr>
         <w:trPr>
@@ -8939,6 +9010,56 @@
               <w:jc w:val="left"/>
             </w:pPr>
             <w:r>
+              <w:t xml:space="preserve">6790</w:t>
+            </w:r>
+          </w:p>
+        </w:tc>
+        <w:tc>
+          <w:tcPr/>
+          <w:p>
+            <w:pPr>
+              <w:pStyle w:val="Compact"/>
+              <w:jc w:val="left"/>
+            </w:pPr>
+            <w:r>
+              <w:t xml:space="preserve">981</w:t>
+            </w:r>
+          </w:p>
+        </w:tc>
+        <w:tc>
+          <w:tcPr/>
+          <w:p>
+            <w:pPr>
+              <w:pStyle w:val="Compact"/>
+              <w:jc w:val="left"/>
+            </w:pPr>
+            <w:r>
+              <w:t xml:space="preserve">14,45 %</w:t>
+            </w:r>
+          </w:p>
+        </w:tc>
+      </w:tr>
+      <w:tr>
+        <w:tc>
+          <w:tcPr/>
+          <w:p>
+            <w:pPr>
+              <w:pStyle w:val="Compact"/>
+              <w:jc w:val="left"/>
+            </w:pPr>
+            <w:r>
+              <w:t xml:space="preserve">Adecuación “adecuada” del control prenatal</w:t>
+            </w:r>
+          </w:p>
+        </w:tc>
+        <w:tc>
+          <w:tcPr/>
+          <w:p>
+            <w:pPr>
+              <w:pStyle w:val="Compact"/>
+              <w:jc w:val="left"/>
+            </w:pPr>
+            <w:r>
               <w:t xml:space="preserve">7035</w:t>
             </w:r>
           </w:p>
@@ -8951,45 +9072,33 @@
               <w:jc w:val="left"/>
             </w:pPr>
             <w:r>
-              <w:t xml:space="preserve">1023</w:t>
-            </w:r>
-          </w:p>
-        </w:tc>
-        <w:tc>
-          <w:tcPr/>
-          <w:p>
-            <w:pPr>
-              <w:pStyle w:val="Compact"/>
-              <w:jc w:val="left"/>
-            </w:pPr>
-            <w:r>
-              <w:t xml:space="preserve">14,54 %</w:t>
-            </w:r>
-          </w:p>
-        </w:tc>
-      </w:tr>
-      <w:tr>
-        <w:tc>
-          <w:tcPr/>
-          <w:p>
-            <w:pPr>
-              <w:pStyle w:val="Compact"/>
-              <w:jc w:val="left"/>
-            </w:pPr>
-            <w:r>
-              <w:t xml:space="preserve">Adecuación</w:t>
-            </w:r>
-            <w:r>
-              <w:t xml:space="preserve"> </w:t>
-            </w:r>
-            <w:r>
-              <w:t xml:space="preserve">“adecuada”</w:t>
-            </w:r>
-            <w:r>
-              <w:t xml:space="preserve"> </w:t>
-            </w:r>
-            <w:r>
-              <w:t xml:space="preserve">del control prenatal</w:t>
+              <w:t xml:space="preserve">175</w:t>
+            </w:r>
+          </w:p>
+        </w:tc>
+        <w:tc>
+          <w:tcPr/>
+          <w:p>
+            <w:pPr>
+              <w:pStyle w:val="Compact"/>
+              <w:jc w:val="left"/>
+            </w:pPr>
+            <w:r>
+              <w:t xml:space="preserve">2,49 %</w:t>
+            </w:r>
+          </w:p>
+        </w:tc>
+      </w:tr>
+      <w:tr>
+        <w:tc>
+          <w:tcPr/>
+          <w:p>
+            <w:pPr>
+              <w:pStyle w:val="Compact"/>
+              <w:jc w:val="left"/>
+            </w:pPr>
+            <w:r>
+              <w:t xml:space="preserve">Adecuación del control prenatal (categórica)</w:t>
             </w:r>
           </w:p>
         </w:tc>
@@ -9039,7 +9148,7 @@
               <w:jc w:val="left"/>
             </w:pPr>
             <w:r>
-              <w:t xml:space="preserve">Adecuación del control prenatal (categórica)</w:t>
+              <w:t xml:space="preserve">N.º de consultas prenatales</w:t>
             </w:r>
           </w:p>
         </w:tc>
@@ -9063,33 +9172,83 @@
               <w:jc w:val="left"/>
             </w:pPr>
             <w:r>
-              <w:t xml:space="preserve">175</w:t>
-            </w:r>
-          </w:p>
-        </w:tc>
-        <w:tc>
-          <w:tcPr/>
-          <w:p>
-            <w:pPr>
-              <w:pStyle w:val="Compact"/>
-              <w:jc w:val="left"/>
-            </w:pPr>
-            <w:r>
-              <w:t xml:space="preserve">2,49 %</w:t>
-            </w:r>
-          </w:p>
-        </w:tc>
-      </w:tr>
-      <w:tr>
-        <w:tc>
-          <w:tcPr/>
-          <w:p>
-            <w:pPr>
-              <w:pStyle w:val="Compact"/>
-              <w:jc w:val="left"/>
-            </w:pPr>
-            <w:r>
-              <w:t xml:space="preserve">N.º de consultas prenatales</w:t>
+              <w:t xml:space="preserve">151</w:t>
+            </w:r>
+          </w:p>
+        </w:tc>
+        <w:tc>
+          <w:tcPr/>
+          <w:p>
+            <w:pPr>
+              <w:pStyle w:val="Compact"/>
+              <w:jc w:val="left"/>
+            </w:pPr>
+            <w:r>
+              <w:t xml:space="preserve">2,15 %</w:t>
+            </w:r>
+          </w:p>
+        </w:tc>
+      </w:tr>
+      <w:tr>
+        <w:tc>
+          <w:tcPr/>
+          <w:p>
+            <w:pPr>
+              <w:pStyle w:val="Compact"/>
+              <w:jc w:val="left"/>
+            </w:pPr>
+            <w:r>
+              <w:t xml:space="preserve">Apgar 1 min bajo</w:t>
+            </w:r>
+          </w:p>
+        </w:tc>
+        <w:tc>
+          <w:tcPr/>
+          <w:p>
+            <w:pPr>
+              <w:pStyle w:val="Compact"/>
+              <w:jc w:val="left"/>
+            </w:pPr>
+            <w:r>
+              <w:t xml:space="preserve">6790</w:t>
+            </w:r>
+          </w:p>
+        </w:tc>
+        <w:tc>
+          <w:tcPr/>
+          <w:p>
+            <w:pPr>
+              <w:pStyle w:val="Compact"/>
+              <w:jc w:val="left"/>
+            </w:pPr>
+            <w:r>
+              <w:t xml:space="preserve">125</w:t>
+            </w:r>
+          </w:p>
+        </w:tc>
+        <w:tc>
+          <w:tcPr/>
+          <w:p>
+            <w:pPr>
+              <w:pStyle w:val="Compact"/>
+              <w:jc w:val="left"/>
+            </w:pPr>
+            <w:r>
+              <w:t xml:space="preserve">1,84 %</w:t>
+            </w:r>
+          </w:p>
+        </w:tc>
+      </w:tr>
+      <w:tr>
+        <w:tc>
+          <w:tcPr/>
+          <w:p>
+            <w:pPr>
+              <w:pStyle w:val="Compact"/>
+              <w:jc w:val="left"/>
+            </w:pPr>
+            <w:r>
+              <w:t xml:space="preserve">Trastorno hipertensivo del embarazo</w:t>
             </w:r>
           </w:p>
         </w:tc>
@@ -9113,33 +9272,133 @@
               <w:jc w:val="left"/>
             </w:pPr>
             <w:r>
-              <w:t xml:space="preserve">151</w:t>
-            </w:r>
-          </w:p>
-        </w:tc>
-        <w:tc>
-          <w:tcPr/>
-          <w:p>
-            <w:pPr>
-              <w:pStyle w:val="Compact"/>
-              <w:jc w:val="left"/>
-            </w:pPr>
-            <w:r>
-              <w:t xml:space="preserve">2,15 %</w:t>
-            </w:r>
-          </w:p>
-        </w:tc>
-      </w:tr>
-      <w:tr>
-        <w:tc>
-          <w:tcPr/>
-          <w:p>
-            <w:pPr>
-              <w:pStyle w:val="Compact"/>
-              <w:jc w:val="left"/>
-            </w:pPr>
-            <w:r>
-              <w:t xml:space="preserve">Apgar 1 min bajo</w:t>
+              <w:t xml:space="preserve">124</w:t>
+            </w:r>
+          </w:p>
+        </w:tc>
+        <w:tc>
+          <w:tcPr/>
+          <w:p>
+            <w:pPr>
+              <w:pStyle w:val="Compact"/>
+              <w:jc w:val="left"/>
+            </w:pPr>
+            <w:r>
+              <w:t xml:space="preserve">1,76 %</w:t>
+            </w:r>
+          </w:p>
+        </w:tc>
+      </w:tr>
+      <w:tr>
+        <w:tc>
+          <w:tcPr/>
+          <w:p>
+            <w:pPr>
+              <w:pStyle w:val="Compact"/>
+              <w:jc w:val="left"/>
+            </w:pPr>
+            <w:r>
+              <w:t xml:space="preserve">Apgar 5 min bajo</w:t>
+            </w:r>
+          </w:p>
+        </w:tc>
+        <w:tc>
+          <w:tcPr/>
+          <w:p>
+            <w:pPr>
+              <w:pStyle w:val="Compact"/>
+              <w:jc w:val="left"/>
+            </w:pPr>
+            <w:r>
+              <w:t xml:space="preserve">6790</w:t>
+            </w:r>
+          </w:p>
+        </w:tc>
+        <w:tc>
+          <w:tcPr/>
+          <w:p>
+            <w:pPr>
+              <w:pStyle w:val="Compact"/>
+              <w:jc w:val="left"/>
+            </w:pPr>
+            <w:r>
+              <w:t xml:space="preserve">117</w:t>
+            </w:r>
+          </w:p>
+        </w:tc>
+        <w:tc>
+          <w:tcPr/>
+          <w:p>
+            <w:pPr>
+              <w:pStyle w:val="Compact"/>
+              <w:jc w:val="left"/>
+            </w:pPr>
+            <w:r>
+              <w:t xml:space="preserve">1,72 %</w:t>
+            </w:r>
+          </w:p>
+        </w:tc>
+      </w:tr>
+      <w:tr>
+        <w:tc>
+          <w:tcPr/>
+          <w:p>
+            <w:pPr>
+              <w:pStyle w:val="Compact"/>
+              <w:jc w:val="left"/>
+            </w:pPr>
+            <w:r>
+              <w:t xml:space="preserve">Recién nacido vivo</w:t>
+            </w:r>
+          </w:p>
+        </w:tc>
+        <w:tc>
+          <w:tcPr/>
+          <w:p>
+            <w:pPr>
+              <w:pStyle w:val="Compact"/>
+              <w:jc w:val="left"/>
+            </w:pPr>
+            <w:r>
+              <w:t xml:space="preserve">6790</w:t>
+            </w:r>
+          </w:p>
+        </w:tc>
+        <w:tc>
+          <w:tcPr/>
+          <w:p>
+            <w:pPr>
+              <w:pStyle w:val="Compact"/>
+              <w:jc w:val="left"/>
+            </w:pPr>
+            <w:r>
+              <w:t xml:space="preserve">12</w:t>
+            </w:r>
+          </w:p>
+        </w:tc>
+        <w:tc>
+          <w:tcPr/>
+          <w:p>
+            <w:pPr>
+              <w:pStyle w:val="Compact"/>
+              <w:jc w:val="left"/>
+            </w:pPr>
+            <w:r>
+              <w:t xml:space="preserve">0,18 %</w:t>
+            </w:r>
+          </w:p>
+        </w:tc>
+      </w:tr>
+      <w:tr>
+        <w:tc>
+          <w:tcPr/>
+          <w:p>
+            <w:pPr>
+              <w:pStyle w:val="Compact"/>
+              <w:jc w:val="left"/>
+            </w:pPr>
+            <w:r>
+              <w:t xml:space="preserve">Infección urinaria</w:t>
             </w:r>
           </w:p>
         </w:tc>
@@ -9163,33 +9422,133 @@
               <w:jc w:val="left"/>
             </w:pPr>
             <w:r>
-              <w:t xml:space="preserve">126</w:t>
-            </w:r>
-          </w:p>
-        </w:tc>
-        <w:tc>
-          <w:tcPr/>
-          <w:p>
-            <w:pPr>
-              <w:pStyle w:val="Compact"/>
-              <w:jc w:val="left"/>
-            </w:pPr>
-            <w:r>
-              <w:t xml:space="preserve">1,79 %</w:t>
-            </w:r>
-          </w:p>
-        </w:tc>
-      </w:tr>
-      <w:tr>
-        <w:tc>
-          <w:tcPr/>
-          <w:p>
-            <w:pPr>
-              <w:pStyle w:val="Compact"/>
-              <w:jc w:val="left"/>
-            </w:pPr>
-            <w:r>
-              <w:t xml:space="preserve">Trastorno hipertensivo del embarazo</w:t>
+              <w:t xml:space="preserve">96</w:t>
+            </w:r>
+          </w:p>
+        </w:tc>
+        <w:tc>
+          <w:tcPr/>
+          <w:p>
+            <w:pPr>
+              <w:pStyle w:val="Compact"/>
+              <w:jc w:val="left"/>
+            </w:pPr>
+            <w:r>
+              <w:t xml:space="preserve">1,36 %</w:t>
+            </w:r>
+          </w:p>
+        </w:tc>
+      </w:tr>
+      <w:tr>
+        <w:tc>
+          <w:tcPr/>
+          <w:p>
+            <w:pPr>
+              <w:pStyle w:val="Compact"/>
+              <w:jc w:val="left"/>
+            </w:pPr>
+            <w:r>
+              <w:t xml:space="preserve">Prematuro</w:t>
+            </w:r>
+          </w:p>
+        </w:tc>
+        <w:tc>
+          <w:tcPr/>
+          <w:p>
+            <w:pPr>
+              <w:pStyle w:val="Compact"/>
+              <w:jc w:val="left"/>
+            </w:pPr>
+            <w:r>
+              <w:t xml:space="preserve">6790</w:t>
+            </w:r>
+          </w:p>
+        </w:tc>
+        <w:tc>
+          <w:tcPr/>
+          <w:p>
+            <w:pPr>
+              <w:pStyle w:val="Compact"/>
+              <w:jc w:val="left"/>
+            </w:pPr>
+            <w:r>
+              <w:t xml:space="preserve">43</w:t>
+            </w:r>
+          </w:p>
+        </w:tc>
+        <w:tc>
+          <w:tcPr/>
+          <w:p>
+            <w:pPr>
+              <w:pStyle w:val="Compact"/>
+              <w:jc w:val="left"/>
+            </w:pPr>
+            <w:r>
+              <w:t xml:space="preserve">0,63 %</w:t>
+            </w:r>
+          </w:p>
+        </w:tc>
+      </w:tr>
+      <w:tr>
+        <w:tc>
+          <w:tcPr/>
+          <w:p>
+            <w:pPr>
+              <w:pStyle w:val="Compact"/>
+              <w:jc w:val="left"/>
+            </w:pPr>
+            <w:r>
+              <w:t xml:space="preserve">Edad gestacional al parto</w:t>
+            </w:r>
+          </w:p>
+        </w:tc>
+        <w:tc>
+          <w:tcPr/>
+          <w:p>
+            <w:pPr>
+              <w:pStyle w:val="Compact"/>
+              <w:jc w:val="left"/>
+            </w:pPr>
+            <w:r>
+              <w:t xml:space="preserve">6790</w:t>
+            </w:r>
+          </w:p>
+        </w:tc>
+        <w:tc>
+          <w:tcPr/>
+          <w:p>
+            <w:pPr>
+              <w:pStyle w:val="Compact"/>
+              <w:jc w:val="left"/>
+            </w:pPr>
+            <w:r>
+              <w:t xml:space="preserve">25</w:t>
+            </w:r>
+          </w:p>
+        </w:tc>
+        <w:tc>
+          <w:tcPr/>
+          <w:p>
+            <w:pPr>
+              <w:pStyle w:val="Compact"/>
+              <w:jc w:val="left"/>
+            </w:pPr>
+            <w:r>
+              <w:t xml:space="preserve">0,37 %</w:t>
+            </w:r>
+          </w:p>
+        </w:tc>
+      </w:tr>
+      <w:tr>
+        <w:tc>
+          <w:tcPr/>
+          <w:p>
+            <w:pPr>
+              <w:pStyle w:val="Compact"/>
+              <w:jc w:val="left"/>
+            </w:pPr>
+            <w:r>
+              <w:t xml:space="preserve">Rezago escolar (binario)</w:t>
             </w:r>
           </w:p>
         </w:tc>
@@ -9213,33 +9572,33 @@
               <w:jc w:val="left"/>
             </w:pPr>
             <w:r>
-              <w:t xml:space="preserve">124</w:t>
-            </w:r>
-          </w:p>
-        </w:tc>
-        <w:tc>
-          <w:tcPr/>
-          <w:p>
-            <w:pPr>
-              <w:pStyle w:val="Compact"/>
-              <w:jc w:val="left"/>
-            </w:pPr>
-            <w:r>
-              <w:t xml:space="preserve">1,76 %</w:t>
-            </w:r>
-          </w:p>
-        </w:tc>
-      </w:tr>
-      <w:tr>
-        <w:tc>
-          <w:tcPr/>
-          <w:p>
-            <w:pPr>
-              <w:pStyle w:val="Compact"/>
-              <w:jc w:val="left"/>
-            </w:pPr>
-            <w:r>
-              <w:t xml:space="preserve">Apgar 5 min bajo</w:t>
+              <w:t xml:space="preserve">8</w:t>
+            </w:r>
+          </w:p>
+        </w:tc>
+        <w:tc>
+          <w:tcPr/>
+          <w:p>
+            <w:pPr>
+              <w:pStyle w:val="Compact"/>
+              <w:jc w:val="left"/>
+            </w:pPr>
+            <w:r>
+              <w:t xml:space="preserve">0,11 %</w:t>
+            </w:r>
+          </w:p>
+        </w:tc>
+      </w:tr>
+      <w:tr>
+        <w:tc>
+          <w:tcPr/>
+          <w:p>
+            <w:pPr>
+              <w:pStyle w:val="Compact"/>
+              <w:jc w:val="left"/>
+            </w:pPr>
+            <w:r>
+              <w:t xml:space="preserve">Categoría de rezago escolar</w:t>
             </w:r>
           </w:p>
         </w:tc>
@@ -9263,33 +9622,33 @@
               <w:jc w:val="left"/>
             </w:pPr>
             <w:r>
-              <w:t xml:space="preserve">118</w:t>
-            </w:r>
-          </w:p>
-        </w:tc>
-        <w:tc>
-          <w:tcPr/>
-          <w:p>
-            <w:pPr>
-              <w:pStyle w:val="Compact"/>
-              <w:jc w:val="left"/>
-            </w:pPr>
-            <w:r>
-              <w:t xml:space="preserve">1,68 %</w:t>
-            </w:r>
-          </w:p>
-        </w:tc>
-      </w:tr>
-      <w:tr>
-        <w:tc>
-          <w:tcPr/>
-          <w:p>
-            <w:pPr>
-              <w:pStyle w:val="Compact"/>
-              <w:jc w:val="left"/>
-            </w:pPr>
-            <w:r>
-              <w:t xml:space="preserve">Recién nacido vivo</w:t>
+              <w:t xml:space="preserve">8</w:t>
+            </w:r>
+          </w:p>
+        </w:tc>
+        <w:tc>
+          <w:tcPr/>
+          <w:p>
+            <w:pPr>
+              <w:pStyle w:val="Compact"/>
+              <w:jc w:val="left"/>
+            </w:pPr>
+            <w:r>
+              <w:t xml:space="preserve">0,11 %</w:t>
+            </w:r>
+          </w:p>
+        </w:tc>
+      </w:tr>
+      <w:tr>
+        <w:tc>
+          <w:tcPr/>
+          <w:p>
+            <w:pPr>
+              <w:pStyle w:val="Compact"/>
+              <w:jc w:val="left"/>
+            </w:pPr>
+            <w:r>
+              <w:t xml:space="preserve">Parto vía vaginal</w:t>
             </w:r>
           </w:p>
         </w:tc>
@@ -9313,33 +9672,133 @@
               <w:jc w:val="left"/>
             </w:pPr>
             <w:r>
-              <w:t xml:space="preserve">103</w:t>
-            </w:r>
-          </w:p>
-        </w:tc>
-        <w:tc>
-          <w:tcPr/>
-          <w:p>
-            <w:pPr>
-              <w:pStyle w:val="Compact"/>
-              <w:jc w:val="left"/>
-            </w:pPr>
-            <w:r>
-              <w:t xml:space="preserve">1,46 %</w:t>
-            </w:r>
-          </w:p>
-        </w:tc>
-      </w:tr>
-      <w:tr>
-        <w:tc>
-          <w:tcPr/>
-          <w:p>
-            <w:pPr>
-              <w:pStyle w:val="Compact"/>
-              <w:jc w:val="left"/>
-            </w:pPr>
-            <w:r>
-              <w:t xml:space="preserve">Infección urinaria</w:t>
+              <w:t xml:space="preserve">5</w:t>
+            </w:r>
+          </w:p>
+        </w:tc>
+        <w:tc>
+          <w:tcPr/>
+          <w:p>
+            <w:pPr>
+              <w:pStyle w:val="Compact"/>
+              <w:jc w:val="left"/>
+            </w:pPr>
+            <w:r>
+              <w:t xml:space="preserve">0,07 %</w:t>
+            </w:r>
+          </w:p>
+        </w:tc>
+      </w:tr>
+      <w:tr>
+        <w:tc>
+          <w:tcPr/>
+          <w:p>
+            <w:pPr>
+              <w:pStyle w:val="Compact"/>
+              <w:jc w:val="left"/>
+            </w:pPr>
+            <w:r>
+              <w:t xml:space="preserve">Pequeño para la edad gestacional</w:t>
+            </w:r>
+          </w:p>
+        </w:tc>
+        <w:tc>
+          <w:tcPr/>
+          <w:p>
+            <w:pPr>
+              <w:pStyle w:val="Compact"/>
+              <w:jc w:val="left"/>
+            </w:pPr>
+            <w:r>
+              <w:t xml:space="preserve">6790</w:t>
+            </w:r>
+          </w:p>
+        </w:tc>
+        <w:tc>
+          <w:tcPr/>
+          <w:p>
+            <w:pPr>
+              <w:pStyle w:val="Compact"/>
+              <w:jc w:val="left"/>
+            </w:pPr>
+            <w:r>
+              <w:t xml:space="preserve">1</w:t>
+            </w:r>
+          </w:p>
+        </w:tc>
+        <w:tc>
+          <w:tcPr/>
+          <w:p>
+            <w:pPr>
+              <w:pStyle w:val="Compact"/>
+              <w:jc w:val="left"/>
+            </w:pPr>
+            <w:r>
+              <w:t xml:space="preserve">0,01 %</w:t>
+            </w:r>
+          </w:p>
+        </w:tc>
+      </w:tr>
+      <w:tr>
+        <w:tc>
+          <w:tcPr/>
+          <w:p>
+            <w:pPr>
+              <w:pStyle w:val="Compact"/>
+              <w:jc w:val="left"/>
+            </w:pPr>
+            <w:r>
+              <w:t xml:space="preserve">Peso al nacer</w:t>
+            </w:r>
+          </w:p>
+        </w:tc>
+        <w:tc>
+          <w:tcPr/>
+          <w:p>
+            <w:pPr>
+              <w:pStyle w:val="Compact"/>
+              <w:jc w:val="left"/>
+            </w:pPr>
+            <w:r>
+              <w:t xml:space="preserve">6790</w:t>
+            </w:r>
+          </w:p>
+        </w:tc>
+        <w:tc>
+          <w:tcPr/>
+          <w:p>
+            <w:pPr>
+              <w:pStyle w:val="Compact"/>
+              <w:jc w:val="left"/>
+            </w:pPr>
+            <w:r>
+              <w:t xml:space="preserve">1</w:t>
+            </w:r>
+          </w:p>
+        </w:tc>
+        <w:tc>
+          <w:tcPr/>
+          <w:p>
+            <w:pPr>
+              <w:pStyle w:val="Compact"/>
+              <w:jc w:val="left"/>
+            </w:pPr>
+            <w:r>
+              <w:t xml:space="preserve">0,01 %</w:t>
+            </w:r>
+          </w:p>
+        </w:tc>
+      </w:tr>
+      <w:tr>
+        <w:tc>
+          <w:tcPr/>
+          <w:p>
+            <w:pPr>
+              <w:pStyle w:val="Compact"/>
+              <w:jc w:val="left"/>
+            </w:pPr>
+            <w:r>
+              <w:t xml:space="preserve">Pareja estable</w:t>
             </w:r>
           </w:p>
         </w:tc>
@@ -9363,33 +9822,33 @@
               <w:jc w:val="left"/>
             </w:pPr>
             <w:r>
-              <w:t xml:space="preserve">96</w:t>
-            </w:r>
-          </w:p>
-        </w:tc>
-        <w:tc>
-          <w:tcPr/>
-          <w:p>
-            <w:pPr>
-              <w:pStyle w:val="Compact"/>
-              <w:jc w:val="left"/>
-            </w:pPr>
-            <w:r>
-              <w:t xml:space="preserve">1,36 %</w:t>
-            </w:r>
-          </w:p>
-        </w:tc>
-      </w:tr>
-      <w:tr>
-        <w:tc>
-          <w:tcPr/>
-          <w:p>
-            <w:pPr>
-              <w:pStyle w:val="Compact"/>
-              <w:jc w:val="left"/>
-            </w:pPr>
-            <w:r>
-              <w:t xml:space="preserve">Prematuro</w:t>
+              <w:t xml:space="preserve">0</w:t>
+            </w:r>
+          </w:p>
+        </w:tc>
+        <w:tc>
+          <w:tcPr/>
+          <w:p>
+            <w:pPr>
+              <w:pStyle w:val="Compact"/>
+              <w:jc w:val="left"/>
+            </w:pPr>
+            <w:r>
+              <w:t xml:space="preserve">0,00 %</w:t>
+            </w:r>
+          </w:p>
+        </w:tc>
+      </w:tr>
+      <w:tr>
+        <w:tc>
+          <w:tcPr/>
+          <w:p>
+            <w:pPr>
+              <w:pStyle w:val="Compact"/>
+              <w:jc w:val="left"/>
+            </w:pPr>
+            <w:r>
+              <w:t xml:space="preserve">Menor nivel educativo registrado</w:t>
             </w:r>
           </w:p>
         </w:tc>
@@ -9413,33 +9872,33 @@
               <w:jc w:val="left"/>
             </w:pPr>
             <w:r>
-              <w:t xml:space="preserve">43</w:t>
-            </w:r>
-          </w:p>
-        </w:tc>
-        <w:tc>
-          <w:tcPr/>
-          <w:p>
-            <w:pPr>
-              <w:pStyle w:val="Compact"/>
-              <w:jc w:val="left"/>
-            </w:pPr>
-            <w:r>
-              <w:t xml:space="preserve">0,61 %</w:t>
-            </w:r>
-          </w:p>
-        </w:tc>
-      </w:tr>
-      <w:tr>
-        <w:tc>
-          <w:tcPr/>
-          <w:p>
-            <w:pPr>
-              <w:pStyle w:val="Compact"/>
-              <w:jc w:val="left"/>
-            </w:pPr>
-            <w:r>
-              <w:t xml:space="preserve">Edad gestacional al parto</w:t>
+              <w:t xml:space="preserve">0</w:t>
+            </w:r>
+          </w:p>
+        </w:tc>
+        <w:tc>
+          <w:tcPr/>
+          <w:p>
+            <w:pPr>
+              <w:pStyle w:val="Compact"/>
+              <w:jc w:val="left"/>
+            </w:pPr>
+            <w:r>
+              <w:t xml:space="preserve">0,00 %</w:t>
+            </w:r>
+          </w:p>
+        </w:tc>
+      </w:tr>
+      <w:tr>
+        <w:tc>
+          <w:tcPr/>
+          <w:p>
+            <w:pPr>
+              <w:pStyle w:val="Compact"/>
+              <w:jc w:val="left"/>
+            </w:pPr>
+            <w:r>
+              <w:t xml:space="preserve">Etnia minoritaria</w:t>
             </w:r>
           </w:p>
         </w:tc>
@@ -9463,33 +9922,33 @@
               <w:jc w:val="left"/>
             </w:pPr>
             <w:r>
-              <w:t xml:space="preserve">26</w:t>
-            </w:r>
-          </w:p>
-        </w:tc>
-        <w:tc>
-          <w:tcPr/>
-          <w:p>
-            <w:pPr>
-              <w:pStyle w:val="Compact"/>
-              <w:jc w:val="left"/>
-            </w:pPr>
-            <w:r>
-              <w:t xml:space="preserve">0,37 %</w:t>
-            </w:r>
-          </w:p>
-        </w:tc>
-      </w:tr>
-      <w:tr>
-        <w:tc>
-          <w:tcPr/>
-          <w:p>
-            <w:pPr>
-              <w:pStyle w:val="Compact"/>
-              <w:jc w:val="left"/>
-            </w:pPr>
-            <w:r>
-              <w:t xml:space="preserve">Rezago escolar (binario)</w:t>
+              <w:t xml:space="preserve">0</w:t>
+            </w:r>
+          </w:p>
+        </w:tc>
+        <w:tc>
+          <w:tcPr/>
+          <w:p>
+            <w:pPr>
+              <w:pStyle w:val="Compact"/>
+              <w:jc w:val="left"/>
+            </w:pPr>
+            <w:r>
+              <w:t xml:space="preserve">0,00 %</w:t>
+            </w:r>
+          </w:p>
+        </w:tc>
+      </w:tr>
+      <w:tr>
+        <w:tc>
+          <w:tcPr/>
+          <w:p>
+            <w:pPr>
+              <w:pStyle w:val="Compact"/>
+              <w:jc w:val="left"/>
+            </w:pPr>
+            <w:r>
+              <w:t xml:space="preserve">Gestas previas</w:t>
             </w:r>
           </w:p>
         </w:tc>
@@ -9513,33 +9972,33 @@
               <w:jc w:val="left"/>
             </w:pPr>
             <w:r>
-              <w:t xml:space="preserve">8</w:t>
-            </w:r>
-          </w:p>
-        </w:tc>
-        <w:tc>
-          <w:tcPr/>
-          <w:p>
-            <w:pPr>
-              <w:pStyle w:val="Compact"/>
-              <w:jc w:val="left"/>
-            </w:pPr>
-            <w:r>
-              <w:t xml:space="preserve">0,11 %</w:t>
-            </w:r>
-          </w:p>
-        </w:tc>
-      </w:tr>
-      <w:tr>
-        <w:tc>
-          <w:tcPr/>
-          <w:p>
-            <w:pPr>
-              <w:pStyle w:val="Compact"/>
-              <w:jc w:val="left"/>
-            </w:pPr>
-            <w:r>
-              <w:t xml:space="preserve">Categoría de rezago escolar</w:t>
+              <w:t xml:space="preserve">0</w:t>
+            </w:r>
+          </w:p>
+        </w:tc>
+        <w:tc>
+          <w:tcPr/>
+          <w:p>
+            <w:pPr>
+              <w:pStyle w:val="Compact"/>
+              <w:jc w:val="left"/>
+            </w:pPr>
+            <w:r>
+              <w:t xml:space="preserve">0,00 %</w:t>
+            </w:r>
+          </w:p>
+        </w:tc>
+      </w:tr>
+      <w:tr>
+        <w:tc>
+          <w:tcPr/>
+          <w:p>
+            <w:pPr>
+              <w:pStyle w:val="Compact"/>
+              <w:jc w:val="left"/>
+            </w:pPr>
+            <w:r>
+              <w:t xml:space="preserve">Embarazo múltiple</w:t>
             </w:r>
           </w:p>
         </w:tc>
@@ -9563,33 +10022,33 @@
               <w:jc w:val="left"/>
             </w:pPr>
             <w:r>
-              <w:t xml:space="preserve">8</w:t>
-            </w:r>
-          </w:p>
-        </w:tc>
-        <w:tc>
-          <w:tcPr/>
-          <w:p>
-            <w:pPr>
-              <w:pStyle w:val="Compact"/>
-              <w:jc w:val="left"/>
-            </w:pPr>
-            <w:r>
-              <w:t xml:space="preserve">0,11 %</w:t>
-            </w:r>
-          </w:p>
-        </w:tc>
-      </w:tr>
-      <w:tr>
-        <w:tc>
-          <w:tcPr/>
-          <w:p>
-            <w:pPr>
-              <w:pStyle w:val="Compact"/>
-              <w:jc w:val="left"/>
-            </w:pPr>
-            <w:r>
-              <w:t xml:space="preserve">Parto vía vaginal</w:t>
+              <w:t xml:space="preserve">0</w:t>
+            </w:r>
+          </w:p>
+        </w:tc>
+        <w:tc>
+          <w:tcPr/>
+          <w:p>
+            <w:pPr>
+              <w:pStyle w:val="Compact"/>
+              <w:jc w:val="left"/>
+            </w:pPr>
+            <w:r>
+              <w:t xml:space="preserve">0,00 %</w:t>
+            </w:r>
+          </w:p>
+        </w:tc>
+      </w:tr>
+      <w:tr>
+        <w:tc>
+          <w:tcPr/>
+          <w:p>
+            <w:pPr>
+              <w:pStyle w:val="Compact"/>
+              <w:jc w:val="left"/>
+            </w:pPr>
+            <w:r>
+              <w:t xml:space="preserve">Embarazo planeado (registrado)</w:t>
             </w:r>
           </w:p>
         </w:tc>
@@ -9613,33 +10072,33 @@
               <w:jc w:val="left"/>
             </w:pPr>
             <w:r>
-              <w:t xml:space="preserve">5</w:t>
-            </w:r>
-          </w:p>
-        </w:tc>
-        <w:tc>
-          <w:tcPr/>
-          <w:p>
-            <w:pPr>
-              <w:pStyle w:val="Compact"/>
-              <w:jc w:val="left"/>
-            </w:pPr>
-            <w:r>
-              <w:t xml:space="preserve">0,07 %</w:t>
-            </w:r>
-          </w:p>
-        </w:tc>
-      </w:tr>
-      <w:tr>
-        <w:tc>
-          <w:tcPr/>
-          <w:p>
-            <w:pPr>
-              <w:pStyle w:val="Compact"/>
-              <w:jc w:val="left"/>
-            </w:pPr>
-            <w:r>
-              <w:t xml:space="preserve">Pequeño para la edad gestacional</w:t>
+              <w:t xml:space="preserve">0</w:t>
+            </w:r>
+          </w:p>
+        </w:tc>
+        <w:tc>
+          <w:tcPr/>
+          <w:p>
+            <w:pPr>
+              <w:pStyle w:val="Compact"/>
+              <w:jc w:val="left"/>
+            </w:pPr>
+            <w:r>
+              <w:t xml:space="preserve">0,00 %</w:t>
+            </w:r>
+          </w:p>
+        </w:tc>
+      </w:tr>
+      <w:tr>
+        <w:tc>
+          <w:tcPr/>
+          <w:p>
+            <w:pPr>
+              <w:pStyle w:val="Compact"/>
+              <w:jc w:val="left"/>
+            </w:pPr>
+            <w:r>
+              <w:t xml:space="preserve">Falla de método anticonceptivo (registrada)</w:t>
             </w:r>
           </w:p>
         </w:tc>
@@ -9663,33 +10122,33 @@
               <w:jc w:val="left"/>
             </w:pPr>
             <w:r>
-              <w:t xml:space="preserve">1</w:t>
-            </w:r>
-          </w:p>
-        </w:tc>
-        <w:tc>
-          <w:tcPr/>
-          <w:p>
-            <w:pPr>
-              <w:pStyle w:val="Compact"/>
-              <w:jc w:val="left"/>
-            </w:pPr>
-            <w:r>
-              <w:t xml:space="preserve">0,01 %</w:t>
-            </w:r>
-          </w:p>
-        </w:tc>
-      </w:tr>
-      <w:tr>
-        <w:tc>
-          <w:tcPr/>
-          <w:p>
-            <w:pPr>
-              <w:pStyle w:val="Compact"/>
-              <w:jc w:val="left"/>
-            </w:pPr>
-            <w:r>
-              <w:t xml:space="preserve">Peso al nacer</w:t>
+              <w:t xml:space="preserve">0</w:t>
+            </w:r>
+          </w:p>
+        </w:tc>
+        <w:tc>
+          <w:tcPr/>
+          <w:p>
+            <w:pPr>
+              <w:pStyle w:val="Compact"/>
+              <w:jc w:val="left"/>
+            </w:pPr>
+            <w:r>
+              <w:t xml:space="preserve">0,00 %</w:t>
+            </w:r>
+          </w:p>
+        </w:tc>
+      </w:tr>
+      <w:tr>
+        <w:tc>
+          <w:tcPr/>
+          <w:p>
+            <w:pPr>
+              <w:pStyle w:val="Compact"/>
+              <w:jc w:val="left"/>
+            </w:pPr>
+            <w:r>
+              <w:t xml:space="preserve">Compromiso del bienestar fetal</w:t>
             </w:r>
           </w:p>
         </w:tc>
@@ -9713,56 +10172,6 @@
               <w:jc w:val="left"/>
             </w:pPr>
             <w:r>
-              <w:t xml:space="preserve">1</w:t>
-            </w:r>
-          </w:p>
-        </w:tc>
-        <w:tc>
-          <w:tcPr/>
-          <w:p>
-            <w:pPr>
-              <w:pStyle w:val="Compact"/>
-              <w:jc w:val="left"/>
-            </w:pPr>
-            <w:r>
-              <w:t xml:space="preserve">0,01 %</w:t>
-            </w:r>
-          </w:p>
-        </w:tc>
-      </w:tr>
-      <w:tr>
-        <w:tc>
-          <w:tcPr/>
-          <w:p>
-            <w:pPr>
-              <w:pStyle w:val="Compact"/>
-              <w:jc w:val="left"/>
-            </w:pPr>
-            <w:r>
-              <w:t xml:space="preserve">Pareja estable</w:t>
-            </w:r>
-          </w:p>
-        </w:tc>
-        <w:tc>
-          <w:tcPr/>
-          <w:p>
-            <w:pPr>
-              <w:pStyle w:val="Compact"/>
-              <w:jc w:val="left"/>
-            </w:pPr>
-            <w:r>
-              <w:t xml:space="preserve">7035</w:t>
-            </w:r>
-          </w:p>
-        </w:tc>
-        <w:tc>
-          <w:tcPr/>
-          <w:p>
-            <w:pPr>
-              <w:pStyle w:val="Compact"/>
-              <w:jc w:val="left"/>
-            </w:pPr>
-            <w:r>
               <w:t xml:space="preserve">0</w:t>
             </w:r>
           </w:p>
@@ -9789,19 +10198,19 @@
               <w:jc w:val="left"/>
             </w:pPr>
             <w:r>
-              <w:t xml:space="preserve">Menor nivel educativo registrado</w:t>
-            </w:r>
-          </w:p>
-        </w:tc>
-        <w:tc>
-          <w:tcPr/>
-          <w:p>
-            <w:pPr>
-              <w:pStyle w:val="Compact"/>
-              <w:jc w:val="left"/>
-            </w:pPr>
-            <w:r>
-              <w:t xml:space="preserve">7035</w:t>
+              <w:t xml:space="preserve">Macrosómico</w:t>
+            </w:r>
+          </w:p>
+        </w:tc>
+        <w:tc>
+          <w:tcPr/>
+          <w:p>
+            <w:pPr>
+              <w:pStyle w:val="Compact"/>
+              <w:jc w:val="left"/>
+            </w:pPr>
+            <w:r>
+              <w:t xml:space="preserve">6790</w:t>
             </w:r>
           </w:p>
         </w:tc>
@@ -9839,19 +10248,19 @@
               <w:jc w:val="left"/>
             </w:pPr>
             <w:r>
-              <w:t xml:space="preserve">Etnia minoritaria</w:t>
-            </w:r>
-          </w:p>
-        </w:tc>
-        <w:tc>
-          <w:tcPr/>
-          <w:p>
-            <w:pPr>
-              <w:pStyle w:val="Compact"/>
-              <w:jc w:val="left"/>
-            </w:pPr>
-            <w:r>
-              <w:t xml:space="preserve">7035</w:t>
+              <w:t xml:space="preserve">Ictericia neonatal</w:t>
+            </w:r>
+          </w:p>
+        </w:tc>
+        <w:tc>
+          <w:tcPr/>
+          <w:p>
+            <w:pPr>
+              <w:pStyle w:val="Compact"/>
+              <w:jc w:val="left"/>
+            </w:pPr>
+            <w:r>
+              <w:t xml:space="preserve">6790</w:t>
             </w:r>
           </w:p>
         </w:tc>
@@ -9880,359 +10289,17 @@
           </w:p>
         </w:tc>
       </w:tr>
-      <w:tr>
-        <w:tc>
-          <w:tcPr/>
-          <w:p>
-            <w:pPr>
-              <w:pStyle w:val="Compact"/>
-              <w:jc w:val="left"/>
-            </w:pPr>
-            <w:r>
-              <w:t xml:space="preserve">Gestas previas</w:t>
-            </w:r>
-          </w:p>
-        </w:tc>
-        <w:tc>
-          <w:tcPr/>
-          <w:p>
-            <w:pPr>
-              <w:pStyle w:val="Compact"/>
-              <w:jc w:val="left"/>
-            </w:pPr>
-            <w:r>
-              <w:t xml:space="preserve">7035</w:t>
-            </w:r>
-          </w:p>
-        </w:tc>
-        <w:tc>
-          <w:tcPr/>
-          <w:p>
-            <w:pPr>
-              <w:pStyle w:val="Compact"/>
-              <w:jc w:val="left"/>
-            </w:pPr>
-            <w:r>
-              <w:t xml:space="preserve">0</w:t>
-            </w:r>
-          </w:p>
-        </w:tc>
-        <w:tc>
-          <w:tcPr/>
-          <w:p>
-            <w:pPr>
-              <w:pStyle w:val="Compact"/>
-              <w:jc w:val="left"/>
-            </w:pPr>
-            <w:r>
-              <w:t xml:space="preserve">0,00 %</w:t>
-            </w:r>
-          </w:p>
-        </w:tc>
-      </w:tr>
-      <w:tr>
-        <w:tc>
-          <w:tcPr/>
-          <w:p>
-            <w:pPr>
-              <w:pStyle w:val="Compact"/>
-              <w:jc w:val="left"/>
-            </w:pPr>
-            <w:r>
-              <w:t xml:space="preserve">Embarazo múltiple</w:t>
-            </w:r>
-          </w:p>
-        </w:tc>
-        <w:tc>
-          <w:tcPr/>
-          <w:p>
-            <w:pPr>
-              <w:pStyle w:val="Compact"/>
-              <w:jc w:val="left"/>
-            </w:pPr>
-            <w:r>
-              <w:t xml:space="preserve">7035</w:t>
-            </w:r>
-          </w:p>
-        </w:tc>
-        <w:tc>
-          <w:tcPr/>
-          <w:p>
-            <w:pPr>
-              <w:pStyle w:val="Compact"/>
-              <w:jc w:val="left"/>
-            </w:pPr>
-            <w:r>
-              <w:t xml:space="preserve">0</w:t>
-            </w:r>
-          </w:p>
-        </w:tc>
-        <w:tc>
-          <w:tcPr/>
-          <w:p>
-            <w:pPr>
-              <w:pStyle w:val="Compact"/>
-              <w:jc w:val="left"/>
-            </w:pPr>
-            <w:r>
-              <w:t xml:space="preserve">0,00 %</w:t>
-            </w:r>
-          </w:p>
-        </w:tc>
-      </w:tr>
-      <w:tr>
-        <w:tc>
-          <w:tcPr/>
-          <w:p>
-            <w:pPr>
-              <w:pStyle w:val="Compact"/>
-              <w:jc w:val="left"/>
-            </w:pPr>
-            <w:r>
-              <w:t xml:space="preserve">Embarazo planeado (registrado)</w:t>
-            </w:r>
-          </w:p>
-        </w:tc>
-        <w:tc>
-          <w:tcPr/>
-          <w:p>
-            <w:pPr>
-              <w:pStyle w:val="Compact"/>
-              <w:jc w:val="left"/>
-            </w:pPr>
-            <w:r>
-              <w:t xml:space="preserve">7035</w:t>
-            </w:r>
-          </w:p>
-        </w:tc>
-        <w:tc>
-          <w:tcPr/>
-          <w:p>
-            <w:pPr>
-              <w:pStyle w:val="Compact"/>
-              <w:jc w:val="left"/>
-            </w:pPr>
-            <w:r>
-              <w:t xml:space="preserve">0</w:t>
-            </w:r>
-          </w:p>
-        </w:tc>
-        <w:tc>
-          <w:tcPr/>
-          <w:p>
-            <w:pPr>
-              <w:pStyle w:val="Compact"/>
-              <w:jc w:val="left"/>
-            </w:pPr>
-            <w:r>
-              <w:t xml:space="preserve">0,00 %</w:t>
-            </w:r>
-          </w:p>
-        </w:tc>
-      </w:tr>
-      <w:tr>
-        <w:tc>
-          <w:tcPr/>
-          <w:p>
-            <w:pPr>
-              <w:pStyle w:val="Compact"/>
-              <w:jc w:val="left"/>
-            </w:pPr>
-            <w:r>
-              <w:t xml:space="preserve">Falla de método anticonceptivo (registrada)</w:t>
-            </w:r>
-          </w:p>
-        </w:tc>
-        <w:tc>
-          <w:tcPr/>
-          <w:p>
-            <w:pPr>
-              <w:pStyle w:val="Compact"/>
-              <w:jc w:val="left"/>
-            </w:pPr>
-            <w:r>
-              <w:t xml:space="preserve">7035</w:t>
-            </w:r>
-          </w:p>
-        </w:tc>
-        <w:tc>
-          <w:tcPr/>
-          <w:p>
-            <w:pPr>
-              <w:pStyle w:val="Compact"/>
-              <w:jc w:val="left"/>
-            </w:pPr>
-            <w:r>
-              <w:t xml:space="preserve">0</w:t>
-            </w:r>
-          </w:p>
-        </w:tc>
-        <w:tc>
-          <w:tcPr/>
-          <w:p>
-            <w:pPr>
-              <w:pStyle w:val="Compact"/>
-              <w:jc w:val="left"/>
-            </w:pPr>
-            <w:r>
-              <w:t xml:space="preserve">0,00 %</w:t>
-            </w:r>
-          </w:p>
-        </w:tc>
-      </w:tr>
-      <w:tr>
-        <w:tc>
-          <w:tcPr/>
-          <w:p>
-            <w:pPr>
-              <w:pStyle w:val="Compact"/>
-              <w:jc w:val="left"/>
-            </w:pPr>
-            <w:r>
-              <w:t xml:space="preserve">Compromiso del bienestar fetal</w:t>
-            </w:r>
-          </w:p>
-        </w:tc>
-        <w:tc>
-          <w:tcPr/>
-          <w:p>
-            <w:pPr>
-              <w:pStyle w:val="Compact"/>
-              <w:jc w:val="left"/>
-            </w:pPr>
-            <w:r>
-              <w:t xml:space="preserve">7035</w:t>
-            </w:r>
-          </w:p>
-        </w:tc>
-        <w:tc>
-          <w:tcPr/>
-          <w:p>
-            <w:pPr>
-              <w:pStyle w:val="Compact"/>
-              <w:jc w:val="left"/>
-            </w:pPr>
-            <w:r>
-              <w:t xml:space="preserve">0</w:t>
-            </w:r>
-          </w:p>
-        </w:tc>
-        <w:tc>
-          <w:tcPr/>
-          <w:p>
-            <w:pPr>
-              <w:pStyle w:val="Compact"/>
-              <w:jc w:val="left"/>
-            </w:pPr>
-            <w:r>
-              <w:t xml:space="preserve">0,00 %</w:t>
-            </w:r>
-          </w:p>
-        </w:tc>
-      </w:tr>
-      <w:tr>
-        <w:tc>
-          <w:tcPr/>
-          <w:p>
-            <w:pPr>
-              <w:pStyle w:val="Compact"/>
-              <w:jc w:val="left"/>
-            </w:pPr>
-            <w:r>
-              <w:t xml:space="preserve">Macrosómico</w:t>
-            </w:r>
-          </w:p>
-        </w:tc>
-        <w:tc>
-          <w:tcPr/>
-          <w:p>
-            <w:pPr>
-              <w:pStyle w:val="Compact"/>
-              <w:jc w:val="left"/>
-            </w:pPr>
-            <w:r>
-              <w:t xml:space="preserve">7035</w:t>
-            </w:r>
-          </w:p>
-        </w:tc>
-        <w:tc>
-          <w:tcPr/>
-          <w:p>
-            <w:pPr>
-              <w:pStyle w:val="Compact"/>
-              <w:jc w:val="left"/>
-            </w:pPr>
-            <w:r>
-              <w:t xml:space="preserve">0</w:t>
-            </w:r>
-          </w:p>
-        </w:tc>
-        <w:tc>
-          <w:tcPr/>
-          <w:p>
-            <w:pPr>
-              <w:pStyle w:val="Compact"/>
-              <w:jc w:val="left"/>
-            </w:pPr>
-            <w:r>
-              <w:t xml:space="preserve">0,00 %</w:t>
-            </w:r>
-          </w:p>
-        </w:tc>
-      </w:tr>
-      <w:tr>
-        <w:tc>
-          <w:tcPr/>
-          <w:p>
-            <w:pPr>
-              <w:pStyle w:val="Compact"/>
-              <w:jc w:val="left"/>
-            </w:pPr>
-            <w:r>
-              <w:t xml:space="preserve">Ictericia neonatal</w:t>
-            </w:r>
-          </w:p>
-        </w:tc>
-        <w:tc>
-          <w:tcPr/>
-          <w:p>
-            <w:pPr>
-              <w:pStyle w:val="Compact"/>
-              <w:jc w:val="left"/>
-            </w:pPr>
-            <w:r>
-              <w:t xml:space="preserve">7035</w:t>
-            </w:r>
-          </w:p>
-        </w:tc>
-        <w:tc>
-          <w:tcPr/>
-          <w:p>
-            <w:pPr>
-              <w:pStyle w:val="Compact"/>
-              <w:jc w:val="left"/>
-            </w:pPr>
-            <w:r>
-              <w:t xml:space="preserve">0</w:t>
-            </w:r>
-          </w:p>
-        </w:tc>
-        <w:tc>
-          <w:tcPr/>
-          <w:p>
-            <w:pPr>
-              <w:pStyle w:val="Compact"/>
-              <w:jc w:val="left"/>
-            </w:pPr>
-            <w:r>
-              <w:t xml:space="preserve">0,00 %</w:t>
-            </w:r>
-          </w:p>
-        </w:tc>
-      </w:tr>
     </w:tbl>
-    <w:bookmarkEnd w:id="12"/>
-    <w:bookmarkStart w:id="13" w:name="X4497c148d95056527ed024798866b13fe0d9314"/>
+    <w:p>
+      <w:pPr>
+        <w:pStyle w:val="BodyText"/>
+      </w:pPr>
+      <w:r>
+        <w:t xml:space="preserve">Las variables maternas se calcularon sobre los 7.035 eventos obstétricos maternos, mientras que las variables neonatales se calcularon exclusivamente sobre la submuestra de 6.790 nacimientos únicos. Los denominadores específicos reflejan la disponibilidad de información para cada variable.</w:t>
+      </w:r>
+    </w:p>
+    <w:bookmarkEnd w:id="23"/>
+    <w:bookmarkStart w:id="24" w:name="X74109375a16e01e025a7b680b4518754982a929"/>
     <w:p>
       <w:pPr>
         <w:pStyle w:val="Heading2"/>
@@ -10245,6 +10312,7 @@
       <w:tblPr>
         <w:tblStyle w:val="Table"/>
         <w:tblW w:type="auto" w:w="0"/>
+        <w:jc w:val="left"/>
         <w:tblLook w:firstRow="1" w:lastRow="0" w:firstColumn="0" w:lastColumn="0" w:noHBand="0" w:noVBand="0" w:val="0020"/>
       </w:tblPr>
       <w:tblGrid>
@@ -10276,7 +10344,7 @@
           <w:p>
             <w:pPr>
               <w:pStyle w:val="Compact"/>
-              <w:jc w:val="right"/>
+              <w:jc w:val="left"/>
             </w:pPr>
             <w:r>
               <w:rPr>
@@ -10306,7 +10374,7 @@
           <w:p>
             <w:pPr>
               <w:pStyle w:val="Compact"/>
-              <w:jc w:val="right"/>
+              <w:jc w:val="left"/>
             </w:pPr>
             <w:r>
               <w:t xml:space="preserve">1</w:t>
@@ -10332,7 +10400,7 @@
           <w:p>
             <w:pPr>
               <w:pStyle w:val="Compact"/>
-              <w:jc w:val="right"/>
+              <w:jc w:val="left"/>
             </w:pPr>
             <w:r>
               <w:t xml:space="preserve">2</w:t>
@@ -10358,7 +10426,7 @@
           <w:p>
             <w:pPr>
               <w:pStyle w:val="Compact"/>
-              <w:jc w:val="right"/>
+              <w:jc w:val="left"/>
             </w:pPr>
             <w:r>
               <w:t xml:space="preserve">3</w:t>
@@ -10384,7 +10452,7 @@
           <w:p>
             <w:pPr>
               <w:pStyle w:val="Compact"/>
-              <w:jc w:val="right"/>
+              <w:jc w:val="left"/>
             </w:pPr>
             <w:r>
               <w:t xml:space="preserve">4</w:t>
@@ -10410,7 +10478,7 @@
           <w:p>
             <w:pPr>
               <w:pStyle w:val="Compact"/>
-              <w:jc w:val="right"/>
+              <w:jc w:val="left"/>
             </w:pPr>
             <w:r>
               <w:t xml:space="preserve">5</w:t>
@@ -10436,7 +10504,7 @@
           <w:p>
             <w:pPr>
               <w:pStyle w:val="Compact"/>
-              <w:jc w:val="right"/>
+              <w:jc w:val="left"/>
             </w:pPr>
             <w:r>
               <w:t xml:space="preserve">6</w:t>
@@ -10462,7 +10530,7 @@
           <w:p>
             <w:pPr>
               <w:pStyle w:val="Compact"/>
-              <w:jc w:val="right"/>
+              <w:jc w:val="left"/>
             </w:pPr>
             <w:r>
               <w:t xml:space="preserve">7</w:t>
@@ -10488,7 +10556,7 @@
           <w:p>
             <w:pPr>
               <w:pStyle w:val="Compact"/>
-              <w:jc w:val="right"/>
+              <w:jc w:val="left"/>
             </w:pPr>
             <w:r>
               <w:t xml:space="preserve">8</w:t>
@@ -10502,11 +10570,29 @@
         <w:pStyle w:val="BodyText"/>
       </w:pPr>
       <w:r>
-        <w:t xml:space="preserve">Operacionalización acumulativa del esquema OMS de ocho contactos utilizada para calcular la proporción de contactos observados respecto de los esperados. Sin controles = 0; inadecuado = &gt;0 y &lt;50 %; intermedio = 50 a &lt;80 %; adecuado = ≥80 %.</w:t>
+        <w:t xml:space="preserve">Operacionalización acumulativa del esquema OMS de ocho contactos</w:t>
+      </w:r>
+      <w:r>
+        <w:t xml:space="preserve"> </w:t>
+      </w:r>
+      <w:r>
+        <w:t xml:space="preserve">utilizada para calcular la proporción de contactos observados respecto</w:t>
+      </w:r>
+      <w:r>
+        <w:t xml:space="preserve"> </w:t>
+      </w:r>
+      <w:r>
+        <w:t xml:space="preserve">de los esperados. Sin controles = 0; inadecuado = &gt;0 y &lt;50 %;</w:t>
+      </w:r>
+      <w:r>
+        <w:t xml:space="preserve"> </w:t>
+      </w:r>
+      <w:r>
+        <w:t xml:space="preserve">intermedio = 50 a &lt;80 %; adecuado = ≥80 %.</w:t>
       </w:r>
     </w:p>
-    <w:bookmarkEnd w:id="13"/>
-    <w:bookmarkStart w:id="14" w:name="X4ee8c20545cfe83faa660c6369d5d4199ca145c"/>
+    <w:bookmarkEnd w:id="24"/>
+    <w:bookmarkStart w:id="25" w:name="Xfa74795abf5a932aa1325b99ec265d68f43f2a2"/>
     <w:p>
       <w:pPr>
         <w:pStyle w:val="Heading2"/>
@@ -10518,17 +10604,17 @@
     <w:tbl>
       <w:tblPr>
         <w:tblStyle w:val="Table"/>
-        <w:tblW w:type="pct" w:w="5000"/>
-        <w:tblLayout w:type="fixed"/>
+        <w:tblW w:type="auto" w:w="0"/>
+        <w:jc w:val="left"/>
         <w:tblLook w:firstRow="1" w:lastRow="0" w:firstColumn="0" w:lastColumn="0" w:noHBand="0" w:noVBand="0" w:val="0020"/>
       </w:tblPr>
       <w:tblGrid>
-        <w:gridCol w:w="1431"/>
-        <w:gridCol w:w="1049"/>
-        <w:gridCol w:w="1717"/>
-        <w:gridCol w:w="1049"/>
-        <w:gridCol w:w="1335"/>
-        <w:gridCol w:w="1335"/>
+        <w:gridCol w:w="1320"/>
+        <w:gridCol w:w="1320"/>
+        <w:gridCol w:w="1320"/>
+        <w:gridCol w:w="1320"/>
+        <w:gridCol w:w="1320"/>
+        <w:gridCol w:w="1320"/>
       </w:tblGrid>
       <w:tr>
         <w:trPr>
@@ -10539,7 +10625,7 @@
           <w:p>
             <w:pPr>
               <w:pStyle w:val="Compact"/>
-              <w:jc w:val="right"/>
+              <w:jc w:val="left"/>
             </w:pPr>
             <w:r>
               <w:rPr>
@@ -10555,7 +10641,7 @@
           <w:p>
             <w:pPr>
               <w:pStyle w:val="Compact"/>
-              <w:jc w:val="right"/>
+              <w:jc w:val="left"/>
             </w:pPr>
             <w:r>
               <w:rPr>
@@ -10587,7 +10673,7 @@
           <w:p>
             <w:pPr>
               <w:pStyle w:val="Compact"/>
-              <w:jc w:val="right"/>
+              <w:jc w:val="left"/>
             </w:pPr>
             <w:r>
               <w:rPr>
@@ -10603,7 +10689,7 @@
           <w:p>
             <w:pPr>
               <w:pStyle w:val="Compact"/>
-              <w:jc w:val="right"/>
+              <w:jc w:val="left"/>
             </w:pPr>
             <w:r>
               <w:rPr>
@@ -10619,7 +10705,7 @@
           <w:p>
             <w:pPr>
               <w:pStyle w:val="Compact"/>
-              <w:jc w:val="right"/>
+              <w:jc w:val="left"/>
             </w:pPr>
             <w:r>
               <w:rPr>
@@ -10637,7 +10723,7 @@
           <w:p>
             <w:pPr>
               <w:pStyle w:val="Compact"/>
-              <w:jc w:val="right"/>
+              <w:jc w:val="left"/>
             </w:pPr>
             <w:r>
               <w:t xml:space="preserve">1</w:t>
@@ -10649,7 +10735,7 @@
           <w:p>
             <w:pPr>
               <w:pStyle w:val="Compact"/>
-              <w:jc w:val="right"/>
+              <w:jc w:val="left"/>
             </w:pPr>
             <w:r>
               <w:t xml:space="preserve">-3,606</w:t>
@@ -10673,7 +10759,7 @@
           <w:p>
             <w:pPr>
               <w:pStyle w:val="Compact"/>
-              <w:jc w:val="right"/>
+              <w:jc w:val="left"/>
             </w:pPr>
             <w:r>
               <w:t xml:space="preserve">1,0009</w:t>
@@ -10685,7 +10771,7 @@
           <w:p>
             <w:pPr>
               <w:pStyle w:val="Compact"/>
-              <w:jc w:val="right"/>
+              <w:jc w:val="left"/>
             </w:pPr>
             <w:r>
               <w:t xml:space="preserve">4182</w:t>
@@ -10697,7 +10783,7 @@
           <w:p>
             <w:pPr>
               <w:pStyle w:val="Compact"/>
-              <w:jc w:val="right"/>
+              <w:jc w:val="left"/>
             </w:pPr>
             <w:r>
               <w:t xml:space="preserve">5217</w:t>
@@ -10711,7 +10797,7 @@
           <w:p>
             <w:pPr>
               <w:pStyle w:val="Compact"/>
-              <w:jc w:val="right"/>
+              <w:jc w:val="left"/>
             </w:pPr>
             <w:r>
               <w:t xml:space="preserve">2</w:t>
@@ -10723,7 +10809,7 @@
           <w:p>
             <w:pPr>
               <w:pStyle w:val="Compact"/>
-              <w:jc w:val="right"/>
+              <w:jc w:val="left"/>
             </w:pPr>
             <w:r>
               <w:t xml:space="preserve">-1,851</w:t>
@@ -10747,7 +10833,7 @@
           <w:p>
             <w:pPr>
               <w:pStyle w:val="Compact"/>
-              <w:jc w:val="right"/>
+              <w:jc w:val="left"/>
             </w:pPr>
             <w:r>
               <w:t xml:space="preserve">1,0000</w:t>
@@ -10759,7 +10845,7 @@
           <w:p>
             <w:pPr>
               <w:pStyle w:val="Compact"/>
-              <w:jc w:val="right"/>
+              <w:jc w:val="left"/>
             </w:pPr>
             <w:r>
               <w:t xml:space="preserve">7491</w:t>
@@ -10771,7 +10857,7 @@
           <w:p>
             <w:pPr>
               <w:pStyle w:val="Compact"/>
-              <w:jc w:val="right"/>
+              <w:jc w:val="left"/>
             </w:pPr>
             <w:r>
               <w:t xml:space="preserve">8221</w:t>
@@ -10785,7 +10871,7 @@
           <w:p>
             <w:pPr>
               <w:pStyle w:val="Compact"/>
-              <w:jc w:val="right"/>
+              <w:jc w:val="left"/>
             </w:pPr>
             <w:r>
               <w:t xml:space="preserve">3</w:t>
@@ -10797,7 +10883,7 @@
           <w:p>
             <w:pPr>
               <w:pStyle w:val="Compact"/>
-              <w:jc w:val="right"/>
+              <w:jc w:val="left"/>
             </w:pPr>
             <w:r>
               <w:t xml:space="preserve">-0,476</w:t>
@@ -10821,7 +10907,7 @@
           <w:p>
             <w:pPr>
               <w:pStyle w:val="Compact"/>
-              <w:jc w:val="right"/>
+              <w:jc w:val="left"/>
             </w:pPr>
             <w:r>
               <w:t xml:space="preserve">1,0004</w:t>
@@ -10833,7 +10919,7 @@
           <w:p>
             <w:pPr>
               <w:pStyle w:val="Compact"/>
-              <w:jc w:val="right"/>
+              <w:jc w:val="left"/>
             </w:pPr>
             <w:r>
               <w:t xml:space="preserve">13153</w:t>
@@ -10845,7 +10931,7 @@
           <w:p>
             <w:pPr>
               <w:pStyle w:val="Compact"/>
-              <w:jc w:val="right"/>
+              <w:jc w:val="left"/>
             </w:pPr>
             <w:r>
               <w:t xml:space="preserve">8617</w:t>
@@ -10859,11 +10945,35 @@
         <w:pStyle w:val="BodyText"/>
       </w:pPr>
       <w:r>
-        <w:t xml:space="preserve">Diagnósticos globales del modelo cumulative-logit: R-hat máximo=1,0009; ESS bulk mínimo=4182; ESS tail mínimo=5184; cero divergencias; profundidad de árbol máxima observada=7 (máxima configurada=15), sin transiciones en la profundidad máxima; E-BFMI mínimo=0,985. Estos diagnósticos no indicaron problemas de convergencia o muestreo.</w:t>
+        <w:t xml:space="preserve">Diagnósticos globales del modelo cumulative-logit: R-hat máximo=1,0009;</w:t>
+      </w:r>
+      <w:r>
+        <w:t xml:space="preserve"> </w:t>
+      </w:r>
+      <w:r>
+        <w:t xml:space="preserve">ESS bulk mínimo=4182; ESS tail mínimo=5184; cero divergencias;</w:t>
+      </w:r>
+      <w:r>
+        <w:t xml:space="preserve"> </w:t>
+      </w:r>
+      <w:r>
+        <w:t xml:space="preserve">profundidad de árbol máxima observada=7 (máxima configurada=15), sin</w:t>
+      </w:r>
+      <w:r>
+        <w:t xml:space="preserve"> </w:t>
+      </w:r>
+      <w:r>
+        <w:t xml:space="preserve">transiciones en la profundidad máxima; E-BFMI mínimo=0,985. Estos</w:t>
+      </w:r>
+      <w:r>
+        <w:t xml:space="preserve"> </w:t>
+      </w:r>
+      <w:r>
+        <w:t xml:space="preserve">diagnósticos no indicaron problemas de convergencia o muestreo.</w:t>
       </w:r>
     </w:p>
-    <w:bookmarkEnd w:id="14"/>
-    <w:bookmarkStart w:id="15" w:name="Xd4b50690a2b0f3475a096daad50bc02f57ddd66"/>
+    <w:bookmarkEnd w:id="25"/>
+    <w:bookmarkStart w:id="26" w:name="Xf6ea735d7e6ba016159284d9c67c16fc0978a4f"/>
     <w:p>
       <w:pPr>
         <w:pStyle w:val="Heading2"/>
@@ -10875,17 +10985,17 @@
     <w:tbl>
       <w:tblPr>
         <w:tblStyle w:val="Table"/>
-        <w:tblW w:type="pct" w:w="5000"/>
-        <w:tblLayout w:type="fixed"/>
+        <w:tblW w:type="auto" w:w="0"/>
+        <w:jc w:val="left"/>
         <w:tblLook w:firstRow="1" w:lastRow="0" w:firstColumn="0" w:lastColumn="0" w:noHBand="0" w:noVBand="0" w:val="0020"/>
       </w:tblPr>
       <w:tblGrid>
-        <w:gridCol w:w="2920"/>
-        <w:gridCol w:w="309"/>
-        <w:gridCol w:w="1681"/>
-        <w:gridCol w:w="929"/>
-        <w:gridCol w:w="973"/>
-        <w:gridCol w:w="1106"/>
+        <w:gridCol w:w="1320"/>
+        <w:gridCol w:w="1320"/>
+        <w:gridCol w:w="1320"/>
+        <w:gridCol w:w="1320"/>
+        <w:gridCol w:w="1320"/>
+        <w:gridCol w:w="1320"/>
       </w:tblGrid>
       <w:tr>
         <w:trPr>
@@ -10912,7 +11022,7 @@
           <w:p>
             <w:pPr>
               <w:pStyle w:val="Compact"/>
-              <w:jc w:val="right"/>
+              <w:jc w:val="left"/>
             </w:pPr>
             <w:r>
               <w:rPr>
@@ -10928,7 +11038,7 @@
           <w:p>
             <w:pPr>
               <w:pStyle w:val="Compact"/>
-              <w:jc w:val="right"/>
+              <w:jc w:val="left"/>
             </w:pPr>
             <w:r>
               <w:rPr>
@@ -10960,7 +11070,7 @@
           <w:p>
             <w:pPr>
               <w:pStyle w:val="Compact"/>
-              <w:jc w:val="right"/>
+              <w:jc w:val="left"/>
             </w:pPr>
             <w:r>
               <w:rPr>
@@ -11006,7 +11116,7 @@
           <w:p>
             <w:pPr>
               <w:pStyle w:val="Compact"/>
-              <w:jc w:val="right"/>
+              <w:jc w:val="left"/>
             </w:pPr>
             <w:r>
               <w:t xml:space="preserve">6860</w:t>
@@ -11018,7 +11128,7 @@
           <w:p>
             <w:pPr>
               <w:pStyle w:val="Compact"/>
-              <w:jc w:val="right"/>
+              <w:jc w:val="left"/>
             </w:pPr>
             <w:r>
               <w:t xml:space="preserve">6674</w:t>
@@ -11042,7 +11152,7 @@
           <w:p>
             <w:pPr>
               <w:pStyle w:val="Compact"/>
-              <w:jc w:val="right"/>
+              <w:jc w:val="left"/>
             </w:pPr>
             <w:r>
               <w:t xml:space="preserve">0,69</w:t>
@@ -11080,7 +11190,7 @@
           <w:p>
             <w:pPr>
               <w:pStyle w:val="Compact"/>
-              <w:jc w:val="right"/>
+              <w:jc w:val="left"/>
             </w:pPr>
             <w:r>
               <w:t xml:space="preserve">6860</w:t>
@@ -11092,7 +11202,7 @@
           <w:p>
             <w:pPr>
               <w:pStyle w:val="Compact"/>
-              <w:jc w:val="right"/>
+              <w:jc w:val="left"/>
             </w:pPr>
             <w:r>
               <w:t xml:space="preserve">5910</w:t>
@@ -11116,7 +11226,7 @@
           <w:p>
             <w:pPr>
               <w:pStyle w:val="Compact"/>
-              <w:jc w:val="right"/>
+              <w:jc w:val="left"/>
             </w:pPr>
             <w:r>
               <w:t xml:space="preserve">0,69</w:t>
@@ -11154,7 +11264,7 @@
           <w:p>
             <w:pPr>
               <w:pStyle w:val="Compact"/>
-              <w:jc w:val="right"/>
+              <w:jc w:val="left"/>
             </w:pPr>
             <w:r>
               <w:t xml:space="preserve">6860</w:t>
@@ -11166,7 +11276,7 @@
           <w:p>
             <w:pPr>
               <w:pStyle w:val="Compact"/>
-              <w:jc w:val="right"/>
+              <w:jc w:val="left"/>
             </w:pPr>
             <w:r>
               <w:t xml:space="preserve">4198</w:t>
@@ -11190,7 +11300,7 @@
           <w:p>
             <w:pPr>
               <w:pStyle w:val="Compact"/>
-              <w:jc w:val="right"/>
+              <w:jc w:val="left"/>
             </w:pPr>
             <w:r>
               <w:t xml:space="preserve">0,69</w:t>
@@ -11216,11 +11326,35 @@
         <w:pStyle w:val="BodyText"/>
       </w:pPr>
       <w:r>
-        <w:t xml:space="preserve">Modelos Bernoulli-logit separados para cada punto de corte, con adolescentes de 15–19 años como referencia. Los tres OR fueron de magnitud cercana al OR común y sus ICr95 % se solaparon con el ICr95 % del modelo ordinal, resultado compatible con el supuesto de odds proporcionales.</w:t>
+        <w:t xml:space="preserve">Modelos Bernoulli-logit separados para cada punto de corte, con</w:t>
+      </w:r>
+      <w:r>
+        <w:t xml:space="preserve"> </w:t>
+      </w:r>
+      <w:r>
+        <w:t xml:space="preserve">adolescentes de 15–19 años como referencia. Los tres OR fueron de</w:t>
+      </w:r>
+      <w:r>
+        <w:t xml:space="preserve"> </w:t>
+      </w:r>
+      <w:r>
+        <w:t xml:space="preserve">magnitud cercana al OR común y sus ICr95 % se solaparon con el ICr95 %</w:t>
+      </w:r>
+      <w:r>
+        <w:t xml:space="preserve"> </w:t>
+      </w:r>
+      <w:r>
+        <w:t xml:space="preserve">del modelo ordinal, resultado compatible con el supuesto de odds</w:t>
+      </w:r>
+      <w:r>
+        <w:t xml:space="preserve"> </w:t>
+      </w:r>
+      <w:r>
+        <w:t xml:space="preserve">proporcionales.</w:t>
       </w:r>
     </w:p>
-    <w:bookmarkEnd w:id="15"/>
-    <w:bookmarkStart w:id="16" w:name="Xe5e3cc41ca40210cf1bb7737727c84a938a4f04"/>
+    <w:bookmarkEnd w:id="26"/>
+    <w:bookmarkStart w:id="27" w:name="X4f88a86975a84fe96153555afc0fc01e9c4e9c8"/>
     <w:p>
       <w:pPr>
         <w:pStyle w:val="Heading2"/>
@@ -11232,17 +11366,17 @@
     <w:tbl>
       <w:tblPr>
         <w:tblStyle w:val="Table"/>
-        <w:tblW w:type="pct" w:w="5000"/>
-        <w:tblLayout w:type="fixed"/>
+        <w:tblW w:type="auto" w:w="0"/>
+        <w:jc w:val="left"/>
         <w:tblLook w:firstRow="1" w:lastRow="0" w:firstColumn="0" w:lastColumn="0" w:noHBand="0" w:noVBand="0" w:val="0020"/>
       </w:tblPr>
       <w:tblGrid>
-        <w:gridCol w:w="990"/>
-        <w:gridCol w:w="1555"/>
-        <w:gridCol w:w="1508"/>
-        <w:gridCol w:w="660"/>
-        <w:gridCol w:w="754"/>
-        <w:gridCol w:w="1320"/>
+        <w:gridCol w:w="1131"/>
+        <w:gridCol w:w="1131"/>
+        <w:gridCol w:w="1131"/>
+        <w:gridCol w:w="1131"/>
+        <w:gridCol w:w="1131"/>
+        <w:gridCol w:w="1131"/>
         <w:gridCol w:w="1131"/>
       </w:tblGrid>
       <w:tr>
@@ -11302,7 +11436,7 @@
           <w:p>
             <w:pPr>
               <w:pStyle w:val="Compact"/>
-              <w:jc w:val="right"/>
+              <w:jc w:val="left"/>
             </w:pPr>
             <w:r>
               <w:rPr>
@@ -11318,7 +11452,7 @@
           <w:p>
             <w:pPr>
               <w:pStyle w:val="Compact"/>
-              <w:jc w:val="right"/>
+              <w:jc w:val="left"/>
             </w:pPr>
             <w:r>
               <w:rPr>
@@ -11404,7 +11538,7 @@
           <w:p>
             <w:pPr>
               <w:pStyle w:val="Compact"/>
-              <w:jc w:val="right"/>
+              <w:jc w:val="left"/>
             </w:pPr>
             <w:r>
               <w:t xml:space="preserve">-16763,08</w:t>
@@ -11416,7 +11550,7 @@
           <w:p>
             <w:pPr>
               <w:pStyle w:val="Compact"/>
-              <w:jc w:val="right"/>
+              <w:jc w:val="left"/>
             </w:pPr>
             <w:r>
               <w:t xml:space="preserve">0,00</w:t>
@@ -11490,7 +11624,7 @@
           <w:p>
             <w:pPr>
               <w:pStyle w:val="Compact"/>
-              <w:jc w:val="right"/>
+              <w:jc w:val="left"/>
             </w:pPr>
             <w:r>
               <w:t xml:space="preserve">-16772,73</w:t>
@@ -11502,7 +11636,7 @@
           <w:p>
             <w:pPr>
               <w:pStyle w:val="Compact"/>
-              <w:jc w:val="right"/>
+              <w:jc w:val="left"/>
             </w:pPr>
             <w:r>
               <w:t xml:space="preserve">-9,65</w:t>
@@ -11576,7 +11710,7 @@
           <w:p>
             <w:pPr>
               <w:pStyle w:val="Compact"/>
-              <w:jc w:val="right"/>
+              <w:jc w:val="left"/>
             </w:pPr>
             <w:r>
               <w:t xml:space="preserve">-16931,00</w:t>
@@ -11588,7 +11722,7 @@
           <w:p>
             <w:pPr>
               <w:pStyle w:val="Compact"/>
-              <w:jc w:val="right"/>
+              <w:jc w:val="left"/>
             </w:pPr>
             <w:r>
               <w:t xml:space="preserve">-167,92</w:t>
@@ -11662,7 +11796,7 @@
           <w:p>
             <w:pPr>
               <w:pStyle w:val="Compact"/>
-              <w:jc w:val="right"/>
+              <w:jc w:val="left"/>
             </w:pPr>
             <w:r>
               <w:t xml:space="preserve">-16443,95</w:t>
@@ -11674,7 +11808,7 @@
           <w:p>
             <w:pPr>
               <w:pStyle w:val="Compact"/>
-              <w:jc w:val="right"/>
+              <w:jc w:val="left"/>
             </w:pPr>
             <w:r>
               <w:t xml:space="preserve">0,00</w:t>
@@ -11748,7 +11882,7 @@
           <w:p>
             <w:pPr>
               <w:pStyle w:val="Compact"/>
-              <w:jc w:val="right"/>
+              <w:jc w:val="left"/>
             </w:pPr>
             <w:r>
               <w:t xml:space="preserve">-16470,95</w:t>
@@ -11760,7 +11894,7 @@
           <w:p>
             <w:pPr>
               <w:pStyle w:val="Compact"/>
-              <w:jc w:val="right"/>
+              <w:jc w:val="left"/>
             </w:pPr>
             <w:r>
               <w:t xml:space="preserve">-27,00</w:t>
@@ -11834,7 +11968,7 @@
           <w:p>
             <w:pPr>
               <w:pStyle w:val="Compact"/>
-              <w:jc w:val="right"/>
+              <w:jc w:val="left"/>
             </w:pPr>
             <w:r>
               <w:t xml:space="preserve">-16535,45</w:t>
@@ -11846,7 +11980,7 @@
           <w:p>
             <w:pPr>
               <w:pStyle w:val="Compact"/>
-              <w:jc w:val="right"/>
+              <w:jc w:val="left"/>
             </w:pPr>
             <w:r>
               <w:t xml:space="preserve">-91,50</w:t>
@@ -11884,11 +12018,65 @@
         <w:pStyle w:val="BodyText"/>
       </w:pPr>
       <w:r>
-        <w:t xml:space="preserve">La edad gestacional se incluyó como ajuste por la oportunidad acumulada de recibir consultas prenatales, no como control causal de confusión. RM: razón de medias; DM: diferencia de medias; ELPD-LOO: densidad predictiva esperada estimada mediante validación cruzada leave-one-out; delta ELPD: diferencia respecto del mejor modelo dentro de cada conjunto comparable; PPC: número de 16 estadísticos predictivos observados fuera del ICr95 %; Div.: divergencias. La binomial negativa se adoptó como análisis principal por la naturaleza de conteo del desenlace y su mejor desempeño predictivo; Poisson y gaussiano se conservaron como análisis de sensibilidad.</w:t>
+        <w:t xml:space="preserve">La edad gestacional se incluyó como ajuste por la oportunidad acumulada</w:t>
+      </w:r>
+      <w:r>
+        <w:t xml:space="preserve"> </w:t>
+      </w:r>
+      <w:r>
+        <w:t xml:space="preserve">de recibir consultas prenatales, no como control causal de confusión.</w:t>
+      </w:r>
+      <w:r>
+        <w:t xml:space="preserve"> </w:t>
+      </w:r>
+      <w:r>
+        <w:t xml:space="preserve">RM: razón de medias; DM: diferencia de medias; ELPD-LOO: densidad</w:t>
+      </w:r>
+      <w:r>
+        <w:t xml:space="preserve"> </w:t>
+      </w:r>
+      <w:r>
+        <w:t xml:space="preserve">predictiva esperada estimada mediante validación cruzada leave-one-out;</w:t>
+      </w:r>
+      <w:r>
+        <w:t xml:space="preserve"> </w:t>
+      </w:r>
+      <w:r>
+        <w:t xml:space="preserve">delta ELPD: diferencia respecto del mejor modelo dentro de cada conjunto</w:t>
+      </w:r>
+      <w:r>
+        <w:t xml:space="preserve"> </w:t>
+      </w:r>
+      <w:r>
+        <w:t xml:space="preserve">comparable; PPC: número de 16 estadísticos predictivos observados fuera</w:t>
+      </w:r>
+      <w:r>
+        <w:t xml:space="preserve"> </w:t>
+      </w:r>
+      <w:r>
+        <w:t xml:space="preserve">del ICr95 %; Div.: divergencias. La binomial negativa se adoptó como</w:t>
+      </w:r>
+      <w:r>
+        <w:t xml:space="preserve"> </w:t>
+      </w:r>
+      <w:r>
+        <w:t xml:space="preserve">análisis principal por la naturaleza de conteo del desenlace y su mejor</w:t>
+      </w:r>
+      <w:r>
+        <w:t xml:space="preserve"> </w:t>
+      </w:r>
+      <w:r>
+        <w:t xml:space="preserve">desempeño predictivo; Poisson y gaussiano se conservaron como análisis</w:t>
+      </w:r>
+      <w:r>
+        <w:t xml:space="preserve"> </w:t>
+      </w:r>
+      <w:r>
+        <w:t xml:space="preserve">de sensibilidad.</w:t>
       </w:r>
     </w:p>
-    <w:bookmarkEnd w:id="16"/>
-    <w:bookmarkStart w:id="17" w:name="Xa7d41c0d4a7f467176caad3b0362d80f97d8dd4"/>
+    <w:bookmarkEnd w:id="27"/>
+    <w:bookmarkStart w:id="28" w:name="Xfa0a359e448cb05ad7d6371bca832daf2cbdf40"/>
     <w:p>
       <w:pPr>
         <w:pStyle w:val="Heading2"/>
@@ -11900,20 +12088,20 @@
     <w:tbl>
       <w:tblPr>
         <w:tblStyle w:val="Table"/>
-        <w:tblW w:type="pct" w:w="5000"/>
-        <w:tblLayout w:type="fixed"/>
+        <w:tblW w:type="auto" w:w="0"/>
+        <w:jc w:val="left"/>
         <w:tblLook w:firstRow="1" w:lastRow="0" w:firstColumn="0" w:lastColumn="0" w:noHBand="0" w:noVBand="0" w:val="0020"/>
       </w:tblPr>
       <w:tblGrid>
-        <w:gridCol w:w="879"/>
-        <w:gridCol w:w="879"/>
-        <w:gridCol w:w="879"/>
-        <w:gridCol w:w="879"/>
-        <w:gridCol w:w="879"/>
-        <w:gridCol w:w="879"/>
-        <w:gridCol w:w="879"/>
-        <w:gridCol w:w="879"/>
-        <w:gridCol w:w="879"/>
+        <w:gridCol w:w="880"/>
+        <w:gridCol w:w="880"/>
+        <w:gridCol w:w="880"/>
+        <w:gridCol w:w="880"/>
+        <w:gridCol w:w="880"/>
+        <w:gridCol w:w="880"/>
+        <w:gridCol w:w="880"/>
+        <w:gridCol w:w="880"/>
+        <w:gridCol w:w="880"/>
       </w:tblGrid>
       <w:tr>
         <w:trPr>
@@ -11956,7 +12144,7 @@
           <w:p>
             <w:pPr>
               <w:pStyle w:val="Compact"/>
-              <w:jc w:val="right"/>
+              <w:jc w:val="left"/>
             </w:pPr>
             <w:r>
               <w:rPr>
@@ -11972,7 +12160,7 @@
           <w:p>
             <w:pPr>
               <w:pStyle w:val="Compact"/>
-              <w:jc w:val="right"/>
+              <w:jc w:val="left"/>
             </w:pPr>
             <w:r>
               <w:rPr>
@@ -11988,7 +12176,7 @@
           <w:p>
             <w:pPr>
               <w:pStyle w:val="Compact"/>
-              <w:jc w:val="right"/>
+              <w:jc w:val="left"/>
             </w:pPr>
             <w:r>
               <w:rPr>
@@ -12004,7 +12192,7 @@
           <w:p>
             <w:pPr>
               <w:pStyle w:val="Compact"/>
-              <w:jc w:val="right"/>
+              <w:jc w:val="left"/>
             </w:pPr>
             <w:r>
               <w:rPr>
@@ -12036,7 +12224,7 @@
           <w:p>
             <w:pPr>
               <w:pStyle w:val="Compact"/>
-              <w:jc w:val="right"/>
+              <w:jc w:val="left"/>
             </w:pPr>
             <w:r>
               <w:rPr>
@@ -12094,7 +12282,7 @@
           <w:p>
             <w:pPr>
               <w:pStyle w:val="Compact"/>
-              <w:jc w:val="right"/>
+              <w:jc w:val="left"/>
             </w:pPr>
             <w:r>
               <w:t xml:space="preserve">1,0006</w:t>
@@ -12106,7 +12294,7 @@
           <w:p>
             <w:pPr>
               <w:pStyle w:val="Compact"/>
-              <w:jc w:val="right"/>
+              <w:jc w:val="left"/>
             </w:pPr>
             <w:r>
               <w:t xml:space="preserve">6644</w:t>
@@ -12118,7 +12306,7 @@
           <w:p>
             <w:pPr>
               <w:pStyle w:val="Compact"/>
-              <w:jc w:val="right"/>
+              <w:jc w:val="left"/>
             </w:pPr>
             <w:r>
               <w:t xml:space="preserve">5201</w:t>
@@ -12130,7 +12318,7 @@
           <w:p>
             <w:pPr>
               <w:pStyle w:val="Compact"/>
-              <w:jc w:val="right"/>
+              <w:jc w:val="left"/>
             </w:pPr>
             <w:r>
               <w:t xml:space="preserve">0</w:t>
@@ -12154,7 +12342,7 @@
           <w:p>
             <w:pPr>
               <w:pStyle w:val="Compact"/>
-              <w:jc w:val="right"/>
+              <w:jc w:val="left"/>
             </w:pPr>
             <w:r>
               <w:t xml:space="preserve">0,957</w:t>
@@ -12204,7 +12392,7 @@
           <w:p>
             <w:pPr>
               <w:pStyle w:val="Compact"/>
-              <w:jc w:val="right"/>
+              <w:jc w:val="left"/>
             </w:pPr>
             <w:r>
               <w:t xml:space="preserve">1,0018</w:t>
@@ -12216,7 +12404,7 @@
           <w:p>
             <w:pPr>
               <w:pStyle w:val="Compact"/>
-              <w:jc w:val="right"/>
+              <w:jc w:val="left"/>
             </w:pPr>
             <w:r>
               <w:t xml:space="preserve">5841</w:t>
@@ -12228,7 +12416,7 @@
           <w:p>
             <w:pPr>
               <w:pStyle w:val="Compact"/>
-              <w:jc w:val="right"/>
+              <w:jc w:val="left"/>
             </w:pPr>
             <w:r>
               <w:t xml:space="preserve">5866</w:t>
@@ -12240,7 +12428,7 @@
           <w:p>
             <w:pPr>
               <w:pStyle w:val="Compact"/>
-              <w:jc w:val="right"/>
+              <w:jc w:val="left"/>
             </w:pPr>
             <w:r>
               <w:t xml:space="preserve">0</w:t>
@@ -12264,7 +12452,7 @@
           <w:p>
             <w:pPr>
               <w:pStyle w:val="Compact"/>
-              <w:jc w:val="right"/>
+              <w:jc w:val="left"/>
             </w:pPr>
             <w:r>
               <w:t xml:space="preserve">0,974</w:t>
@@ -12314,7 +12502,7 @@
           <w:p>
             <w:pPr>
               <w:pStyle w:val="Compact"/>
-              <w:jc w:val="right"/>
+              <w:jc w:val="left"/>
             </w:pPr>
             <w:r>
               <w:t xml:space="preserve">1,0008</w:t>
@@ -12326,7 +12514,7 @@
           <w:p>
             <w:pPr>
               <w:pStyle w:val="Compact"/>
-              <w:jc w:val="right"/>
+              <w:jc w:val="left"/>
             </w:pPr>
             <w:r>
               <w:t xml:space="preserve">6039</w:t>
@@ -12338,7 +12526,7 @@
           <w:p>
             <w:pPr>
               <w:pStyle w:val="Compact"/>
-              <w:jc w:val="right"/>
+              <w:jc w:val="left"/>
             </w:pPr>
             <w:r>
               <w:t xml:space="preserve">5265</w:t>
@@ -12350,7 +12538,7 @@
           <w:p>
             <w:pPr>
               <w:pStyle w:val="Compact"/>
-              <w:jc w:val="right"/>
+              <w:jc w:val="left"/>
             </w:pPr>
             <w:r>
               <w:t xml:space="preserve">0</w:t>
@@ -12374,7 +12562,7 @@
           <w:p>
             <w:pPr>
               <w:pStyle w:val="Compact"/>
-              <w:jc w:val="right"/>
+              <w:jc w:val="left"/>
             </w:pPr>
             <w:r>
               <w:t xml:space="preserve">1,014</w:t>
@@ -12424,7 +12612,7 @@
           <w:p>
             <w:pPr>
               <w:pStyle w:val="Compact"/>
-              <w:jc w:val="right"/>
+              <w:jc w:val="left"/>
             </w:pPr>
             <w:r>
               <w:t xml:space="preserve">1,0007</w:t>
@@ -12436,7 +12624,7 @@
           <w:p>
             <w:pPr>
               <w:pStyle w:val="Compact"/>
-              <w:jc w:val="right"/>
+              <w:jc w:val="left"/>
             </w:pPr>
             <w:r>
               <w:t xml:space="preserve">5569</w:t>
@@ -12448,7 +12636,7 @@
           <w:p>
             <w:pPr>
               <w:pStyle w:val="Compact"/>
-              <w:jc w:val="right"/>
+              <w:jc w:val="left"/>
             </w:pPr>
             <w:r>
               <w:t xml:space="preserve">5502</w:t>
@@ -12460,7 +12648,7 @@
           <w:p>
             <w:pPr>
               <w:pStyle w:val="Compact"/>
-              <w:jc w:val="right"/>
+              <w:jc w:val="left"/>
             </w:pPr>
             <w:r>
               <w:t xml:space="preserve">0</w:t>
@@ -12484,7 +12672,7 @@
           <w:p>
             <w:pPr>
               <w:pStyle w:val="Compact"/>
-              <w:jc w:val="right"/>
+              <w:jc w:val="left"/>
             </w:pPr>
             <w:r>
               <w:t xml:space="preserve">0,961</w:t>
@@ -12534,7 +12722,7 @@
           <w:p>
             <w:pPr>
               <w:pStyle w:val="Compact"/>
-              <w:jc w:val="right"/>
+              <w:jc w:val="left"/>
             </w:pPr>
             <w:r>
               <w:t xml:space="preserve">1,0004</w:t>
@@ -12546,7 +12734,7 @@
           <w:p>
             <w:pPr>
               <w:pStyle w:val="Compact"/>
-              <w:jc w:val="right"/>
+              <w:jc w:val="left"/>
             </w:pPr>
             <w:r>
               <w:t xml:space="preserve">5444</w:t>
@@ -12558,7 +12746,7 @@
           <w:p>
             <w:pPr>
               <w:pStyle w:val="Compact"/>
-              <w:jc w:val="right"/>
+              <w:jc w:val="left"/>
             </w:pPr>
             <w:r>
               <w:t xml:space="preserve">4885</w:t>
@@ -12570,7 +12758,7 @@
           <w:p>
             <w:pPr>
               <w:pStyle w:val="Compact"/>
-              <w:jc w:val="right"/>
+              <w:jc w:val="left"/>
             </w:pPr>
             <w:r>
               <w:t xml:space="preserve">0</w:t>
@@ -12594,7 +12782,7 @@
           <w:p>
             <w:pPr>
               <w:pStyle w:val="Compact"/>
-              <w:jc w:val="right"/>
+              <w:jc w:val="left"/>
             </w:pPr>
             <w:r>
               <w:t xml:space="preserve">0,920</w:t>
@@ -12644,7 +12832,7 @@
           <w:p>
             <w:pPr>
               <w:pStyle w:val="Compact"/>
-              <w:jc w:val="right"/>
+              <w:jc w:val="left"/>
             </w:pPr>
             <w:r>
               <w:t xml:space="preserve">1,0012</w:t>
@@ -12656,7 +12844,7 @@
           <w:p>
             <w:pPr>
               <w:pStyle w:val="Compact"/>
-              <w:jc w:val="right"/>
+              <w:jc w:val="left"/>
             </w:pPr>
             <w:r>
               <w:t xml:space="preserve">7117</w:t>
@@ -12668,7 +12856,7 @@
           <w:p>
             <w:pPr>
               <w:pStyle w:val="Compact"/>
-              <w:jc w:val="right"/>
+              <w:jc w:val="left"/>
             </w:pPr>
             <w:r>
               <w:t xml:space="preserve">5920</w:t>
@@ -12680,7 +12868,7 @@
           <w:p>
             <w:pPr>
               <w:pStyle w:val="Compact"/>
-              <w:jc w:val="right"/>
+              <w:jc w:val="left"/>
             </w:pPr>
             <w:r>
               <w:t xml:space="preserve">0</w:t>
@@ -12704,7 +12892,7 @@
           <w:p>
             <w:pPr>
               <w:pStyle w:val="Compact"/>
-              <w:jc w:val="right"/>
+              <w:jc w:val="left"/>
             </w:pPr>
             <w:r>
               <w:t xml:space="preserve">0,950</w:t>
@@ -12754,7 +12942,7 @@
           <w:p>
             <w:pPr>
               <w:pStyle w:val="Compact"/>
-              <w:jc w:val="right"/>
+              <w:jc w:val="left"/>
             </w:pPr>
             <w:r>
               <w:t xml:space="preserve">1,0005</w:t>
@@ -12766,7 +12954,7 @@
           <w:p>
             <w:pPr>
               <w:pStyle w:val="Compact"/>
-              <w:jc w:val="right"/>
+              <w:jc w:val="left"/>
             </w:pPr>
             <w:r>
               <w:t xml:space="preserve">6116</w:t>
@@ -12778,7 +12966,7 @@
           <w:p>
             <w:pPr>
               <w:pStyle w:val="Compact"/>
-              <w:jc w:val="right"/>
+              <w:jc w:val="left"/>
             </w:pPr>
             <w:r>
               <w:t xml:space="preserve">5895</w:t>
@@ -12790,7 +12978,7 @@
           <w:p>
             <w:pPr>
               <w:pStyle w:val="Compact"/>
-              <w:jc w:val="right"/>
+              <w:jc w:val="left"/>
             </w:pPr>
             <w:r>
               <w:t xml:space="preserve">0</w:t>
@@ -12814,7 +13002,7 @@
           <w:p>
             <w:pPr>
               <w:pStyle w:val="Compact"/>
-              <w:jc w:val="right"/>
+              <w:jc w:val="left"/>
             </w:pPr>
             <w:r>
               <w:t xml:space="preserve">0,984</w:t>
@@ -12864,7 +13052,7 @@
           <w:p>
             <w:pPr>
               <w:pStyle w:val="Compact"/>
-              <w:jc w:val="right"/>
+              <w:jc w:val="left"/>
             </w:pPr>
             <w:r>
               <w:t xml:space="preserve">1,0008</w:t>
@@ -12876,7 +13064,7 @@
           <w:p>
             <w:pPr>
               <w:pStyle w:val="Compact"/>
-              <w:jc w:val="right"/>
+              <w:jc w:val="left"/>
             </w:pPr>
             <w:r>
               <w:t xml:space="preserve">6468</w:t>
@@ -12888,7 +13076,7 @@
           <w:p>
             <w:pPr>
               <w:pStyle w:val="Compact"/>
-              <w:jc w:val="right"/>
+              <w:jc w:val="left"/>
             </w:pPr>
             <w:r>
               <w:t xml:space="preserve">5874</w:t>
@@ -12900,7 +13088,7 @@
           <w:p>
             <w:pPr>
               <w:pStyle w:val="Compact"/>
-              <w:jc w:val="right"/>
+              <w:jc w:val="left"/>
             </w:pPr>
             <w:r>
               <w:t xml:space="preserve">0</w:t>
@@ -12924,7 +13112,7 @@
           <w:p>
             <w:pPr>
               <w:pStyle w:val="Compact"/>
-              <w:jc w:val="right"/>
+              <w:jc w:val="left"/>
             </w:pPr>
             <w:r>
               <w:t xml:space="preserve">0,909</w:t>
@@ -12974,7 +13162,7 @@
           <w:p>
             <w:pPr>
               <w:pStyle w:val="Compact"/>
-              <w:jc w:val="right"/>
+              <w:jc w:val="left"/>
             </w:pPr>
             <w:r>
               <w:t xml:space="preserve">1,0013</w:t>
@@ -12986,7 +13174,7 @@
           <w:p>
             <w:pPr>
               <w:pStyle w:val="Compact"/>
-              <w:jc w:val="right"/>
+              <w:jc w:val="left"/>
             </w:pPr>
             <w:r>
               <w:t xml:space="preserve">6047</w:t>
@@ -12998,7 +13186,7 @@
           <w:p>
             <w:pPr>
               <w:pStyle w:val="Compact"/>
-              <w:jc w:val="right"/>
+              <w:jc w:val="left"/>
             </w:pPr>
             <w:r>
               <w:t xml:space="preserve">5705</w:t>
@@ -13010,7 +13198,7 @@
           <w:p>
             <w:pPr>
               <w:pStyle w:val="Compact"/>
-              <w:jc w:val="right"/>
+              <w:jc w:val="left"/>
             </w:pPr>
             <w:r>
               <w:t xml:space="preserve">0</w:t>
@@ -13034,7 +13222,7 @@
           <w:p>
             <w:pPr>
               <w:pStyle w:val="Compact"/>
-              <w:jc w:val="right"/>
+              <w:jc w:val="left"/>
             </w:pPr>
             <w:r>
               <w:t xml:space="preserve">1,021</w:t>
@@ -13084,7 +13272,7 @@
           <w:p>
             <w:pPr>
               <w:pStyle w:val="Compact"/>
-              <w:jc w:val="right"/>
+              <w:jc w:val="left"/>
             </w:pPr>
             <w:r>
               <w:t xml:space="preserve">1,0006</w:t>
@@ -13096,7 +13284,7 @@
           <w:p>
             <w:pPr>
               <w:pStyle w:val="Compact"/>
-              <w:jc w:val="right"/>
+              <w:jc w:val="left"/>
             </w:pPr>
             <w:r>
               <w:t xml:space="preserve">5263</w:t>
@@ -13108,7 +13296,7 @@
           <w:p>
             <w:pPr>
               <w:pStyle w:val="Compact"/>
-              <w:jc w:val="right"/>
+              <w:jc w:val="left"/>
             </w:pPr>
             <w:r>
               <w:t xml:space="preserve">4945</w:t>
@@ -13120,7 +13308,7 @@
           <w:p>
             <w:pPr>
               <w:pStyle w:val="Compact"/>
-              <w:jc w:val="right"/>
+              <w:jc w:val="left"/>
             </w:pPr>
             <w:r>
               <w:t xml:space="preserve">0</w:t>
@@ -13144,7 +13332,7 @@
           <w:p>
             <w:pPr>
               <w:pStyle w:val="Compact"/>
-              <w:jc w:val="right"/>
+              <w:jc w:val="left"/>
             </w:pPr>
             <w:r>
               <w:t xml:space="preserve">0,995</w:t>
@@ -13194,7 +13382,7 @@
           <w:p>
             <w:pPr>
               <w:pStyle w:val="Compact"/>
-              <w:jc w:val="right"/>
+              <w:jc w:val="left"/>
             </w:pPr>
             <w:r>
               <w:t xml:space="preserve">1,0001</w:t>
@@ -13206,7 +13394,7 @@
           <w:p>
             <w:pPr>
               <w:pStyle w:val="Compact"/>
-              <w:jc w:val="right"/>
+              <w:jc w:val="left"/>
             </w:pPr>
             <w:r>
               <w:t xml:space="preserve">6138</w:t>
@@ -13218,7 +13406,7 @@
           <w:p>
             <w:pPr>
               <w:pStyle w:val="Compact"/>
-              <w:jc w:val="right"/>
+              <w:jc w:val="left"/>
             </w:pPr>
             <w:r>
               <w:t xml:space="preserve">5944</w:t>
@@ -13230,7 +13418,7 @@
           <w:p>
             <w:pPr>
               <w:pStyle w:val="Compact"/>
-              <w:jc w:val="right"/>
+              <w:jc w:val="left"/>
             </w:pPr>
             <w:r>
               <w:t xml:space="preserve">0</w:t>
@@ -13254,7 +13442,7 @@
           <w:p>
             <w:pPr>
               <w:pStyle w:val="Compact"/>
-              <w:jc w:val="right"/>
+              <w:jc w:val="left"/>
             </w:pPr>
             <w:r>
               <w:t xml:space="preserve">1,050</w:t>
@@ -13304,7 +13492,7 @@
           <w:p>
             <w:pPr>
               <w:pStyle w:val="Compact"/>
-              <w:jc w:val="right"/>
+              <w:jc w:val="left"/>
             </w:pPr>
             <w:r>
               <w:t xml:space="preserve">1,0002</w:t>
@@ -13316,7 +13504,7 @@
           <w:p>
             <w:pPr>
               <w:pStyle w:val="Compact"/>
-              <w:jc w:val="right"/>
+              <w:jc w:val="left"/>
             </w:pPr>
             <w:r>
               <w:t xml:space="preserve">6150</w:t>
@@ -13328,7 +13516,7 @@
           <w:p>
             <w:pPr>
               <w:pStyle w:val="Compact"/>
-              <w:jc w:val="right"/>
+              <w:jc w:val="left"/>
             </w:pPr>
             <w:r>
               <w:t xml:space="preserve">5698</w:t>
@@ -13340,7 +13528,7 @@
           <w:p>
             <w:pPr>
               <w:pStyle w:val="Compact"/>
-              <w:jc w:val="right"/>
+              <w:jc w:val="left"/>
             </w:pPr>
             <w:r>
               <w:t xml:space="preserve">0</w:t>
@@ -13364,7 +13552,7 @@
           <w:p>
             <w:pPr>
               <w:pStyle w:val="Compact"/>
-              <w:jc w:val="right"/>
+              <w:jc w:val="left"/>
             </w:pPr>
             <w:r>
               <w:t xml:space="preserve">0,961</w:t>
@@ -13414,7 +13602,7 @@
           <w:p>
             <w:pPr>
               <w:pStyle w:val="Compact"/>
-              <w:jc w:val="right"/>
+              <w:jc w:val="left"/>
             </w:pPr>
             <w:r>
               <w:t xml:space="preserve">1,0014</w:t>
@@ -13426,7 +13614,7 @@
           <w:p>
             <w:pPr>
               <w:pStyle w:val="Compact"/>
-              <w:jc w:val="right"/>
+              <w:jc w:val="left"/>
             </w:pPr>
             <w:r>
               <w:t xml:space="preserve">6786</w:t>
@@ -13438,7 +13626,7 @@
           <w:p>
             <w:pPr>
               <w:pStyle w:val="Compact"/>
-              <w:jc w:val="right"/>
+              <w:jc w:val="left"/>
             </w:pPr>
             <w:r>
               <w:t xml:space="preserve">5479</w:t>
@@ -13450,7 +13638,7 @@
           <w:p>
             <w:pPr>
               <w:pStyle w:val="Compact"/>
-              <w:jc w:val="right"/>
+              <w:jc w:val="left"/>
             </w:pPr>
             <w:r>
               <w:t xml:space="preserve">0</w:t>
@@ -13474,7 +13662,7 @@
           <w:p>
             <w:pPr>
               <w:pStyle w:val="Compact"/>
-              <w:jc w:val="right"/>
+              <w:jc w:val="left"/>
             </w:pPr>
             <w:r>
               <w:t xml:space="preserve">0,948</w:t>
@@ -13524,7 +13712,7 @@
           <w:p>
             <w:pPr>
               <w:pStyle w:val="Compact"/>
-              <w:jc w:val="right"/>
+              <w:jc w:val="left"/>
             </w:pPr>
             <w:r>
               <w:t xml:space="preserve">1,0009</w:t>
@@ -13536,7 +13724,7 @@
           <w:p>
             <w:pPr>
               <w:pStyle w:val="Compact"/>
-              <w:jc w:val="right"/>
+              <w:jc w:val="left"/>
             </w:pPr>
             <w:r>
               <w:t xml:space="preserve">4182</w:t>
@@ -13548,7 +13736,7 @@
           <w:p>
             <w:pPr>
               <w:pStyle w:val="Compact"/>
-              <w:jc w:val="right"/>
+              <w:jc w:val="left"/>
             </w:pPr>
             <w:r>
               <w:t xml:space="preserve">5217</w:t>
@@ -13560,7 +13748,7 @@
           <w:p>
             <w:pPr>
               <w:pStyle w:val="Compact"/>
-              <w:jc w:val="right"/>
+              <w:jc w:val="left"/>
             </w:pPr>
             <w:r>
               <w:t xml:space="preserve">0</w:t>
@@ -13584,7 +13772,7 @@
           <w:p>
             <w:pPr>
               <w:pStyle w:val="Compact"/>
-              <w:jc w:val="right"/>
+              <w:jc w:val="left"/>
             </w:pPr>
             <w:r>
               <w:t xml:space="preserve">0,985</w:t>
@@ -13634,7 +13822,7 @@
           <w:p>
             <w:pPr>
               <w:pStyle w:val="Compact"/>
-              <w:jc w:val="right"/>
+              <w:jc w:val="left"/>
             </w:pPr>
             <w:r>
               <w:t xml:space="preserve">1,0010</w:t>
@@ -13646,7 +13834,7 @@
           <w:p>
             <w:pPr>
               <w:pStyle w:val="Compact"/>
-              <w:jc w:val="right"/>
+              <w:jc w:val="left"/>
             </w:pPr>
             <w:r>
               <w:t xml:space="preserve">7722</w:t>
@@ -13658,7 +13846,7 @@
           <w:p>
             <w:pPr>
               <w:pStyle w:val="Compact"/>
-              <w:jc w:val="right"/>
+              <w:jc w:val="left"/>
             </w:pPr>
             <w:r>
               <w:t xml:space="preserve">5320</w:t>
@@ -13670,7 +13858,7 @@
           <w:p>
             <w:pPr>
               <w:pStyle w:val="Compact"/>
-              <w:jc w:val="right"/>
+              <w:jc w:val="left"/>
             </w:pPr>
             <w:r>
               <w:t xml:space="preserve">0</w:t>
@@ -13694,7 +13882,7 @@
           <w:p>
             <w:pPr>
               <w:pStyle w:val="Compact"/>
-              <w:jc w:val="right"/>
+              <w:jc w:val="left"/>
             </w:pPr>
             <w:r>
               <w:t xml:space="preserve">0,981</w:t>
@@ -13744,7 +13932,7 @@
           <w:p>
             <w:pPr>
               <w:pStyle w:val="Compact"/>
-              <w:jc w:val="right"/>
+              <w:jc w:val="left"/>
             </w:pPr>
             <w:r>
               <w:t xml:space="preserve">1,0005</w:t>
@@ -13756,7 +13944,7 @@
           <w:p>
             <w:pPr>
               <w:pStyle w:val="Compact"/>
-              <w:jc w:val="right"/>
+              <w:jc w:val="left"/>
             </w:pPr>
             <w:r>
               <w:t xml:space="preserve">9968</w:t>
@@ -13768,7 +13956,7 @@
           <w:p>
             <w:pPr>
               <w:pStyle w:val="Compact"/>
-              <w:jc w:val="right"/>
+              <w:jc w:val="left"/>
             </w:pPr>
             <w:r>
               <w:t xml:space="preserve">5825</w:t>
@@ -13780,7 +13968,7 @@
           <w:p>
             <w:pPr>
               <w:pStyle w:val="Compact"/>
-              <w:jc w:val="right"/>
+              <w:jc w:val="left"/>
             </w:pPr>
             <w:r>
               <w:t xml:space="preserve">0</w:t>
@@ -13804,7 +13992,7 @@
           <w:p>
             <w:pPr>
               <w:pStyle w:val="Compact"/>
-              <w:jc w:val="right"/>
+              <w:jc w:val="left"/>
             </w:pPr>
             <w:r>
               <w:t xml:space="preserve">1,029</w:t>
@@ -13854,7 +14042,7 @@
           <w:p>
             <w:pPr>
               <w:pStyle w:val="Compact"/>
-              <w:jc w:val="right"/>
+              <w:jc w:val="left"/>
             </w:pPr>
             <w:r>
               <w:t xml:space="preserve">1,0008</w:t>
@@ -13866,7 +14054,7 @@
           <w:p>
             <w:pPr>
               <w:pStyle w:val="Compact"/>
-              <w:jc w:val="right"/>
+              <w:jc w:val="left"/>
             </w:pPr>
             <w:r>
               <w:t xml:space="preserve">5303</w:t>
@@ -13878,7 +14066,7 @@
           <w:p>
             <w:pPr>
               <w:pStyle w:val="Compact"/>
-              <w:jc w:val="right"/>
+              <w:jc w:val="left"/>
             </w:pPr>
             <w:r>
               <w:t xml:space="preserve">4568</w:t>
@@ -13890,7 +14078,7 @@
           <w:p>
             <w:pPr>
               <w:pStyle w:val="Compact"/>
-              <w:jc w:val="right"/>
+              <w:jc w:val="left"/>
             </w:pPr>
             <w:r>
               <w:t xml:space="preserve">0</w:t>
@@ -13914,7 +14102,7 @@
           <w:p>
             <w:pPr>
               <w:pStyle w:val="Compact"/>
-              <w:jc w:val="right"/>
+              <w:jc w:val="left"/>
             </w:pPr>
             <w:r>
               <w:t xml:space="preserve">1,019</w:t>
@@ -13964,7 +14152,7 @@
           <w:p>
             <w:pPr>
               <w:pStyle w:val="Compact"/>
-              <w:jc w:val="right"/>
+              <w:jc w:val="left"/>
             </w:pPr>
             <w:r>
               <w:t xml:space="preserve">1,0010</w:t>
@@ -13976,7 +14164,7 @@
           <w:p>
             <w:pPr>
               <w:pStyle w:val="Compact"/>
-              <w:jc w:val="right"/>
+              <w:jc w:val="left"/>
             </w:pPr>
             <w:r>
               <w:t xml:space="preserve">5784</w:t>
@@ -13988,7 +14176,7 @@
           <w:p>
             <w:pPr>
               <w:pStyle w:val="Compact"/>
-              <w:jc w:val="right"/>
+              <w:jc w:val="left"/>
             </w:pPr>
             <w:r>
               <w:t xml:space="preserve">4843</w:t>
@@ -14000,7 +14188,7 @@
           <w:p>
             <w:pPr>
               <w:pStyle w:val="Compact"/>
-              <w:jc w:val="right"/>
+              <w:jc w:val="left"/>
             </w:pPr>
             <w:r>
               <w:t xml:space="preserve">0</w:t>
@@ -14024,7 +14212,7 @@
           <w:p>
             <w:pPr>
               <w:pStyle w:val="Compact"/>
-              <w:jc w:val="right"/>
+              <w:jc w:val="left"/>
             </w:pPr>
             <w:r>
               <w:t xml:space="preserve">1,005</w:t>
@@ -14074,7 +14262,7 @@
           <w:p>
             <w:pPr>
               <w:pStyle w:val="Compact"/>
-              <w:jc w:val="right"/>
+              <w:jc w:val="left"/>
             </w:pPr>
             <w:r>
               <w:t xml:space="preserve">1,0014</w:t>
@@ -14086,7 +14274,7 @@
           <w:p>
             <w:pPr>
               <w:pStyle w:val="Compact"/>
-              <w:jc w:val="right"/>
+              <w:jc w:val="left"/>
             </w:pPr>
             <w:r>
               <w:t xml:space="preserve">7626</w:t>
@@ -14098,7 +14286,7 @@
           <w:p>
             <w:pPr>
               <w:pStyle w:val="Compact"/>
-              <w:jc w:val="right"/>
+              <w:jc w:val="left"/>
             </w:pPr>
             <w:r>
               <w:t xml:space="preserve">5168</w:t>
@@ -14110,7 +14298,7 @@
           <w:p>
             <w:pPr>
               <w:pStyle w:val="Compact"/>
-              <w:jc w:val="right"/>
+              <w:jc w:val="left"/>
             </w:pPr>
             <w:r>
               <w:t xml:space="preserve">0</w:t>
@@ -14134,7 +14322,7 @@
           <w:p>
             <w:pPr>
               <w:pStyle w:val="Compact"/>
-              <w:jc w:val="right"/>
+              <w:jc w:val="left"/>
             </w:pPr>
             <w:r>
               <w:t xml:space="preserve">0,978</w:t>
@@ -14184,7 +14372,7 @@
           <w:p>
             <w:pPr>
               <w:pStyle w:val="Compact"/>
-              <w:jc w:val="right"/>
+              <w:jc w:val="left"/>
             </w:pPr>
             <w:r>
               <w:t xml:space="preserve">1,0006</w:t>
@@ -14196,7 +14384,7 @@
           <w:p>
             <w:pPr>
               <w:pStyle w:val="Compact"/>
-              <w:jc w:val="right"/>
+              <w:jc w:val="left"/>
             </w:pPr>
             <w:r>
               <w:t xml:space="preserve">8310</w:t>
@@ -14208,7 +14396,7 @@
           <w:p>
             <w:pPr>
               <w:pStyle w:val="Compact"/>
-              <w:jc w:val="right"/>
+              <w:jc w:val="left"/>
             </w:pPr>
             <w:r>
               <w:t xml:space="preserve">5240</w:t>
@@ -14220,7 +14408,7 @@
           <w:p>
             <w:pPr>
               <w:pStyle w:val="Compact"/>
-              <w:jc w:val="right"/>
+              <w:jc w:val="left"/>
             </w:pPr>
             <w:r>
               <w:t xml:space="preserve">0</w:t>
@@ -14244,7 +14432,7 @@
           <w:p>
             <w:pPr>
               <w:pStyle w:val="Compact"/>
-              <w:jc w:val="right"/>
+              <w:jc w:val="left"/>
             </w:pPr>
             <w:r>
               <w:t xml:space="preserve">1,023</w:t>
@@ -14270,11 +14458,47 @@
         <w:pStyle w:val="BodyText"/>
       </w:pPr>
       <w:r>
-        <w:t xml:space="preserve">ESS: tamaño efectivo de muestra; Div.: divergencias. Treedepth muestra la profundidad máxima observada/configurada y el número de iteraciones que alcanzaron el máximo configurado. Los PPC Bernoulli compararon prevalencias globales y por grupo y varianza; el ordinal comparó las cuatro proporciones; los modelos de consultas compararon 16 características distributivas. Estos resultados describen desempeño predictivo, no ajuste perfecto.</w:t>
+        <w:t xml:space="preserve">ESS: tamaño efectivo de muestra; Div.: divergencias. Treedepth muestra</w:t>
+      </w:r>
+      <w:r>
+        <w:t xml:space="preserve"> </w:t>
+      </w:r>
+      <w:r>
+        <w:t xml:space="preserve">la profundidad máxima observada/configurada y el número de iteraciones</w:t>
+      </w:r>
+      <w:r>
+        <w:t xml:space="preserve"> </w:t>
+      </w:r>
+      <w:r>
+        <w:t xml:space="preserve">que alcanzaron el máximo configurado. Los PPC Bernoulli compararon</w:t>
+      </w:r>
+      <w:r>
+        <w:t xml:space="preserve"> </w:t>
+      </w:r>
+      <w:r>
+        <w:t xml:space="preserve">prevalencias globales y por grupo y varianza; el ordinal comparó las</w:t>
+      </w:r>
+      <w:r>
+        <w:t xml:space="preserve"> </w:t>
+      </w:r>
+      <w:r>
+        <w:t xml:space="preserve">cuatro proporciones; los modelos de consultas compararon 16</w:t>
+      </w:r>
+      <w:r>
+        <w:t xml:space="preserve"> </w:t>
+      </w:r>
+      <w:r>
+        <w:t xml:space="preserve">características distributivas. Estos resultados describen desempeño</w:t>
+      </w:r>
+      <w:r>
+        <w:t xml:space="preserve"> </w:t>
+      </w:r>
+      <w:r>
+        <w:t xml:space="preserve">predictivo, no ajuste perfecto.</w:t>
       </w:r>
     </w:p>
-    <w:bookmarkEnd w:id="17"/>
-    <w:bookmarkStart w:id="18" w:name="Xfbae34eff119e577b3c8ccb65ca3f0889396c32"/>
+    <w:bookmarkEnd w:id="28"/>
+    <w:bookmarkStart w:id="29" w:name="X5a9db17916f9e546d7395340b241a39e64382e0"/>
     <w:p>
       <w:pPr>
         <w:pStyle w:val="Heading2"/>
@@ -14286,8 +14510,8 @@
     <w:tbl>
       <w:tblPr>
         <w:tblStyle w:val="Table"/>
-        <w:tblW w:type="pct" w:w="5000"/>
-        <w:tblLayout w:type="fixed"/>
+        <w:tblW w:type="auto" w:w="0"/>
+        <w:jc w:val="left"/>
         <w:tblLook w:firstRow="1" w:lastRow="0" w:firstColumn="0" w:lastColumn="0" w:noHBand="0" w:noVBand="0" w:val="0020"/>
       </w:tblPr>
       <w:tblGrid>
@@ -14355,7 +14579,7 @@
           <w:p>
             <w:pPr>
               <w:pStyle w:val="Compact"/>
-              <w:jc w:val="right"/>
+              <w:jc w:val="left"/>
             </w:pPr>
             <w:r>
               <w:rPr>
@@ -14371,7 +14595,7 @@
           <w:p>
             <w:pPr>
               <w:pStyle w:val="Compact"/>
-              <w:jc w:val="right"/>
+              <w:jc w:val="left"/>
             </w:pPr>
             <w:r>
               <w:rPr>
@@ -14387,7 +14611,7 @@
           <w:p>
             <w:pPr>
               <w:pStyle w:val="Compact"/>
-              <w:jc w:val="right"/>
+              <w:jc w:val="left"/>
             </w:pPr>
             <w:r>
               <w:rPr>
@@ -14441,7 +14665,7 @@
           <w:p>
             <w:pPr>
               <w:pStyle w:val="Compact"/>
-              <w:jc w:val="right"/>
+              <w:jc w:val="left"/>
             </w:pPr>
             <w:r>
               <w:t xml:space="preserve">1,0004</w:t>
@@ -14453,7 +14677,7 @@
           <w:p>
             <w:pPr>
               <w:pStyle w:val="Compact"/>
-              <w:jc w:val="right"/>
+              <w:jc w:val="left"/>
             </w:pPr>
             <w:r>
               <w:t xml:space="preserve">6903</w:t>
@@ -14465,7 +14689,7 @@
           <w:p>
             <w:pPr>
               <w:pStyle w:val="Compact"/>
-              <w:jc w:val="right"/>
+              <w:jc w:val="left"/>
             </w:pPr>
             <w:r>
               <w:t xml:space="preserve">5201</w:t>
@@ -14515,7 +14739,7 @@
           <w:p>
             <w:pPr>
               <w:pStyle w:val="Compact"/>
-              <w:jc w:val="right"/>
+              <w:jc w:val="left"/>
             </w:pPr>
             <w:r>
               <w:t xml:space="preserve">1,0006</w:t>
@@ -14527,7 +14751,7 @@
           <w:p>
             <w:pPr>
               <w:pStyle w:val="Compact"/>
-              <w:jc w:val="right"/>
+              <w:jc w:val="left"/>
             </w:pPr>
             <w:r>
               <w:t xml:space="preserve">6644</w:t>
@@ -14539,7 +14763,7 @@
           <w:p>
             <w:pPr>
               <w:pStyle w:val="Compact"/>
-              <w:jc w:val="right"/>
+              <w:jc w:val="left"/>
             </w:pPr>
             <w:r>
               <w:t xml:space="preserve">5906</w:t>
@@ -14589,7 +14813,7 @@
           <w:p>
             <w:pPr>
               <w:pStyle w:val="Compact"/>
-              <w:jc w:val="right"/>
+              <w:jc w:val="left"/>
             </w:pPr>
             <w:r>
               <w:t xml:space="preserve">1,0018</w:t>
@@ -14601,7 +14825,7 @@
           <w:p>
             <w:pPr>
               <w:pStyle w:val="Compact"/>
-              <w:jc w:val="right"/>
+              <w:jc w:val="left"/>
             </w:pPr>
             <w:r>
               <w:t xml:space="preserve">5841</w:t>
@@ -14613,7 +14837,7 @@
           <w:p>
             <w:pPr>
               <w:pStyle w:val="Compact"/>
-              <w:jc w:val="right"/>
+              <w:jc w:val="left"/>
             </w:pPr>
             <w:r>
               <w:t xml:space="preserve">5983</w:t>
@@ -14663,7 +14887,7 @@
           <w:p>
             <w:pPr>
               <w:pStyle w:val="Compact"/>
-              <w:jc w:val="right"/>
+              <w:jc w:val="left"/>
             </w:pPr>
             <w:r>
               <w:t xml:space="preserve">1,0007</w:t>
@@ -14675,7 +14899,7 @@
           <w:p>
             <w:pPr>
               <w:pStyle w:val="Compact"/>
-              <w:jc w:val="right"/>
+              <w:jc w:val="left"/>
             </w:pPr>
             <w:r>
               <w:t xml:space="preserve">6755</w:t>
@@ -14687,7 +14911,7 @@
           <w:p>
             <w:pPr>
               <w:pStyle w:val="Compact"/>
-              <w:jc w:val="right"/>
+              <w:jc w:val="left"/>
             </w:pPr>
             <w:r>
               <w:t xml:space="preserve">5866</w:t>
@@ -14737,7 +14961,7 @@
           <w:p>
             <w:pPr>
               <w:pStyle w:val="Compact"/>
-              <w:jc w:val="right"/>
+              <w:jc w:val="left"/>
             </w:pPr>
             <w:r>
               <w:t xml:space="preserve">1,0005</w:t>
@@ -14749,7 +14973,7 @@
           <w:p>
             <w:pPr>
               <w:pStyle w:val="Compact"/>
-              <w:jc w:val="right"/>
+              <w:jc w:val="left"/>
             </w:pPr>
             <w:r>
               <w:t xml:space="preserve">6039</w:t>
@@ -14761,7 +14985,7 @@
           <w:p>
             <w:pPr>
               <w:pStyle w:val="Compact"/>
-              <w:jc w:val="right"/>
+              <w:jc w:val="left"/>
             </w:pPr>
             <w:r>
               <w:t xml:space="preserve">5265</w:t>
@@ -14811,7 +15035,7 @@
           <w:p>
             <w:pPr>
               <w:pStyle w:val="Compact"/>
-              <w:jc w:val="right"/>
+              <w:jc w:val="left"/>
             </w:pPr>
             <w:r>
               <w:t xml:space="preserve">1,0008</w:t>
@@ -14823,7 +15047,7 @@
           <w:p>
             <w:pPr>
               <w:pStyle w:val="Compact"/>
-              <w:jc w:val="right"/>
+              <w:jc w:val="left"/>
             </w:pPr>
             <w:r>
               <w:t xml:space="preserve">6320</w:t>
@@ -14835,7 +15059,7 @@
           <w:p>
             <w:pPr>
               <w:pStyle w:val="Compact"/>
-              <w:jc w:val="right"/>
+              <w:jc w:val="left"/>
             </w:pPr>
             <w:r>
               <w:t xml:space="preserve">5556</w:t>
@@ -14885,7 +15109,7 @@
           <w:p>
             <w:pPr>
               <w:pStyle w:val="Compact"/>
-              <w:jc w:val="right"/>
+              <w:jc w:val="left"/>
             </w:pPr>
             <w:r>
               <w:t xml:space="preserve">1,0002</w:t>
@@ -14897,7 +15121,7 @@
           <w:p>
             <w:pPr>
               <w:pStyle w:val="Compact"/>
-              <w:jc w:val="right"/>
+              <w:jc w:val="left"/>
             </w:pPr>
             <w:r>
               <w:t xml:space="preserve">6103</w:t>
@@ -14909,7 +15133,7 @@
           <w:p>
             <w:pPr>
               <w:pStyle w:val="Compact"/>
-              <w:jc w:val="right"/>
+              <w:jc w:val="left"/>
             </w:pPr>
             <w:r>
               <w:t xml:space="preserve">5962</w:t>
@@ -14959,7 +15183,7 @@
           <w:p>
             <w:pPr>
               <w:pStyle w:val="Compact"/>
-              <w:jc w:val="right"/>
+              <w:jc w:val="left"/>
             </w:pPr>
             <w:r>
               <w:t xml:space="preserve">1,0007</w:t>
@@ -14971,7 +15195,7 @@
           <w:p>
             <w:pPr>
               <w:pStyle w:val="Compact"/>
-              <w:jc w:val="right"/>
+              <w:jc w:val="left"/>
             </w:pPr>
             <w:r>
               <w:t xml:space="preserve">5569</w:t>
@@ -14983,7 +15207,7 @@
           <w:p>
             <w:pPr>
               <w:pStyle w:val="Compact"/>
-              <w:jc w:val="right"/>
+              <w:jc w:val="left"/>
             </w:pPr>
             <w:r>
               <w:t xml:space="preserve">5502</w:t>
@@ -15033,7 +15257,7 @@
           <w:p>
             <w:pPr>
               <w:pStyle w:val="Compact"/>
-              <w:jc w:val="right"/>
+              <w:jc w:val="left"/>
             </w:pPr>
             <w:r>
               <w:t xml:space="preserve">1,0003</w:t>
@@ -15045,7 +15269,7 @@
           <w:p>
             <w:pPr>
               <w:pStyle w:val="Compact"/>
-              <w:jc w:val="right"/>
+              <w:jc w:val="left"/>
             </w:pPr>
             <w:r>
               <w:t xml:space="preserve">6812</w:t>
@@ -15057,7 +15281,7 @@
           <w:p>
             <w:pPr>
               <w:pStyle w:val="Compact"/>
-              <w:jc w:val="right"/>
+              <w:jc w:val="left"/>
             </w:pPr>
             <w:r>
               <w:t xml:space="preserve">5837</w:t>
@@ -15107,7 +15331,7 @@
           <w:p>
             <w:pPr>
               <w:pStyle w:val="Compact"/>
-              <w:jc w:val="right"/>
+              <w:jc w:val="left"/>
             </w:pPr>
             <w:r>
               <w:t xml:space="preserve">1,0004</w:t>
@@ -15119,7 +15343,7 @@
           <w:p>
             <w:pPr>
               <w:pStyle w:val="Compact"/>
-              <w:jc w:val="right"/>
+              <w:jc w:val="left"/>
             </w:pPr>
             <w:r>
               <w:t xml:space="preserve">5444</w:t>
@@ -15131,7 +15355,7 @@
           <w:p>
             <w:pPr>
               <w:pStyle w:val="Compact"/>
-              <w:jc w:val="right"/>
+              <w:jc w:val="left"/>
             </w:pPr>
             <w:r>
               <w:t xml:space="preserve">4885</w:t>
@@ -15181,7 +15405,7 @@
           <w:p>
             <w:pPr>
               <w:pStyle w:val="Compact"/>
-              <w:jc w:val="right"/>
+              <w:jc w:val="left"/>
             </w:pPr>
             <w:r>
               <w:t xml:space="preserve">1,0008</w:t>
@@ -15193,7 +15417,7 @@
           <w:p>
             <w:pPr>
               <w:pStyle w:val="Compact"/>
-              <w:jc w:val="right"/>
+              <w:jc w:val="left"/>
             </w:pPr>
             <w:r>
               <w:t xml:space="preserve">7120</w:t>
@@ -15205,7 +15429,7 @@
           <w:p>
             <w:pPr>
               <w:pStyle w:val="Compact"/>
-              <w:jc w:val="right"/>
+              <w:jc w:val="left"/>
             </w:pPr>
             <w:r>
               <w:t xml:space="preserve">6068</w:t>
@@ -15255,7 +15479,7 @@
           <w:p>
             <w:pPr>
               <w:pStyle w:val="Compact"/>
-              <w:jc w:val="right"/>
+              <w:jc w:val="left"/>
             </w:pPr>
             <w:r>
               <w:t xml:space="preserve">1,0012</w:t>
@@ -15267,7 +15491,7 @@
           <w:p>
             <w:pPr>
               <w:pStyle w:val="Compact"/>
-              <w:jc w:val="right"/>
+              <w:jc w:val="left"/>
             </w:pPr>
             <w:r>
               <w:t xml:space="preserve">7117</w:t>
@@ -15279,7 +15503,7 @@
           <w:p>
             <w:pPr>
               <w:pStyle w:val="Compact"/>
-              <w:jc w:val="right"/>
+              <w:jc w:val="left"/>
             </w:pPr>
             <w:r>
               <w:t xml:space="preserve">5920</w:t>
@@ -15329,7 +15553,7 @@
           <w:p>
             <w:pPr>
               <w:pStyle w:val="Compact"/>
-              <w:jc w:val="right"/>
+              <w:jc w:val="left"/>
             </w:pPr>
             <w:r>
               <w:t xml:space="preserve">1,0005</w:t>
@@ -15341,7 +15565,7 @@
           <w:p>
             <w:pPr>
               <w:pStyle w:val="Compact"/>
-              <w:jc w:val="right"/>
+              <w:jc w:val="left"/>
             </w:pPr>
             <w:r>
               <w:t xml:space="preserve">6997</w:t>
@@ -15353,7 +15577,7 @@
           <w:p>
             <w:pPr>
               <w:pStyle w:val="Compact"/>
-              <w:jc w:val="right"/>
+              <w:jc w:val="left"/>
             </w:pPr>
             <w:r>
               <w:t xml:space="preserve">5895</w:t>
@@ -15403,7 +15627,7 @@
           <w:p>
             <w:pPr>
               <w:pStyle w:val="Compact"/>
-              <w:jc w:val="right"/>
+              <w:jc w:val="left"/>
             </w:pPr>
             <w:r>
               <w:t xml:space="preserve">1,0003</w:t>
@@ -15415,7 +15639,7 @@
           <w:p>
             <w:pPr>
               <w:pStyle w:val="Compact"/>
-              <w:jc w:val="right"/>
+              <w:jc w:val="left"/>
             </w:pPr>
             <w:r>
               <w:t xml:space="preserve">6116</w:t>
@@ -15427,7 +15651,7 @@
           <w:p>
             <w:pPr>
               <w:pStyle w:val="Compact"/>
-              <w:jc w:val="right"/>
+              <w:jc w:val="left"/>
             </w:pPr>
             <w:r>
               <w:t xml:space="preserve">5976</w:t>
@@ -15477,7 +15701,7 @@
           <w:p>
             <w:pPr>
               <w:pStyle w:val="Compact"/>
-              <w:jc w:val="right"/>
+              <w:jc w:val="left"/>
             </w:pPr>
             <w:r>
               <w:t xml:space="preserve">1,0008</w:t>
@@ -15489,7 +15713,7 @@
           <w:p>
             <w:pPr>
               <w:pStyle w:val="Compact"/>
-              <w:jc w:val="right"/>
+              <w:jc w:val="left"/>
             </w:pPr>
             <w:r>
               <w:t xml:space="preserve">6605</w:t>
@@ -15501,7 +15725,7 @@
           <w:p>
             <w:pPr>
               <w:pStyle w:val="Compact"/>
-              <w:jc w:val="right"/>
+              <w:jc w:val="left"/>
             </w:pPr>
             <w:r>
               <w:t xml:space="preserve">6267</w:t>
@@ -15551,7 +15775,7 @@
           <w:p>
             <w:pPr>
               <w:pStyle w:val="Compact"/>
-              <w:jc w:val="right"/>
+              <w:jc w:val="left"/>
             </w:pPr>
             <w:r>
               <w:t xml:space="preserve">1,0003</w:t>
@@ -15563,7 +15787,7 @@
           <w:p>
             <w:pPr>
               <w:pStyle w:val="Compact"/>
-              <w:jc w:val="right"/>
+              <w:jc w:val="left"/>
             </w:pPr>
             <w:r>
               <w:t xml:space="preserve">6468</w:t>
@@ -15575,7 +15799,7 @@
           <w:p>
             <w:pPr>
               <w:pStyle w:val="Compact"/>
-              <w:jc w:val="right"/>
+              <w:jc w:val="left"/>
             </w:pPr>
             <w:r>
               <w:t xml:space="preserve">5874</w:t>
@@ -15625,7 +15849,7 @@
           <w:p>
             <w:pPr>
               <w:pStyle w:val="Compact"/>
-              <w:jc w:val="right"/>
+              <w:jc w:val="left"/>
             </w:pPr>
             <w:r>
               <w:t xml:space="preserve">1,0013</w:t>
@@ -15637,7 +15861,7 @@
           <w:p>
             <w:pPr>
               <w:pStyle w:val="Compact"/>
-              <w:jc w:val="right"/>
+              <w:jc w:val="left"/>
             </w:pPr>
             <w:r>
               <w:t xml:space="preserve">6198</w:t>
@@ -15649,7 +15873,7 @@
           <w:p>
             <w:pPr>
               <w:pStyle w:val="Compact"/>
-              <w:jc w:val="right"/>
+              <w:jc w:val="left"/>
             </w:pPr>
             <w:r>
               <w:t xml:space="preserve">5705</w:t>
@@ -15699,7 +15923,7 @@
           <w:p>
             <w:pPr>
               <w:pStyle w:val="Compact"/>
-              <w:jc w:val="right"/>
+              <w:jc w:val="left"/>
             </w:pPr>
             <w:r>
               <w:t xml:space="preserve">1,0013</w:t>
@@ -15711,7 +15935,7 @@
           <w:p>
             <w:pPr>
               <w:pStyle w:val="Compact"/>
-              <w:jc w:val="right"/>
+              <w:jc w:val="left"/>
             </w:pPr>
             <w:r>
               <w:t xml:space="preserve">6047</w:t>
@@ -15723,7 +15947,7 @@
           <w:p>
             <w:pPr>
               <w:pStyle w:val="Compact"/>
-              <w:jc w:val="right"/>
+              <w:jc w:val="left"/>
             </w:pPr>
             <w:r>
               <w:t xml:space="preserve">5900</w:t>
@@ -15773,7 +15997,7 @@
           <w:p>
             <w:pPr>
               <w:pStyle w:val="Compact"/>
-              <w:jc w:val="right"/>
+              <w:jc w:val="left"/>
             </w:pPr>
             <w:r>
               <w:t xml:space="preserve">1,0004</w:t>
@@ -15785,7 +16009,7 @@
           <w:p>
             <w:pPr>
               <w:pStyle w:val="Compact"/>
-              <w:jc w:val="right"/>
+              <w:jc w:val="left"/>
             </w:pPr>
             <w:r>
               <w:t xml:space="preserve">5263</w:t>
@@ -15797,7 +16021,7 @@
           <w:p>
             <w:pPr>
               <w:pStyle w:val="Compact"/>
-              <w:jc w:val="right"/>
+              <w:jc w:val="left"/>
             </w:pPr>
             <w:r>
               <w:t xml:space="preserve">4996</w:t>
@@ -15847,7 +16071,7 @@
           <w:p>
             <w:pPr>
               <w:pStyle w:val="Compact"/>
-              <w:jc w:val="right"/>
+              <w:jc w:val="left"/>
             </w:pPr>
             <w:r>
               <w:t xml:space="preserve">1,0006</w:t>
@@ -15859,7 +16083,7 @@
           <w:p>
             <w:pPr>
               <w:pStyle w:val="Compact"/>
-              <w:jc w:val="right"/>
+              <w:jc w:val="left"/>
             </w:pPr>
             <w:r>
               <w:t xml:space="preserve">5858</w:t>
@@ -15871,7 +16095,7 @@
           <w:p>
             <w:pPr>
               <w:pStyle w:val="Compact"/>
-              <w:jc w:val="right"/>
+              <w:jc w:val="left"/>
             </w:pPr>
             <w:r>
               <w:t xml:space="preserve">4945</w:t>
@@ -15921,7 +16145,7 @@
           <w:p>
             <w:pPr>
               <w:pStyle w:val="Compact"/>
-              <w:jc w:val="right"/>
+              <w:jc w:val="left"/>
             </w:pPr>
             <w:r>
               <w:t xml:space="preserve">1,0001</w:t>
@@ -15933,7 +16157,7 @@
           <w:p>
             <w:pPr>
               <w:pStyle w:val="Compact"/>
-              <w:jc w:val="right"/>
+              <w:jc w:val="left"/>
             </w:pPr>
             <w:r>
               <w:t xml:space="preserve">6477</w:t>
@@ -15945,7 +16169,7 @@
           <w:p>
             <w:pPr>
               <w:pStyle w:val="Compact"/>
-              <w:jc w:val="right"/>
+              <w:jc w:val="left"/>
             </w:pPr>
             <w:r>
               <w:t xml:space="preserve">6001</w:t>
@@ -15995,7 +16219,7 @@
           <w:p>
             <w:pPr>
               <w:pStyle w:val="Compact"/>
-              <w:jc w:val="right"/>
+              <w:jc w:val="left"/>
             </w:pPr>
             <w:r>
               <w:t xml:space="preserve">1,0001</w:t>
@@ -16007,7 +16231,7 @@
           <w:p>
             <w:pPr>
               <w:pStyle w:val="Compact"/>
-              <w:jc w:val="right"/>
+              <w:jc w:val="left"/>
             </w:pPr>
             <w:r>
               <w:t xml:space="preserve">6138</w:t>
@@ -16019,7 +16243,7 @@
           <w:p>
             <w:pPr>
               <w:pStyle w:val="Compact"/>
-              <w:jc w:val="right"/>
+              <w:jc w:val="left"/>
             </w:pPr>
             <w:r>
               <w:t xml:space="preserve">5944</w:t>
@@ -16069,7 +16293,7 @@
           <w:p>
             <w:pPr>
               <w:pStyle w:val="Compact"/>
-              <w:jc w:val="right"/>
+              <w:jc w:val="left"/>
             </w:pPr>
             <w:r>
               <w:t xml:space="preserve">1,0002</w:t>
@@ -16081,7 +16305,7 @@
           <w:p>
             <w:pPr>
               <w:pStyle w:val="Compact"/>
-              <w:jc w:val="right"/>
+              <w:jc w:val="left"/>
             </w:pPr>
             <w:r>
               <w:t xml:space="preserve">6150</w:t>
@@ -16093,7 +16317,7 @@
           <w:p>
             <w:pPr>
               <w:pStyle w:val="Compact"/>
-              <w:jc w:val="right"/>
+              <w:jc w:val="left"/>
             </w:pPr>
             <w:r>
               <w:t xml:space="preserve">5698</w:t>
@@ -16143,7 +16367,7 @@
           <w:p>
             <w:pPr>
               <w:pStyle w:val="Compact"/>
-              <w:jc w:val="right"/>
+              <w:jc w:val="left"/>
             </w:pPr>
             <w:r>
               <w:t xml:space="preserve">1,0002</w:t>
@@ -16155,7 +16379,7 @@
           <w:p>
             <w:pPr>
               <w:pStyle w:val="Compact"/>
-              <w:jc w:val="right"/>
+              <w:jc w:val="left"/>
             </w:pPr>
             <w:r>
               <w:t xml:space="preserve">6869</w:t>
@@ -16167,7 +16391,7 @@
           <w:p>
             <w:pPr>
               <w:pStyle w:val="Compact"/>
-              <w:jc w:val="right"/>
+              <w:jc w:val="left"/>
             </w:pPr>
             <w:r>
               <w:t xml:space="preserve">6187</w:t>
@@ -16217,7 +16441,7 @@
           <w:p>
             <w:pPr>
               <w:pStyle w:val="Compact"/>
-              <w:jc w:val="right"/>
+              <w:jc w:val="left"/>
             </w:pPr>
             <w:r>
               <w:t xml:space="preserve">1,0001</w:t>
@@ -16229,7 +16453,7 @@
           <w:p>
             <w:pPr>
               <w:pStyle w:val="Compact"/>
-              <w:jc w:val="right"/>
+              <w:jc w:val="left"/>
             </w:pPr>
             <w:r>
               <w:t xml:space="preserve">6786</w:t>
@@ -16241,7 +16465,7 @@
           <w:p>
             <w:pPr>
               <w:pStyle w:val="Compact"/>
-              <w:jc w:val="right"/>
+              <w:jc w:val="left"/>
             </w:pPr>
             <w:r>
               <w:t xml:space="preserve">5479</w:t>
@@ -16291,7 +16515,7 @@
           <w:p>
             <w:pPr>
               <w:pStyle w:val="Compact"/>
-              <w:jc w:val="right"/>
+              <w:jc w:val="left"/>
             </w:pPr>
             <w:r>
               <w:t xml:space="preserve">1,0014</w:t>
@@ -16303,7 +16527,7 @@
           <w:p>
             <w:pPr>
               <w:pStyle w:val="Compact"/>
-              <w:jc w:val="right"/>
+              <w:jc w:val="left"/>
             </w:pPr>
             <w:r>
               <w:t xml:space="preserve">7148</w:t>
@@ -16315,7 +16539,7 @@
           <w:p>
             <w:pPr>
               <w:pStyle w:val="Compact"/>
-              <w:jc w:val="right"/>
+              <w:jc w:val="left"/>
             </w:pPr>
             <w:r>
               <w:t xml:space="preserve">6049</w:t>
@@ -16365,7 +16589,7 @@
           <w:p>
             <w:pPr>
               <w:pStyle w:val="Compact"/>
-              <w:jc w:val="right"/>
+              <w:jc w:val="left"/>
             </w:pPr>
             <w:r>
               <w:t xml:space="preserve">1,0003</w:t>
@@ -16377,7 +16601,7 @@
           <w:p>
             <w:pPr>
               <w:pStyle w:val="Compact"/>
-              <w:jc w:val="right"/>
+              <w:jc w:val="left"/>
             </w:pPr>
             <w:r>
               <w:t xml:space="preserve">7078</w:t>
@@ -16389,7 +16613,7 @@
           <w:p>
             <w:pPr>
               <w:pStyle w:val="Compact"/>
-              <w:jc w:val="right"/>
+              <w:jc w:val="left"/>
             </w:pPr>
             <w:r>
               <w:t xml:space="preserve">6503</w:t>
@@ -16439,7 +16663,7 @@
           <w:p>
             <w:pPr>
               <w:pStyle w:val="Compact"/>
-              <w:jc w:val="right"/>
+              <w:jc w:val="left"/>
             </w:pPr>
             <w:r>
               <w:t xml:space="preserve">1,0009</w:t>
@@ -16451,7 +16675,7 @@
           <w:p>
             <w:pPr>
               <w:pStyle w:val="Compact"/>
-              <w:jc w:val="right"/>
+              <w:jc w:val="left"/>
             </w:pPr>
             <w:r>
               <w:t xml:space="preserve">4182</w:t>
@@ -16463,7 +16687,7 @@
           <w:p>
             <w:pPr>
               <w:pStyle w:val="Compact"/>
-              <w:jc w:val="right"/>
+              <w:jc w:val="left"/>
             </w:pPr>
             <w:r>
               <w:t xml:space="preserve">5217</w:t>
@@ -16513,7 +16737,7 @@
           <w:p>
             <w:pPr>
               <w:pStyle w:val="Compact"/>
-              <w:jc w:val="right"/>
+              <w:jc w:val="left"/>
             </w:pPr>
             <w:r>
               <w:t xml:space="preserve">1,0000</w:t>
@@ -16525,7 +16749,7 @@
           <w:p>
             <w:pPr>
               <w:pStyle w:val="Compact"/>
-              <w:jc w:val="right"/>
+              <w:jc w:val="left"/>
             </w:pPr>
             <w:r>
               <w:t xml:space="preserve">7491</w:t>
@@ -16537,7 +16761,7 @@
           <w:p>
             <w:pPr>
               <w:pStyle w:val="Compact"/>
-              <w:jc w:val="right"/>
+              <w:jc w:val="left"/>
             </w:pPr>
             <w:r>
               <w:t xml:space="preserve">8221</w:t>
@@ -16587,7 +16811,7 @@
           <w:p>
             <w:pPr>
               <w:pStyle w:val="Compact"/>
-              <w:jc w:val="right"/>
+              <w:jc w:val="left"/>
             </w:pPr>
             <w:r>
               <w:t xml:space="preserve">1,0004</w:t>
@@ -16599,7 +16823,7 @@
           <w:p>
             <w:pPr>
               <w:pStyle w:val="Compact"/>
-              <w:jc w:val="right"/>
+              <w:jc w:val="left"/>
             </w:pPr>
             <w:r>
               <w:t xml:space="preserve">13153</w:t>
@@ -16611,7 +16835,7 @@
           <w:p>
             <w:pPr>
               <w:pStyle w:val="Compact"/>
-              <w:jc w:val="right"/>
+              <w:jc w:val="left"/>
             </w:pPr>
             <w:r>
               <w:t xml:space="preserve">8617</w:t>
@@ -16661,7 +16885,7 @@
           <w:p>
             <w:pPr>
               <w:pStyle w:val="Compact"/>
-              <w:jc w:val="right"/>
+              <w:jc w:val="left"/>
             </w:pPr>
             <w:r>
               <w:t xml:space="preserve">1,0003</w:t>
@@ -16673,7 +16897,7 @@
           <w:p>
             <w:pPr>
               <w:pStyle w:val="Compact"/>
-              <w:jc w:val="right"/>
+              <w:jc w:val="left"/>
             </w:pPr>
             <w:r>
               <w:t xml:space="preserve">7759</w:t>
@@ -16685,7 +16909,7 @@
           <w:p>
             <w:pPr>
               <w:pStyle w:val="Compact"/>
-              <w:jc w:val="right"/>
+              <w:jc w:val="left"/>
             </w:pPr>
             <w:r>
               <w:t xml:space="preserve">5320</w:t>
@@ -16735,7 +16959,7 @@
           <w:p>
             <w:pPr>
               <w:pStyle w:val="Compact"/>
-              <w:jc w:val="right"/>
+              <w:jc w:val="left"/>
             </w:pPr>
             <w:r>
               <w:t xml:space="preserve">1,0010</w:t>
@@ -16747,7 +16971,7 @@
           <w:p>
             <w:pPr>
               <w:pStyle w:val="Compact"/>
-              <w:jc w:val="right"/>
+              <w:jc w:val="left"/>
             </w:pPr>
             <w:r>
               <w:t xml:space="preserve">8349</w:t>
@@ -16759,7 +16983,7 @@
           <w:p>
             <w:pPr>
               <w:pStyle w:val="Compact"/>
-              <w:jc w:val="right"/>
+              <w:jc w:val="left"/>
             </w:pPr>
             <w:r>
               <w:t xml:space="preserve">5514</w:t>
@@ -16809,7 +17033,7 @@
           <w:p>
             <w:pPr>
               <w:pStyle w:val="Compact"/>
-              <w:jc w:val="right"/>
+              <w:jc w:val="left"/>
             </w:pPr>
             <w:r>
               <w:t xml:space="preserve">1,0007</w:t>
@@ -16821,7 +17045,7 @@
           <w:p>
             <w:pPr>
               <w:pStyle w:val="Compact"/>
-              <w:jc w:val="right"/>
+              <w:jc w:val="left"/>
             </w:pPr>
             <w:r>
               <w:t xml:space="preserve">7722</w:t>
@@ -16833,7 +17057,7 @@
           <w:p>
             <w:pPr>
               <w:pStyle w:val="Compact"/>
-              <w:jc w:val="right"/>
+              <w:jc w:val="left"/>
             </w:pPr>
             <w:r>
               <w:t xml:space="preserve">5356</w:t>
@@ -16883,7 +17107,7 @@
           <w:p>
             <w:pPr>
               <w:pStyle w:val="Compact"/>
-              <w:jc w:val="right"/>
+              <w:jc w:val="left"/>
             </w:pPr>
             <w:r>
               <w:t xml:space="preserve">1,0002</w:t>
@@ -16895,7 +17119,7 @@
           <w:p>
             <w:pPr>
               <w:pStyle w:val="Compact"/>
-              <w:jc w:val="right"/>
+              <w:jc w:val="left"/>
             </w:pPr>
             <w:r>
               <w:t xml:space="preserve">10788</w:t>
@@ -16907,7 +17131,7 @@
           <w:p>
             <w:pPr>
               <w:pStyle w:val="Compact"/>
-              <w:jc w:val="right"/>
+              <w:jc w:val="left"/>
             </w:pPr>
             <w:r>
               <w:t xml:space="preserve">5825</w:t>
@@ -16957,7 +17181,7 @@
           <w:p>
             <w:pPr>
               <w:pStyle w:val="Compact"/>
-              <w:jc w:val="right"/>
+              <w:jc w:val="left"/>
             </w:pPr>
             <w:r>
               <w:t xml:space="preserve">1,0003</w:t>
@@ -16969,7 +17193,7 @@
           <w:p>
             <w:pPr>
               <w:pStyle w:val="Compact"/>
-              <w:jc w:val="right"/>
+              <w:jc w:val="left"/>
             </w:pPr>
             <w:r>
               <w:t xml:space="preserve">10464</w:t>
@@ -16981,7 +17205,7 @@
           <w:p>
             <w:pPr>
               <w:pStyle w:val="Compact"/>
-              <w:jc w:val="right"/>
+              <w:jc w:val="left"/>
             </w:pPr>
             <w:r>
               <w:t xml:space="preserve">5965</w:t>
@@ -17031,7 +17255,7 @@
           <w:p>
             <w:pPr>
               <w:pStyle w:val="Compact"/>
-              <w:jc w:val="right"/>
+              <w:jc w:val="left"/>
             </w:pPr>
             <w:r>
               <w:t xml:space="preserve">1,0001</w:t>
@@ -17043,7 +17267,7 @@
           <w:p>
             <w:pPr>
               <w:pStyle w:val="Compact"/>
-              <w:jc w:val="right"/>
+              <w:jc w:val="left"/>
             </w:pPr>
             <w:r>
               <w:t xml:space="preserve">10730</w:t>
@@ -17055,7 +17279,7 @@
           <w:p>
             <w:pPr>
               <w:pStyle w:val="Compact"/>
-              <w:jc w:val="right"/>
+              <w:jc w:val="left"/>
             </w:pPr>
             <w:r>
               <w:t xml:space="preserve">6009</w:t>
@@ -17105,7 +17329,7 @@
           <w:p>
             <w:pPr>
               <w:pStyle w:val="Compact"/>
-              <w:jc w:val="right"/>
+              <w:jc w:val="left"/>
             </w:pPr>
             <w:r>
               <w:t xml:space="preserve">1,0005</w:t>
@@ -17117,7 +17341,7 @@
           <w:p>
             <w:pPr>
               <w:pStyle w:val="Compact"/>
-              <w:jc w:val="right"/>
+              <w:jc w:val="left"/>
             </w:pPr>
             <w:r>
               <w:t xml:space="preserve">9968</w:t>
@@ -17129,7 +17353,7 @@
           <w:p>
             <w:pPr>
               <w:pStyle w:val="Compact"/>
-              <w:jc w:val="right"/>
+              <w:jc w:val="left"/>
             </w:pPr>
             <w:r>
               <w:t xml:space="preserve">5932</w:t>
@@ -17179,7 +17403,7 @@
           <w:p>
             <w:pPr>
               <w:pStyle w:val="Compact"/>
-              <w:jc w:val="right"/>
+              <w:jc w:val="left"/>
             </w:pPr>
             <w:r>
               <w:t xml:space="preserve">1,0008</w:t>
@@ -17191,7 +17415,7 @@
           <w:p>
             <w:pPr>
               <w:pStyle w:val="Compact"/>
-              <w:jc w:val="right"/>
+              <w:jc w:val="left"/>
             </w:pPr>
             <w:r>
               <w:t xml:space="preserve">5303</w:t>
@@ -17203,7 +17427,7 @@
           <w:p>
             <w:pPr>
               <w:pStyle w:val="Compact"/>
-              <w:jc w:val="right"/>
+              <w:jc w:val="left"/>
             </w:pPr>
             <w:r>
               <w:t xml:space="preserve">4932</w:t>
@@ -17253,7 +17477,7 @@
           <w:p>
             <w:pPr>
               <w:pStyle w:val="Compact"/>
-              <w:jc w:val="right"/>
+              <w:jc w:val="left"/>
             </w:pPr>
             <w:r>
               <w:t xml:space="preserve">1,0005</w:t>
@@ -17265,7 +17489,7 @@
           <w:p>
             <w:pPr>
               <w:pStyle w:val="Compact"/>
-              <w:jc w:val="right"/>
+              <w:jc w:val="left"/>
             </w:pPr>
             <w:r>
               <w:t xml:space="preserve">5340</w:t>
@@ -17277,7 +17501,7 @@
           <w:p>
             <w:pPr>
               <w:pStyle w:val="Compact"/>
-              <w:jc w:val="right"/>
+              <w:jc w:val="left"/>
             </w:pPr>
             <w:r>
               <w:t xml:space="preserve">4568</w:t>
@@ -17327,7 +17551,7 @@
           <w:p>
             <w:pPr>
               <w:pStyle w:val="Compact"/>
-              <w:jc w:val="right"/>
+              <w:jc w:val="left"/>
             </w:pPr>
             <w:r>
               <w:t xml:space="preserve">1,0006</w:t>
@@ -17339,7 +17563,7 @@
           <w:p>
             <w:pPr>
               <w:pStyle w:val="Compact"/>
-              <w:jc w:val="right"/>
+              <w:jc w:val="left"/>
             </w:pPr>
             <w:r>
               <w:t xml:space="preserve">8036</w:t>
@@ -17351,7 +17575,7 @@
           <w:p>
             <w:pPr>
               <w:pStyle w:val="Compact"/>
-              <w:jc w:val="right"/>
+              <w:jc w:val="left"/>
             </w:pPr>
             <w:r>
               <w:t xml:space="preserve">5713</w:t>
@@ -17401,7 +17625,7 @@
           <w:p>
             <w:pPr>
               <w:pStyle w:val="Compact"/>
-              <w:jc w:val="right"/>
+              <w:jc w:val="left"/>
             </w:pPr>
             <w:r>
               <w:t xml:space="preserve">1,0010</w:t>
@@ -17413,7 +17637,7 @@
           <w:p>
             <w:pPr>
               <w:pStyle w:val="Compact"/>
-              <w:jc w:val="right"/>
+              <w:jc w:val="left"/>
             </w:pPr>
             <w:r>
               <w:t xml:space="preserve">5784</w:t>
@@ -17425,7 +17649,7 @@
           <w:p>
             <w:pPr>
               <w:pStyle w:val="Compact"/>
-              <w:jc w:val="right"/>
+              <w:jc w:val="left"/>
             </w:pPr>
             <w:r>
               <w:t xml:space="preserve">4843</w:t>
@@ -17475,7 +17699,7 @@
           <w:p>
             <w:pPr>
               <w:pStyle w:val="Compact"/>
-              <w:jc w:val="right"/>
+              <w:jc w:val="left"/>
             </w:pPr>
             <w:r>
               <w:t xml:space="preserve">1,0007</w:t>
@@ -17487,7 +17711,7 @@
           <w:p>
             <w:pPr>
               <w:pStyle w:val="Compact"/>
-              <w:jc w:val="right"/>
+              <w:jc w:val="left"/>
             </w:pPr>
             <w:r>
               <w:t xml:space="preserve">8084</w:t>
@@ -17499,7 +17723,7 @@
           <w:p>
             <w:pPr>
               <w:pStyle w:val="Compact"/>
-              <w:jc w:val="right"/>
+              <w:jc w:val="left"/>
             </w:pPr>
             <w:r>
               <w:t xml:space="preserve">5839</w:t>
@@ -17549,7 +17773,7 @@
           <w:p>
             <w:pPr>
               <w:pStyle w:val="Compact"/>
-              <w:jc w:val="right"/>
+              <w:jc w:val="left"/>
             </w:pPr>
             <w:r>
               <w:t xml:space="preserve">1,0009</w:t>
@@ -17561,7 +17785,7 @@
           <w:p>
             <w:pPr>
               <w:pStyle w:val="Compact"/>
-              <w:jc w:val="right"/>
+              <w:jc w:val="left"/>
             </w:pPr>
             <w:r>
               <w:t xml:space="preserve">8535</w:t>
@@ -17573,7 +17797,7 @@
           <w:p>
             <w:pPr>
               <w:pStyle w:val="Compact"/>
-              <w:jc w:val="right"/>
+              <w:jc w:val="left"/>
             </w:pPr>
             <w:r>
               <w:t xml:space="preserve">5838</w:t>
@@ -17623,7 +17847,7 @@
           <w:p>
             <w:pPr>
               <w:pStyle w:val="Compact"/>
-              <w:jc w:val="right"/>
+              <w:jc w:val="left"/>
             </w:pPr>
             <w:r>
               <w:t xml:space="preserve">1,0004</w:t>
@@ -17635,7 +17859,7 @@
           <w:p>
             <w:pPr>
               <w:pStyle w:val="Compact"/>
-              <w:jc w:val="right"/>
+              <w:jc w:val="left"/>
             </w:pPr>
             <w:r>
               <w:t xml:space="preserve">7626</w:t>
@@ -17647,7 +17871,7 @@
           <w:p>
             <w:pPr>
               <w:pStyle w:val="Compact"/>
-              <w:jc w:val="right"/>
+              <w:jc w:val="left"/>
             </w:pPr>
             <w:r>
               <w:t xml:space="preserve">5381</w:t>
@@ -17697,7 +17921,7 @@
           <w:p>
             <w:pPr>
               <w:pStyle w:val="Compact"/>
-              <w:jc w:val="right"/>
+              <w:jc w:val="left"/>
             </w:pPr>
             <w:r>
               <w:t xml:space="preserve">1,0014</w:t>
@@ -17709,7 +17933,7 @@
           <w:p>
             <w:pPr>
               <w:pStyle w:val="Compact"/>
-              <w:jc w:val="right"/>
+              <w:jc w:val="left"/>
             </w:pPr>
             <w:r>
               <w:t xml:space="preserve">7907</w:t>
@@ -17721,7 +17945,7 @@
           <w:p>
             <w:pPr>
               <w:pStyle w:val="Compact"/>
-              <w:jc w:val="right"/>
+              <w:jc w:val="left"/>
             </w:pPr>
             <w:r>
               <w:t xml:space="preserve">5168</w:t>
@@ -17771,7 +17995,7 @@
           <w:p>
             <w:pPr>
               <w:pStyle w:val="Compact"/>
-              <w:jc w:val="right"/>
+              <w:jc w:val="left"/>
             </w:pPr>
             <w:r>
               <w:t xml:space="preserve">0,9999</w:t>
@@ -17783,7 +18007,7 @@
           <w:p>
             <w:pPr>
               <w:pStyle w:val="Compact"/>
-              <w:jc w:val="right"/>
+              <w:jc w:val="left"/>
             </w:pPr>
             <w:r>
               <w:t xml:space="preserve">11342</w:t>
@@ -17795,7 +18019,7 @@
           <w:p>
             <w:pPr>
               <w:pStyle w:val="Compact"/>
-              <w:jc w:val="right"/>
+              <w:jc w:val="left"/>
             </w:pPr>
             <w:r>
               <w:t xml:space="preserve">6410</w:t>
@@ -17845,7 +18069,7 @@
           <w:p>
             <w:pPr>
               <w:pStyle w:val="Compact"/>
-              <w:jc w:val="right"/>
+              <w:jc w:val="left"/>
             </w:pPr>
             <w:r>
               <w:t xml:space="preserve">1,0006</w:t>
@@ -17857,7 +18081,7 @@
           <w:p>
             <w:pPr>
               <w:pStyle w:val="Compact"/>
-              <w:jc w:val="right"/>
+              <w:jc w:val="left"/>
             </w:pPr>
             <w:r>
               <w:t xml:space="preserve">8379</w:t>
@@ -17869,7 +18093,7 @@
           <w:p>
             <w:pPr>
               <w:pStyle w:val="Compact"/>
-              <w:jc w:val="right"/>
+              <w:jc w:val="left"/>
             </w:pPr>
             <w:r>
               <w:t xml:space="preserve">5240</w:t>
@@ -17919,7 +18143,7 @@
           <w:p>
             <w:pPr>
               <w:pStyle w:val="Compact"/>
-              <w:jc w:val="right"/>
+              <w:jc w:val="left"/>
             </w:pPr>
             <w:r>
               <w:t xml:space="preserve">0,9999</w:t>
@@ -17931,7 +18155,7 @@
           <w:p>
             <w:pPr>
               <w:pStyle w:val="Compact"/>
-              <w:jc w:val="right"/>
+              <w:jc w:val="left"/>
             </w:pPr>
             <w:r>
               <w:t xml:space="preserve">11437</w:t>
@@ -17943,7 +18167,7 @@
           <w:p>
             <w:pPr>
               <w:pStyle w:val="Compact"/>
-              <w:jc w:val="right"/>
+              <w:jc w:val="left"/>
             </w:pPr>
             <w:r>
               <w:t xml:space="preserve">6303</w:t>
@@ -17993,7 +18217,7 @@
           <w:p>
             <w:pPr>
               <w:pStyle w:val="Compact"/>
-              <w:jc w:val="right"/>
+              <w:jc w:val="left"/>
             </w:pPr>
             <w:r>
               <w:t xml:space="preserve">1,0001</w:t>
@@ -18005,7 +18229,7 @@
           <w:p>
             <w:pPr>
               <w:pStyle w:val="Compact"/>
-              <w:jc w:val="right"/>
+              <w:jc w:val="left"/>
             </w:pPr>
             <w:r>
               <w:t xml:space="preserve">8310</w:t>
@@ -18017,7 +18241,7 @@
           <w:p>
             <w:pPr>
               <w:pStyle w:val="Compact"/>
-              <w:jc w:val="right"/>
+              <w:jc w:val="left"/>
             </w:pPr>
             <w:r>
               <w:t xml:space="preserve">5400</w:t>
@@ -18031,11 +18255,23 @@
         <w:pStyle w:val="BodyText"/>
       </w:pPr>
       <w:r>
-        <w:t xml:space="preserve">Los interceptos, coeficientes y parámetros auxiliares se presentan en la escala del predictor lineal de cada familia. ICr: intervalo de credibilidad; ESS: tamaño efectivo de muestra.</w:t>
+        <w:t xml:space="preserve">Los interceptos, coeficientes y parámetros auxiliares se presentan en la</w:t>
+      </w:r>
+      <w:r>
+        <w:t xml:space="preserve"> </w:t>
+      </w:r>
+      <w:r>
+        <w:t xml:space="preserve">escala del predictor lineal de cada familia. ICr: intervalo de</w:t>
+      </w:r>
+      <w:r>
+        <w:t xml:space="preserve"> </w:t>
+      </w:r>
+      <w:r>
+        <w:t xml:space="preserve">credibilidad; ESS: tamaño efectivo de muestra.</w:t>
       </w:r>
     </w:p>
-    <w:bookmarkEnd w:id="18"/>
-    <w:bookmarkStart w:id="19" w:name="X7108c76d484c28e4f0e35ab3be0ece31995c664"/>
+    <w:bookmarkEnd w:id="29"/>
+    <w:bookmarkStart w:id="30" w:name="X5fe8a402944344633167e94f18f0d2a643a32c0"/>
     <w:p>
       <w:pPr>
         <w:pStyle w:val="Heading2"/>
@@ -18047,15 +18283,15 @@
     <w:tbl>
       <w:tblPr>
         <w:tblStyle w:val="Table"/>
-        <w:tblW w:type="pct" w:w="5000"/>
-        <w:tblLayout w:type="fixed"/>
+        <w:tblW w:type="auto" w:w="0"/>
+        <w:jc w:val="left"/>
         <w:tblLook w:firstRow="1" w:lastRow="0" w:firstColumn="0" w:lastColumn="0" w:noHBand="0" w:noVBand="0" w:val="0020"/>
       </w:tblPr>
       <w:tblGrid>
-        <w:gridCol w:w="1827"/>
-        <w:gridCol w:w="1827"/>
-        <w:gridCol w:w="1827"/>
-        <w:gridCol w:w="2436"/>
+        <w:gridCol w:w="1980"/>
+        <w:gridCol w:w="1980"/>
+        <w:gridCol w:w="1980"/>
+        <w:gridCol w:w="1980"/>
       </w:tblGrid>
       <w:tr>
         <w:trPr>
@@ -18114,7 +18350,7 @@
           <w:p>
             <w:pPr>
               <w:pStyle w:val="Compact"/>
-              <w:jc w:val="center"/>
+              <w:jc w:val="left"/>
             </w:pPr>
             <w:r>
               <w:rPr>
@@ -18168,7 +18404,7 @@
           <w:p>
             <w:pPr>
               <w:pStyle w:val="Compact"/>
-              <w:jc w:val="center"/>
+              <w:jc w:val="left"/>
             </w:pPr>
             <w:r>
               <w:t xml:space="preserve">No</w:t>
@@ -18218,7 +18454,7 @@
           <w:p>
             <w:pPr>
               <w:pStyle w:val="Compact"/>
-              <w:jc w:val="center"/>
+              <w:jc w:val="left"/>
             </w:pPr>
             <w:r>
               <w:t xml:space="preserve">No</w:t>
@@ -18268,7 +18504,7 @@
           <w:p>
             <w:pPr>
               <w:pStyle w:val="Compact"/>
-              <w:jc w:val="center"/>
+              <w:jc w:val="left"/>
             </w:pPr>
             <w:r>
               <w:t xml:space="preserve">No</w:t>
@@ -18318,7 +18554,7 @@
           <w:p>
             <w:pPr>
               <w:pStyle w:val="Compact"/>
-              <w:jc w:val="center"/>
+              <w:jc w:val="left"/>
             </w:pPr>
             <w:r>
               <w:t xml:space="preserve">No</w:t>
@@ -18368,7 +18604,7 @@
           <w:p>
             <w:pPr>
               <w:pStyle w:val="Compact"/>
-              <w:jc w:val="center"/>
+              <w:jc w:val="left"/>
             </w:pPr>
             <w:r>
               <w:t xml:space="preserve">No</w:t>
@@ -18418,7 +18654,7 @@
           <w:p>
             <w:pPr>
               <w:pStyle w:val="Compact"/>
-              <w:jc w:val="center"/>
+              <w:jc w:val="left"/>
             </w:pPr>
             <w:r>
               <w:t xml:space="preserve">No</w:t>
@@ -18468,7 +18704,7 @@
           <w:p>
             <w:pPr>
               <w:pStyle w:val="Compact"/>
-              <w:jc w:val="center"/>
+              <w:jc w:val="left"/>
             </w:pPr>
             <w:r>
               <w:t xml:space="preserve">No</w:t>
@@ -18518,7 +18754,7 @@
           <w:p>
             <w:pPr>
               <w:pStyle w:val="Compact"/>
-              <w:jc w:val="center"/>
+              <w:jc w:val="left"/>
             </w:pPr>
             <w:r>
               <w:t xml:space="preserve">No</w:t>
@@ -18568,7 +18804,7 @@
           <w:p>
             <w:pPr>
               <w:pStyle w:val="Compact"/>
-              <w:jc w:val="center"/>
+              <w:jc w:val="left"/>
             </w:pPr>
             <w:r>
               <w:t xml:space="preserve">No</w:t>
@@ -18618,7 +18854,7 @@
           <w:p>
             <w:pPr>
               <w:pStyle w:val="Compact"/>
-              <w:jc w:val="center"/>
+              <w:jc w:val="left"/>
             </w:pPr>
             <w:r>
               <w:t xml:space="preserve">No</w:t>
@@ -18668,7 +18904,7 @@
           <w:p>
             <w:pPr>
               <w:pStyle w:val="Compact"/>
-              <w:jc w:val="center"/>
+              <w:jc w:val="left"/>
             </w:pPr>
             <w:r>
               <w:t xml:space="preserve">No</w:t>
@@ -18718,7 +18954,7 @@
           <w:p>
             <w:pPr>
               <w:pStyle w:val="Compact"/>
-              <w:jc w:val="center"/>
+              <w:jc w:val="left"/>
             </w:pPr>
             <w:r>
               <w:t xml:space="preserve">No</w:t>
@@ -18768,7 +19004,7 @@
           <w:p>
             <w:pPr>
               <w:pStyle w:val="Compact"/>
-              <w:jc w:val="center"/>
+              <w:jc w:val="left"/>
             </w:pPr>
             <w:r>
               <w:t xml:space="preserve">No</w:t>
@@ -18818,7 +19054,7 @@
           <w:p>
             <w:pPr>
               <w:pStyle w:val="Compact"/>
-              <w:jc w:val="center"/>
+              <w:jc w:val="left"/>
             </w:pPr>
             <w:r>
               <w:t xml:space="preserve">No</w:t>
@@ -18868,7 +19104,7 @@
           <w:p>
             <w:pPr>
               <w:pStyle w:val="Compact"/>
-              <w:jc w:val="center"/>
+              <w:jc w:val="left"/>
             </w:pPr>
             <w:r>
               <w:t xml:space="preserve">No</w:t>
@@ -18918,7 +19154,7 @@
           <w:p>
             <w:pPr>
               <w:pStyle w:val="Compact"/>
-              <w:jc w:val="center"/>
+              <w:jc w:val="left"/>
             </w:pPr>
             <w:r>
               <w:t xml:space="preserve">No</w:t>
@@ -18968,7 +19204,7 @@
           <w:p>
             <w:pPr>
               <w:pStyle w:val="Compact"/>
-              <w:jc w:val="center"/>
+              <w:jc w:val="left"/>
             </w:pPr>
             <w:r>
               <w:t xml:space="preserve">No</w:t>
@@ -19018,7 +19254,7 @@
           <w:p>
             <w:pPr>
               <w:pStyle w:val="Compact"/>
-              <w:jc w:val="center"/>
+              <w:jc w:val="left"/>
             </w:pPr>
             <w:r>
               <w:t xml:space="preserve">No</w:t>
@@ -19068,7 +19304,7 @@
           <w:p>
             <w:pPr>
               <w:pStyle w:val="Compact"/>
-              <w:jc w:val="center"/>
+              <w:jc w:val="left"/>
             </w:pPr>
             <w:r>
               <w:t xml:space="preserve">No</w:t>
@@ -19118,7 +19354,7 @@
           <w:p>
             <w:pPr>
               <w:pStyle w:val="Compact"/>
-              <w:jc w:val="center"/>
+              <w:jc w:val="left"/>
             </w:pPr>
             <w:r>
               <w:t xml:space="preserve">No</w:t>
@@ -19132,11 +19368,35 @@
         <w:pStyle w:val="BodyText"/>
       </w:pPr>
       <w:r>
-        <w:t xml:space="preserve">Se muestran las medianas posteriores del coeficiente del grupo de 10–14 años en la escala del predictor lineal. Los priors alternativos fueron moderadamente más amplios y específicos de cada familia, según se describe en Métodos. La máxima diferencia absoluta fue 0,0113 y no hubo cambios de dirección.</w:t>
+        <w:t xml:space="preserve">Se muestran las medianas posteriores del coeficiente del grupo de 10–14</w:t>
+      </w:r>
+      <w:r>
+        <w:t xml:space="preserve"> </w:t>
+      </w:r>
+      <w:r>
+        <w:t xml:space="preserve">años en la escala del predictor lineal. Los priors alternativos fueron</w:t>
+      </w:r>
+      <w:r>
+        <w:t xml:space="preserve"> </w:t>
+      </w:r>
+      <w:r>
+        <w:t xml:space="preserve">moderadamente más amplios y específicos de cada familia, según se</w:t>
+      </w:r>
+      <w:r>
+        <w:t xml:space="preserve"> </w:t>
+      </w:r>
+      <w:r>
+        <w:t xml:space="preserve">describe en Métodos. La máxima diferencia absoluta fue 0,0113 y no hubo</w:t>
+      </w:r>
+      <w:r>
+        <w:t xml:space="preserve"> </w:t>
+      </w:r>
+      <w:r>
+        <w:t xml:space="preserve">cambios de dirección.</w:t>
       </w:r>
     </w:p>
-    <w:bookmarkEnd w:id="19"/>
-    <w:bookmarkStart w:id="20" w:name="tabla-s12.-heterogeneidad-temporal"/>
+    <w:bookmarkEnd w:id="30"/>
+    <w:bookmarkStart w:id="31" w:name="X0b0d080baae263e60728316fc4006be15778e09"/>
     <w:p>
       <w:pPr>
         <w:pStyle w:val="Heading2"/>
@@ -19148,8 +19408,8 @@
     <w:tbl>
       <w:tblPr>
         <w:tblStyle w:val="Table"/>
-        <w:tblW w:type="pct" w:w="5000"/>
-        <w:tblLayout w:type="fixed"/>
+        <w:tblW w:type="auto" w:w="0"/>
+        <w:jc w:val="left"/>
         <w:tblLook w:firstRow="1" w:lastRow="0" w:firstColumn="0" w:lastColumn="0" w:noHBand="0" w:noVBand="0" w:val="0020"/>
       </w:tblPr>
       <w:tblGrid>
@@ -19203,7 +19463,7 @@
           <w:p>
             <w:pPr>
               <w:pStyle w:val="Compact"/>
-              <w:jc w:val="right"/>
+              <w:jc w:val="left"/>
             </w:pPr>
             <w:r>
               <w:rPr>
@@ -19219,7 +19479,7 @@
           <w:p>
             <w:pPr>
               <w:pStyle w:val="Compact"/>
-              <w:jc w:val="right"/>
+              <w:jc w:val="left"/>
             </w:pPr>
             <w:r>
               <w:rPr>
@@ -19325,7 +19585,7 @@
           <w:p>
             <w:pPr>
               <w:pStyle w:val="Compact"/>
-              <w:jc w:val="right"/>
+              <w:jc w:val="left"/>
             </w:pPr>
             <w:r>
               <w:t xml:space="preserve">0,51</w:t>
@@ -19337,7 +19597,7 @@
           <w:p>
             <w:pPr>
               <w:pStyle w:val="Compact"/>
-              <w:jc w:val="right"/>
+              <w:jc w:val="left"/>
             </w:pPr>
             <w:r>
               <w:t xml:space="preserve">0,61</w:t>
@@ -19423,7 +19683,7 @@
           <w:p>
             <w:pPr>
               <w:pStyle w:val="Compact"/>
-              <w:jc w:val="right"/>
+              <w:jc w:val="left"/>
             </w:pPr>
             <w:r>
               <w:t xml:space="preserve">0,31</w:t>
@@ -19435,7 +19695,7 @@
           <w:p>
             <w:pPr>
               <w:pStyle w:val="Compact"/>
-              <w:jc w:val="right"/>
+              <w:jc w:val="left"/>
             </w:pPr>
             <w:r>
               <w:t xml:space="preserve">0,47</w:t>
@@ -19521,7 +19781,7 @@
           <w:p>
             <w:pPr>
               <w:pStyle w:val="Compact"/>
-              <w:jc w:val="right"/>
+              <w:jc w:val="left"/>
             </w:pPr>
             <w:r>
               <w:t xml:space="preserve">0,63</w:t>
@@ -19533,7 +19793,7 @@
           <w:p>
             <w:pPr>
               <w:pStyle w:val="Compact"/>
-              <w:jc w:val="right"/>
+              <w:jc w:val="left"/>
             </w:pPr>
             <w:r>
               <w:t xml:space="preserve">0,58</w:t>
@@ -19619,7 +19879,7 @@
           <w:p>
             <w:pPr>
               <w:pStyle w:val="Compact"/>
-              <w:jc w:val="right"/>
+              <w:jc w:val="left"/>
             </w:pPr>
             <w:r>
               <w:t xml:space="preserve">0,05</w:t>
@@ -19631,7 +19891,7 @@
           <w:p>
             <w:pPr>
               <w:pStyle w:val="Compact"/>
-              <w:jc w:val="right"/>
+              <w:jc w:val="left"/>
             </w:pPr>
             <w:r>
               <w:t xml:space="preserve">0,03</w:t>
@@ -19717,7 +19977,7 @@
           <w:p>
             <w:pPr>
               <w:pStyle w:val="Compact"/>
-              <w:jc w:val="right"/>
+              <w:jc w:val="left"/>
             </w:pPr>
             <w:r>
               <w:t xml:space="preserve">0,12</w:t>
@@ -19729,7 +19989,7 @@
           <w:p>
             <w:pPr>
               <w:pStyle w:val="Compact"/>
-              <w:jc w:val="right"/>
+              <w:jc w:val="left"/>
             </w:pPr>
             <w:r>
               <w:t xml:space="preserve">0,06</w:t>
@@ -19815,7 +20075,7 @@
           <w:p>
             <w:pPr>
               <w:pStyle w:val="Compact"/>
-              <w:jc w:val="right"/>
+              <w:jc w:val="left"/>
             </w:pPr>
             <w:r>
               <w:t xml:space="preserve">0,09</w:t>
@@ -19827,7 +20087,7 @@
           <w:p>
             <w:pPr>
               <w:pStyle w:val="Compact"/>
-              <w:jc w:val="right"/>
+              <w:jc w:val="left"/>
             </w:pPr>
             <w:r>
               <w:t xml:space="preserve">0,09</w:t>
@@ -19913,7 +20173,7 @@
           <w:p>
             <w:pPr>
               <w:pStyle w:val="Compact"/>
-              <w:jc w:val="right"/>
+              <w:jc w:val="left"/>
             </w:pPr>
             <w:r>
               <w:t xml:space="preserve">0,47</w:t>
@@ -19925,7 +20185,7 @@
           <w:p>
             <w:pPr>
               <w:pStyle w:val="Compact"/>
-              <w:jc w:val="right"/>
+              <w:jc w:val="left"/>
             </w:pPr>
             <w:r>
               <w:t xml:space="preserve">0,60</w:t>
@@ -20011,7 +20271,7 @@
           <w:p>
             <w:pPr>
               <w:pStyle w:val="Compact"/>
-              <w:jc w:val="right"/>
+              <w:jc w:val="left"/>
             </w:pPr>
             <w:r>
               <w:t xml:space="preserve">0,59</w:t>
@@ -20023,7 +20283,7 @@
           <w:p>
             <w:pPr>
               <w:pStyle w:val="Compact"/>
-              <w:jc w:val="right"/>
+              <w:jc w:val="left"/>
             </w:pPr>
             <w:r>
               <w:t xml:space="preserve">0,66</w:t>
@@ -20109,7 +20369,7 @@
           <w:p>
             <w:pPr>
               <w:pStyle w:val="Compact"/>
-              <w:jc w:val="right"/>
+              <w:jc w:val="left"/>
             </w:pPr>
             <w:r>
               <w:t xml:space="preserve">0,55</w:t>
@@ -20121,7 +20381,7 @@
           <w:p>
             <w:pPr>
               <w:pStyle w:val="Compact"/>
-              <w:jc w:val="right"/>
+              <w:jc w:val="left"/>
             </w:pPr>
             <w:r>
               <w:t xml:space="preserve">0,57</w:t>
@@ -20183,11 +20443,77 @@
         <w:pStyle w:val="BodyText"/>
       </w:pPr>
       <w:r>
-        <w:t xml:space="preserve">Prevalencias marginales posteriores y contrastes de adolescentes de 10–14 frente a 15–19 años obtenidos del modelo conjunto con interacción; pueden diferir mínimamente de los modelos independientes por subperíodo de la Tabla S2. DP: diferencia marginal de prevalencias; RP: razón marginal de prevalencias; razón de OR: exponencial del término grupo × período respecto de 2009–2014; ELPD: densidad predictiva esperada estimada mediante LOO; EE: error estándar de la diferencia. Para pareja estable, la ventaja predictiva del modelo con interacción fue pequeña e incierta; para etnia minoritaria y control prenatal adecuado, la interacción no mejoró la predicción. La sensibilidad ordinal de adecuación prenatal produjo OR de 0,57, 0,76 y 0,86 en los tres períodos y ΔELPD=-0,31 (EE=1,79).</w:t>
+        <w:t xml:space="preserve">Prevalencias marginales posteriores y contrastes de adolescentes de</w:t>
+      </w:r>
+      <w:r>
+        <w:t xml:space="preserve"> </w:t>
+      </w:r>
+      <w:r>
+        <w:t xml:space="preserve">10–14 frente a 15–19 años obtenidos del modelo conjunto con interacción;</w:t>
+      </w:r>
+      <w:r>
+        <w:t xml:space="preserve"> </w:t>
+      </w:r>
+      <w:r>
+        <w:t xml:space="preserve">pueden diferir mínimamente de los modelos independientes por subperíodo</w:t>
+      </w:r>
+      <w:r>
+        <w:t xml:space="preserve"> </w:t>
+      </w:r>
+      <w:r>
+        <w:t xml:space="preserve">de la Tabla S2. DP: diferencia marginal de prevalencias; RP: razón</w:t>
+      </w:r>
+      <w:r>
+        <w:t xml:space="preserve"> </w:t>
+      </w:r>
+      <w:r>
+        <w:t xml:space="preserve">marginal de prevalencias; razón de OR: exponencial del término grupo ×</w:t>
+      </w:r>
+      <w:r>
+        <w:t xml:space="preserve"> </w:t>
+      </w:r>
+      <w:r>
+        <w:t xml:space="preserve">período respecto de 2009–2014; ELPD: densidad predictiva esperada</w:t>
+      </w:r>
+      <w:r>
+        <w:t xml:space="preserve"> </w:t>
+      </w:r>
+      <w:r>
+        <w:t xml:space="preserve">estimada mediante LOO; EE: error estándar de la diferencia. Para pareja</w:t>
+      </w:r>
+      <w:r>
+        <w:t xml:space="preserve"> </w:t>
+      </w:r>
+      <w:r>
+        <w:t xml:space="preserve">estable, la ventaja predictiva del modelo con interacción fue pequeña e</w:t>
+      </w:r>
+      <w:r>
+        <w:t xml:space="preserve"> </w:t>
+      </w:r>
+      <w:r>
+        <w:t xml:space="preserve">incierta; para etnia minoritaria y control prenatal adecuado, la</w:t>
+      </w:r>
+      <w:r>
+        <w:t xml:space="preserve"> </w:t>
+      </w:r>
+      <w:r>
+        <w:t xml:space="preserve">interacción no mejoró la predicción. La sensibilidad ordinal de</w:t>
+      </w:r>
+      <w:r>
+        <w:t xml:space="preserve"> </w:t>
+      </w:r>
+      <w:r>
+        <w:t xml:space="preserve">adecuación prenatal produjo OR de 0,57, 0,76 y 0,86 en los tres períodos</w:t>
+      </w:r>
+      <w:r>
+        <w:t xml:space="preserve"> </w:t>
+      </w:r>
+      <w:r>
+        <w:t xml:space="preserve">y ΔELPD=-0,31 (EE=1,79).</w:t>
       </w:r>
     </w:p>
-    <w:bookmarkEnd w:id="20"/>
-    <w:bookmarkStart w:id="21" w:name="tabla-s13.-reconciliacion-final"/>
+    <w:bookmarkEnd w:id="31"/>
+    <w:bookmarkStart w:id="32" w:name="Xede4c5cba3913cbda3889e98d39786392310c0f"/>
     <w:p>
       <w:pPr>
         <w:pStyle w:val="Heading2"/>
@@ -20199,8 +20525,8 @@
     <w:tbl>
       <w:tblPr>
         <w:tblStyle w:val="Table"/>
-        <w:tblW w:type="pct" w:w="5000"/>
-        <w:tblLayout w:type="fixed"/>
+        <w:tblW w:type="auto" w:w="0"/>
+        <w:jc w:val="left"/>
         <w:tblLook w:firstRow="1" w:lastRow="0" w:firstColumn="0" w:lastColumn="0" w:noHBand="0" w:noVBand="0" w:val="0020"/>
       </w:tblPr>
       <w:tblGrid>
@@ -20234,7 +20560,7 @@
           <w:p>
             <w:pPr>
               <w:pStyle w:val="Compact"/>
-              <w:jc w:val="right"/>
+              <w:jc w:val="left"/>
             </w:pPr>
             <w:r>
               <w:rPr>
@@ -20250,7 +20576,7 @@
           <w:p>
             <w:pPr>
               <w:pStyle w:val="Compact"/>
-              <w:jc w:val="right"/>
+              <w:jc w:val="left"/>
             </w:pPr>
             <w:r>
               <w:rPr>
@@ -20266,7 +20592,7 @@
           <w:p>
             <w:pPr>
               <w:pStyle w:val="Compact"/>
-              <w:jc w:val="right"/>
+              <w:jc w:val="left"/>
             </w:pPr>
             <w:r>
               <w:rPr>
@@ -20296,7 +20622,7 @@
           <w:p>
             <w:pPr>
               <w:pStyle w:val="Compact"/>
-              <w:jc w:val="right"/>
+              <w:jc w:val="left"/>
             </w:pPr>
             <w:r>
               <w:t xml:space="preserve">7.202</w:t>
@@ -20308,7 +20634,7 @@
           <w:p>
             <w:pPr>
               <w:pStyle w:val="Compact"/>
-              <w:jc w:val="right"/>
+              <w:jc w:val="left"/>
             </w:pPr>
             <w:r>
               <w:t xml:space="preserve">387</w:t>
@@ -20320,7 +20646,7 @@
           <w:p>
             <w:pPr>
               <w:pStyle w:val="Compact"/>
-              <w:jc w:val="right"/>
+              <w:jc w:val="left"/>
             </w:pPr>
             <w:r>
               <w:t xml:space="preserve">6.815</w:t>
@@ -20346,7 +20672,7 @@
           <w:p>
             <w:pPr>
               <w:pStyle w:val="Compact"/>
-              <w:jc w:val="right"/>
+              <w:jc w:val="left"/>
             </w:pPr>
             <w:r>
               <w:t xml:space="preserve">15</w:t>
@@ -20358,7 +20684,7 @@
           <w:p>
             <w:pPr>
               <w:pStyle w:val="Compact"/>
-              <w:jc w:val="right"/>
+              <w:jc w:val="left"/>
             </w:pPr>
             <w:r>
               <w:t xml:space="preserve">0</w:t>
@@ -20370,7 +20696,7 @@
           <w:p>
             <w:pPr>
               <w:pStyle w:val="Compact"/>
-              <w:jc w:val="right"/>
+              <w:jc w:val="left"/>
             </w:pPr>
             <w:r>
               <w:t xml:space="preserve">15</w:t>
@@ -20396,7 +20722,7 @@
           <w:p>
             <w:pPr>
               <w:pStyle w:val="Compact"/>
-              <w:jc w:val="right"/>
+              <w:jc w:val="left"/>
             </w:pPr>
             <w:r>
               <w:t xml:space="preserve">7.187</w:t>
@@ -20408,7 +20734,7 @@
           <w:p>
             <w:pPr>
               <w:pStyle w:val="Compact"/>
-              <w:jc w:val="right"/>
+              <w:jc w:val="left"/>
             </w:pPr>
             <w:r>
               <w:t xml:space="preserve">387</w:t>
@@ -20420,7 +20746,7 @@
           <w:p>
             <w:pPr>
               <w:pStyle w:val="Compact"/>
-              <w:jc w:val="right"/>
+              <w:jc w:val="left"/>
             </w:pPr>
             <w:r>
               <w:t xml:space="preserve">6.800</w:t>
@@ -20446,7 +20772,7 @@
           <w:p>
             <w:pPr>
               <w:pStyle w:val="Compact"/>
-              <w:jc w:val="right"/>
+              <w:jc w:val="left"/>
             </w:pPr>
             <w:r>
               <w:t xml:space="preserve">152</w:t>
@@ -20458,7 +20784,7 @@
           <w:p>
             <w:pPr>
               <w:pStyle w:val="Compact"/>
-              <w:jc w:val="right"/>
+              <w:jc w:val="left"/>
             </w:pPr>
             <w:r>
               <w:t xml:space="preserve">1</w:t>
@@ -20470,7 +20796,7 @@
           <w:p>
             <w:pPr>
               <w:pStyle w:val="Compact"/>
-              <w:jc w:val="right"/>
+              <w:jc w:val="left"/>
             </w:pPr>
             <w:r>
               <w:t xml:space="preserve">151</w:t>
@@ -20496,7 +20822,7 @@
           <w:p>
             <w:pPr>
               <w:pStyle w:val="Compact"/>
-              <w:jc w:val="right"/>
+              <w:jc w:val="left"/>
             </w:pPr>
             <w:r>
               <w:t xml:space="preserve">7.035</w:t>
@@ -20508,7 +20834,7 @@
           <w:p>
             <w:pPr>
               <w:pStyle w:val="Compact"/>
-              <w:jc w:val="right"/>
+              <w:jc w:val="left"/>
             </w:pPr>
             <w:r>
               <w:t xml:space="preserve">386</w:t>
@@ -20520,7 +20846,7 @@
           <w:p>
             <w:pPr>
               <w:pStyle w:val="Compact"/>
-              <w:jc w:val="right"/>
+              <w:jc w:val="left"/>
             </w:pPr>
             <w:r>
               <w:t xml:space="preserve">6.649</w:t>
@@ -20546,7 +20872,7 @@
           <w:p>
             <w:pPr>
               <w:pStyle w:val="Compact"/>
-              <w:jc w:val="right"/>
+              <w:jc w:val="left"/>
             </w:pPr>
             <w:r>
               <w:t xml:space="preserve">245</w:t>
@@ -20558,7 +20884,7 @@
           <w:p>
             <w:pPr>
               <w:pStyle w:val="Compact"/>
-              <w:jc w:val="right"/>
+              <w:jc w:val="left"/>
             </w:pPr>
             <w:r>
               <w:t xml:space="preserve">5</w:t>
@@ -20570,7 +20896,7 @@
           <w:p>
             <w:pPr>
               <w:pStyle w:val="Compact"/>
-              <w:jc w:val="right"/>
+              <w:jc w:val="left"/>
             </w:pPr>
             <w:r>
               <w:t xml:space="preserve">240</w:t>
@@ -20596,7 +20922,7 @@
           <w:p>
             <w:pPr>
               <w:pStyle w:val="Compact"/>
-              <w:jc w:val="right"/>
+              <w:jc w:val="left"/>
             </w:pPr>
             <w:r>
               <w:t xml:space="preserve">6.790</w:t>
@@ -20608,7 +20934,7 @@
           <w:p>
             <w:pPr>
               <w:pStyle w:val="Compact"/>
-              <w:jc w:val="right"/>
+              <w:jc w:val="left"/>
             </w:pPr>
             <w:r>
               <w:t xml:space="preserve">381</w:t>
@@ -20620,7 +20946,7 @@
           <w:p>
             <w:pPr>
               <w:pStyle w:val="Compact"/>
-              <w:jc w:val="right"/>
+              <w:jc w:val="left"/>
             </w:pPr>
             <w:r>
               <w:t xml:space="preserve">6.409</w:t>
@@ -20646,7 +20972,7 @@
           <w:p>
             <w:pPr>
               <w:pStyle w:val="Compact"/>
-              <w:jc w:val="right"/>
+              <w:jc w:val="left"/>
             </w:pPr>
             <w:r>
               <w:t xml:space="preserve">6.765</w:t>
@@ -20658,7 +20984,7 @@
           <w:p>
             <w:pPr>
               <w:pStyle w:val="Compact"/>
-              <w:jc w:val="right"/>
+              <w:jc w:val="left"/>
             </w:pPr>
             <w:r>
               <w:t xml:space="preserve">381</w:t>
@@ -20670,7 +20996,7 @@
           <w:p>
             <w:pPr>
               <w:pStyle w:val="Compact"/>
-              <w:jc w:val="right"/>
+              <w:jc w:val="left"/>
             </w:pPr>
             <w:r>
               <w:t xml:space="preserve">6.384</w:t>
@@ -20696,7 +21022,7 @@
           <w:p>
             <w:pPr>
               <w:pStyle w:val="Compact"/>
-              <w:jc w:val="right"/>
+              <w:jc w:val="left"/>
             </w:pPr>
             <w:r>
               <w:t xml:space="preserve">6.789</w:t>
@@ -20708,7 +21034,7 @@
           <w:p>
             <w:pPr>
               <w:pStyle w:val="Compact"/>
-              <w:jc w:val="right"/>
+              <w:jc w:val="left"/>
             </w:pPr>
             <w:r>
               <w:t xml:space="preserve">381</w:t>
@@ -20720,7 +21046,7 @@
           <w:p>
             <w:pPr>
               <w:pStyle w:val="Compact"/>
-              <w:jc w:val="right"/>
+              <w:jc w:val="left"/>
             </w:pPr>
             <w:r>
               <w:t xml:space="preserve">6.408</w:t>
@@ -20746,7 +21072,7 @@
           <w:p>
             <w:pPr>
               <w:pStyle w:val="Compact"/>
-              <w:jc w:val="right"/>
+              <w:jc w:val="left"/>
             </w:pPr>
             <w:r>
               <w:t xml:space="preserve">6.747</w:t>
@@ -20758,7 +21084,7 @@
           <w:p>
             <w:pPr>
               <w:pStyle w:val="Compact"/>
-              <w:jc w:val="right"/>
+              <w:jc w:val="left"/>
             </w:pPr>
             <w:r>
               <w:t xml:space="preserve">376</w:t>
@@ -20770,7 +21096,7 @@
           <w:p>
             <w:pPr>
               <w:pStyle w:val="Compact"/>
-              <w:jc w:val="right"/>
+              <w:jc w:val="left"/>
             </w:pPr>
             <w:r>
               <w:t xml:space="preserve">6.371</w:t>
@@ -20796,7 +21122,7 @@
           <w:p>
             <w:pPr>
               <w:pStyle w:val="Compact"/>
-              <w:jc w:val="right"/>
+              <w:jc w:val="left"/>
             </w:pPr>
             <w:r>
               <w:t xml:space="preserve">6.665</w:t>
@@ -20808,7 +21134,7 @@
           <w:p>
             <w:pPr>
               <w:pStyle w:val="Compact"/>
-              <w:jc w:val="right"/>
+              <w:jc w:val="left"/>
             </w:pPr>
             <w:r>
               <w:t xml:space="preserve">374</w:t>
@@ -20820,7 +21146,7 @@
           <w:p>
             <w:pPr>
               <w:pStyle w:val="Compact"/>
-              <w:jc w:val="right"/>
+              <w:jc w:val="left"/>
             </w:pPr>
             <w:r>
               <w:t xml:space="preserve">6.291</w:t>
@@ -20846,7 +21172,7 @@
           <w:p>
             <w:pPr>
               <w:pStyle w:val="Compact"/>
-              <w:jc w:val="right"/>
+              <w:jc w:val="left"/>
             </w:pPr>
             <w:r>
               <w:t xml:space="preserve">6.673</w:t>
@@ -20858,7 +21184,7 @@
           <w:p>
             <w:pPr>
               <w:pStyle w:val="Compact"/>
-              <w:jc w:val="right"/>
+              <w:jc w:val="left"/>
             </w:pPr>
             <w:r>
               <w:t xml:space="preserve">374</w:t>
@@ -20870,7 +21196,7 @@
           <w:p>
             <w:pPr>
               <w:pStyle w:val="Compact"/>
-              <w:jc w:val="right"/>
+              <w:jc w:val="left"/>
             </w:pPr>
             <w:r>
               <w:t xml:space="preserve">6.299</w:t>
@@ -20896,7 +21222,7 @@
           <w:p>
             <w:pPr>
               <w:pStyle w:val="Compact"/>
-              <w:jc w:val="right"/>
+              <w:jc w:val="left"/>
             </w:pPr>
             <w:r>
               <w:t xml:space="preserve">6.789</w:t>
@@ -20908,7 +21234,7 @@
           <w:p>
             <w:pPr>
               <w:pStyle w:val="Compact"/>
-              <w:jc w:val="right"/>
+              <w:jc w:val="left"/>
             </w:pPr>
             <w:r>
               <w:t xml:space="preserve">381</w:t>
@@ -20920,7 +21246,7 @@
           <w:p>
             <w:pPr>
               <w:pStyle w:val="Compact"/>
-              <w:jc w:val="right"/>
+              <w:jc w:val="left"/>
             </w:pPr>
             <w:r>
               <w:t xml:space="preserve">6.408</w:t>
@@ -20946,7 +21272,7 @@
           <w:p>
             <w:pPr>
               <w:pStyle w:val="Compact"/>
-              <w:jc w:val="right"/>
+              <w:jc w:val="left"/>
             </w:pPr>
             <w:r>
               <w:t xml:space="preserve">6.790</w:t>
@@ -20958,7 +21284,7 @@
           <w:p>
             <w:pPr>
               <w:pStyle w:val="Compact"/>
-              <w:jc w:val="right"/>
+              <w:jc w:val="left"/>
             </w:pPr>
             <w:r>
               <w:t xml:space="preserve">381</w:t>
@@ -20970,7 +21296,7 @@
           <w:p>
             <w:pPr>
               <w:pStyle w:val="Compact"/>
-              <w:jc w:val="right"/>
+              <w:jc w:val="left"/>
             </w:pPr>
             <w:r>
               <w:t xml:space="preserve">6.409</w:t>
@@ -20996,7 +21322,7 @@
           <w:p>
             <w:pPr>
               <w:pStyle w:val="Compact"/>
-              <w:jc w:val="right"/>
+              <w:jc w:val="left"/>
             </w:pPr>
             <w:r>
               <w:t xml:space="preserve">6.790</w:t>
@@ -21008,7 +21334,7 @@
           <w:p>
             <w:pPr>
               <w:pStyle w:val="Compact"/>
-              <w:jc w:val="right"/>
+              <w:jc w:val="left"/>
             </w:pPr>
             <w:r>
               <w:t xml:space="preserve">381</w:t>
@@ -21020,7 +21346,7 @@
           <w:p>
             <w:pPr>
               <w:pStyle w:val="Compact"/>
-              <w:jc w:val="right"/>
+              <w:jc w:val="left"/>
             </w:pPr>
             <w:r>
               <w:t xml:space="preserve">6.409</w:t>
@@ -21046,7 +21372,7 @@
           <w:p>
             <w:pPr>
               <w:pStyle w:val="Compact"/>
-              <w:jc w:val="right"/>
+              <w:jc w:val="left"/>
             </w:pPr>
             <w:r>
               <w:t xml:space="preserve">6.778</w:t>
@@ -21058,7 +21384,7 @@
           <w:p>
             <w:pPr>
               <w:pStyle w:val="Compact"/>
-              <w:jc w:val="right"/>
+              <w:jc w:val="left"/>
             </w:pPr>
             <w:r>
               <w:t xml:space="preserve">381</w:t>
@@ -21070,7 +21396,7 @@
           <w:p>
             <w:pPr>
               <w:pStyle w:val="Compact"/>
-              <w:jc w:val="right"/>
+              <w:jc w:val="left"/>
             </w:pPr>
             <w:r>
               <w:t xml:space="preserve">6.397</w:t>
@@ -21096,7 +21422,7 @@
           <w:p>
             <w:pPr>
               <w:pStyle w:val="Compact"/>
-              <w:jc w:val="right"/>
+              <w:jc w:val="left"/>
             </w:pPr>
             <w:r>
               <w:t xml:space="preserve">5.809</w:t>
@@ -21108,7 +21434,7 @@
           <w:p>
             <w:pPr>
               <w:pStyle w:val="Compact"/>
-              <w:jc w:val="right"/>
+              <w:jc w:val="left"/>
             </w:pPr>
             <w:r>
               <w:t xml:space="preserve">324</w:t>
@@ -21120,7 +21446,7 @@
           <w:p>
             <w:pPr>
               <w:pStyle w:val="Compact"/>
-              <w:jc w:val="right"/>
+              <w:jc w:val="left"/>
             </w:pPr>
             <w:r>
               <w:t xml:space="preserve">5.485</w:t>
@@ -21134,11 +21460,360 @@
         <w:pStyle w:val="BodyText"/>
       </w:pPr>
       <w:r>
-        <w:t xml:space="preserve">La resta entre etapas consecutivas reconcilia 7.202 − 15 − 152 = 7.035. La submuestra neonatal excluye los 245 embarazos múltiples: 7.035 − 245 = 6.790. Los denominadores específicos reflejan análisis de casos disponibles. Sensibilidad del linkage: con umbrales de 2, 3 y 4 semanas se consolidaron 146, 152 y 152 registros y quedaron 7.041, 7.035 y 7.035 eventos, respectivamente.</w:t>
+        <w:rPr>
+          <w:b/>
+          <w:bCs/>
+        </w:rPr>
+        <w:t xml:space="preserve">Sensibilidad del linkage</w:t>
       </w:r>
     </w:p>
-    <w:bookmarkEnd w:id="21"/>
-    <w:bookmarkStart w:id="22" w:name="tabla-s14.-sensibilidad-rezago-escolar"/>
+    <w:tbl>
+      <w:tblPr>
+        <w:tblStyle w:val="Table"/>
+        <w:tblW w:type="auto" w:w="0"/>
+        <w:jc w:val="left"/>
+        <w:tblLook w:firstRow="1" w:lastRow="0" w:firstColumn="0" w:lastColumn="0" w:noHBand="0" w:noVBand="0" w:val="0020"/>
+      </w:tblPr>
+      <w:tblGrid>
+        <w:gridCol w:w="1980"/>
+        <w:gridCol w:w="1980"/>
+        <w:gridCol w:w="1980"/>
+        <w:gridCol w:w="1980"/>
+      </w:tblGrid>
+      <w:tr>
+        <w:trPr>
+          <w:tblHeader w:val="on"/>
+        </w:trPr>
+        <w:tc>
+          <w:tcPr/>
+          <w:p>
+            <w:pPr>
+              <w:pStyle w:val="Compact"/>
+              <w:jc w:val="left"/>
+            </w:pPr>
+            <w:r>
+              <w:rPr>
+                <w:b/>
+                <w:bCs/>
+              </w:rPr>
+              <w:t xml:space="preserve">Escenario</w:t>
+            </w:r>
+          </w:p>
+        </w:tc>
+        <w:tc>
+          <w:tcPr/>
+          <w:p>
+            <w:pPr>
+              <w:pStyle w:val="Compact"/>
+              <w:jc w:val="left"/>
+            </w:pPr>
+            <w:r>
+              <w:rPr>
+                <w:b/>
+                <w:bCs/>
+              </w:rPr>
+              <w:t xml:space="preserve">Registros consolidados</w:t>
+            </w:r>
+          </w:p>
+        </w:tc>
+        <w:tc>
+          <w:tcPr/>
+          <w:p>
+            <w:pPr>
+              <w:pStyle w:val="Compact"/>
+              <w:jc w:val="left"/>
+            </w:pPr>
+            <w:r>
+              <w:rPr>
+                <w:b/>
+                <w:bCs/>
+              </w:rPr>
+              <w:t xml:space="preserve">Eventos obstétricos finales</w:t>
+            </w:r>
+          </w:p>
+        </w:tc>
+        <w:tc>
+          <w:tcPr/>
+          <w:p>
+            <w:pPr>
+              <w:pStyle w:val="Compact"/>
+              <w:jc w:val="left"/>
+            </w:pPr>
+            <w:r>
+              <w:rPr>
+                <w:b/>
+                <w:bCs/>
+              </w:rPr>
+              <w:t xml:space="preserve">Embarazos múltiples</w:t>
+            </w:r>
+          </w:p>
+        </w:tc>
+      </w:tr>
+      <w:tr>
+        <w:tc>
+          <w:tcPr/>
+          <w:p>
+            <w:pPr>
+              <w:pStyle w:val="Compact"/>
+              <w:jc w:val="left"/>
+            </w:pPr>
+            <w:r>
+              <w:t xml:space="preserve">Llave exacta</w:t>
+            </w:r>
+          </w:p>
+        </w:tc>
+        <w:tc>
+          <w:tcPr/>
+          <w:p>
+            <w:pPr>
+              <w:pStyle w:val="Compact"/>
+              <w:jc w:val="left"/>
+            </w:pPr>
+            <w:r>
+              <w:t xml:space="preserve">139</w:t>
+            </w:r>
+          </w:p>
+        </w:tc>
+        <w:tc>
+          <w:tcPr/>
+          <w:p>
+            <w:pPr>
+              <w:pStyle w:val="Compact"/>
+              <w:jc w:val="left"/>
+            </w:pPr>
+            <w:r>
+              <w:t xml:space="preserve">7.048</w:t>
+            </w:r>
+          </w:p>
+        </w:tc>
+        <w:tc>
+          <w:tcPr/>
+          <w:p>
+            <w:pPr>
+              <w:pStyle w:val="Compact"/>
+              <w:jc w:val="left"/>
+            </w:pPr>
+            <w:r>
+              <w:t xml:space="preserve">258</w:t>
+            </w:r>
+          </w:p>
+        </w:tc>
+      </w:tr>
+      <w:tr>
+        <w:tc>
+          <w:tcPr/>
+          <w:p>
+            <w:pPr>
+              <w:pStyle w:val="Compact"/>
+              <w:jc w:val="left"/>
+            </w:pPr>
+            <w:r>
+              <w:t xml:space="preserve">Tolerancia 1 semana</w:t>
+            </w:r>
+          </w:p>
+        </w:tc>
+        <w:tc>
+          <w:tcPr/>
+          <w:p>
+            <w:pPr>
+              <w:pStyle w:val="Compact"/>
+              <w:jc w:val="left"/>
+            </w:pPr>
+            <w:r>
+              <w:t xml:space="preserve">140</w:t>
+            </w:r>
+          </w:p>
+        </w:tc>
+        <w:tc>
+          <w:tcPr/>
+          <w:p>
+            <w:pPr>
+              <w:pStyle w:val="Compact"/>
+              <w:jc w:val="left"/>
+            </w:pPr>
+            <w:r>
+              <w:t xml:space="preserve">7.047</w:t>
+            </w:r>
+          </w:p>
+        </w:tc>
+        <w:tc>
+          <w:tcPr/>
+          <w:p>
+            <w:pPr>
+              <w:pStyle w:val="Compact"/>
+              <w:jc w:val="left"/>
+            </w:pPr>
+            <w:r>
+              <w:t xml:space="preserve">257</w:t>
+            </w:r>
+          </w:p>
+        </w:tc>
+      </w:tr>
+      <w:tr>
+        <w:tc>
+          <w:tcPr/>
+          <w:p>
+            <w:pPr>
+              <w:pStyle w:val="Compact"/>
+              <w:jc w:val="left"/>
+            </w:pPr>
+            <w:r>
+              <w:t xml:space="preserve">Tolerancia 2 semanas</w:t>
+            </w:r>
+          </w:p>
+        </w:tc>
+        <w:tc>
+          <w:tcPr/>
+          <w:p>
+            <w:pPr>
+              <w:pStyle w:val="Compact"/>
+              <w:jc w:val="left"/>
+            </w:pPr>
+            <w:r>
+              <w:t xml:space="preserve">146</w:t>
+            </w:r>
+          </w:p>
+        </w:tc>
+        <w:tc>
+          <w:tcPr/>
+          <w:p>
+            <w:pPr>
+              <w:pStyle w:val="Compact"/>
+              <w:jc w:val="left"/>
+            </w:pPr>
+            <w:r>
+              <w:t xml:space="preserve">7.041</w:t>
+            </w:r>
+          </w:p>
+        </w:tc>
+        <w:tc>
+          <w:tcPr/>
+          <w:p>
+            <w:pPr>
+              <w:pStyle w:val="Compact"/>
+              <w:jc w:val="left"/>
+            </w:pPr>
+            <w:r>
+              <w:t xml:space="preserve">251</w:t>
+            </w:r>
+          </w:p>
+        </w:tc>
+      </w:tr>
+      <w:tr>
+        <w:tc>
+          <w:tcPr/>
+          <w:p>
+            <w:pPr>
+              <w:pStyle w:val="Compact"/>
+              <w:jc w:val="left"/>
+            </w:pPr>
+            <w:r>
+              <w:t xml:space="preserve">Tolerancia 3 semanas — análisis principal</w:t>
+            </w:r>
+          </w:p>
+        </w:tc>
+        <w:tc>
+          <w:tcPr/>
+          <w:p>
+            <w:pPr>
+              <w:pStyle w:val="Compact"/>
+              <w:jc w:val="left"/>
+            </w:pPr>
+            <w:r>
+              <w:t xml:space="preserve">152</w:t>
+            </w:r>
+          </w:p>
+        </w:tc>
+        <w:tc>
+          <w:tcPr/>
+          <w:p>
+            <w:pPr>
+              <w:pStyle w:val="Compact"/>
+              <w:jc w:val="left"/>
+            </w:pPr>
+            <w:r>
+              <w:t xml:space="preserve">7.035</w:t>
+            </w:r>
+          </w:p>
+        </w:tc>
+        <w:tc>
+          <w:tcPr/>
+          <w:p>
+            <w:pPr>
+              <w:pStyle w:val="Compact"/>
+              <w:jc w:val="left"/>
+            </w:pPr>
+            <w:r>
+              <w:t xml:space="preserve">245</w:t>
+            </w:r>
+          </w:p>
+        </w:tc>
+      </w:tr>
+    </w:tbl>
+    <w:p>
+      <w:pPr>
+        <w:pStyle w:val="BodyText"/>
+      </w:pPr>
+      <w:r>
+        <w:t xml:space="preserve">La resta entre etapas consecutivas reconcilia 7.202 − 15 − 152 = 7.035.</w:t>
+      </w:r>
+      <w:r>
+        <w:t xml:space="preserve"> </w:t>
+      </w:r>
+      <w:r>
+        <w:t xml:space="preserve">Los 152 registros consolidados representan la reducción de filas</w:t>
+      </w:r>
+      <w:r>
+        <w:t xml:space="preserve"> </w:t>
+      </w:r>
+      <w:r>
+        <w:t xml:space="preserve">mediante linkage, mientras que los 245 embarazos múltiples son eventos</w:t>
+      </w:r>
+      <w:r>
+        <w:t xml:space="preserve"> </w:t>
+      </w:r>
+      <w:r>
+        <w:t xml:space="preserve">obstétricos clasificados como múltiples que permanecen en la muestra</w:t>
+      </w:r>
+      <w:r>
+        <w:t xml:space="preserve"> </w:t>
+      </w:r>
+      <w:r>
+        <w:t xml:space="preserve">materna final; no son la misma cantidad ni la misma unidad. La</w:t>
+      </w:r>
+      <w:r>
+        <w:t xml:space="preserve"> </w:t>
+      </w:r>
+      <w:r>
+        <w:t xml:space="preserve">submuestra neonatal excluye esos 245 eventos: 7.035 − 245 = 6.790. Los</w:t>
+      </w:r>
+      <w:r>
+        <w:t xml:space="preserve"> </w:t>
+      </w:r>
+      <w:r>
+        <w:t xml:space="preserve">denominadores específicos reflejan análisis de casos disponibles. Los</w:t>
+      </w:r>
+      <w:r>
+        <w:t xml:space="preserve"> </w:t>
+      </w:r>
+      <w:r>
+        <w:t xml:space="preserve">cuatro escenarios se conservan en</w:t>
+      </w:r>
+      <w:r>
+        <w:t xml:space="preserve"> </w:t>
+      </w:r>
+      <w:r>
+        <w:rPr>
+          <w:rStyle w:val="VerbatimChar"/>
+        </w:rPr>
+        <w:t xml:space="preserve">output/reconciliation/sensibilidad_linkage_CORREGIDA.csv</w:t>
+      </w:r>
+      <w:r>
+        <w:t xml:space="preserve">.</w:t>
+      </w:r>
+    </w:p>
+    <w:bookmarkEnd w:id="32"/>
+    <w:bookmarkStart w:id="33" w:name="Xd595bfd4256155761c3eaf92422e11fbf375133"/>
     <w:p>
       <w:pPr>
         <w:pStyle w:val="Heading2"/>
@@ -21162,8 +21837,8 @@
     <w:tbl>
       <w:tblPr>
         <w:tblStyle w:val="Table"/>
-        <w:tblW w:type="pct" w:w="5000"/>
-        <w:tblLayout w:type="fixed"/>
+        <w:tblW w:type="auto" w:w="0"/>
+        <w:jc w:val="left"/>
         <w:tblLook w:firstRow="1" w:lastRow="0" w:firstColumn="0" w:lastColumn="0" w:noHBand="0" w:noVBand="0" w:val="0020"/>
       </w:tblPr>
       <w:tblGrid>
@@ -21180,7 +21855,7 @@
           <w:p>
             <w:pPr>
               <w:pStyle w:val="Compact"/>
-              <w:jc w:val="right"/>
+              <w:jc w:val="left"/>
             </w:pPr>
             <w:r>
               <w:rPr>
@@ -21196,7 +21871,7 @@
           <w:p>
             <w:pPr>
               <w:pStyle w:val="Compact"/>
-              <w:jc w:val="right"/>
+              <w:jc w:val="left"/>
             </w:pPr>
             <w:r>
               <w:rPr>
@@ -21212,7 +21887,7 @@
           <w:p>
             <w:pPr>
               <w:pStyle w:val="Compact"/>
-              <w:jc w:val="right"/>
+              <w:jc w:val="left"/>
             </w:pPr>
             <w:r>
               <w:rPr>
@@ -21230,7 +21905,7 @@
           <w:p>
             <w:pPr>
               <w:pStyle w:val="Compact"/>
-              <w:jc w:val="right"/>
+              <w:jc w:val="left"/>
             </w:pPr>
             <w:r>
               <w:t xml:space="preserve">10</w:t>
@@ -21242,7 +21917,7 @@
           <w:p>
             <w:pPr>
               <w:pStyle w:val="Compact"/>
-              <w:jc w:val="right"/>
+              <w:jc w:val="left"/>
             </w:pPr>
             <w:r>
               <w:t xml:space="preserve">4</w:t>
@@ -21254,7 +21929,7 @@
           <w:p>
             <w:pPr>
               <w:pStyle w:val="Compact"/>
-              <w:jc w:val="right"/>
+              <w:jc w:val="left"/>
             </w:pPr>
             <w:r>
               <w:t xml:space="preserve">5</w:t>
@@ -21268,7 +21943,7 @@
           <w:p>
             <w:pPr>
               <w:pStyle w:val="Compact"/>
-              <w:jc w:val="right"/>
+              <w:jc w:val="left"/>
             </w:pPr>
             <w:r>
               <w:t xml:space="preserve">11</w:t>
@@ -21280,7 +21955,7 @@
           <w:p>
             <w:pPr>
               <w:pStyle w:val="Compact"/>
-              <w:jc w:val="right"/>
+              <w:jc w:val="left"/>
             </w:pPr>
             <w:r>
               <w:t xml:space="preserve">5</w:t>
@@ -21292,7 +21967,7 @@
           <w:p>
             <w:pPr>
               <w:pStyle w:val="Compact"/>
-              <w:jc w:val="right"/>
+              <w:jc w:val="left"/>
             </w:pPr>
             <w:r>
               <w:t xml:space="preserve">6</w:t>
@@ -21306,7 +21981,7 @@
           <w:p>
             <w:pPr>
               <w:pStyle w:val="Compact"/>
-              <w:jc w:val="right"/>
+              <w:jc w:val="left"/>
             </w:pPr>
             <w:r>
               <w:t xml:space="preserve">12</w:t>
@@ -21318,7 +21993,7 @@
           <w:p>
             <w:pPr>
               <w:pStyle w:val="Compact"/>
-              <w:jc w:val="right"/>
+              <w:jc w:val="left"/>
             </w:pPr>
             <w:r>
               <w:t xml:space="preserve">6</w:t>
@@ -21330,7 +22005,7 @@
           <w:p>
             <w:pPr>
               <w:pStyle w:val="Compact"/>
-              <w:jc w:val="right"/>
+              <w:jc w:val="left"/>
             </w:pPr>
             <w:r>
               <w:t xml:space="preserve">7</w:t>
@@ -21344,7 +22019,7 @@
           <w:p>
             <w:pPr>
               <w:pStyle w:val="Compact"/>
-              <w:jc w:val="right"/>
+              <w:jc w:val="left"/>
             </w:pPr>
             <w:r>
               <w:t xml:space="preserve">13</w:t>
@@ -21356,7 +22031,7 @@
           <w:p>
             <w:pPr>
               <w:pStyle w:val="Compact"/>
-              <w:jc w:val="right"/>
+              <w:jc w:val="left"/>
             </w:pPr>
             <w:r>
               <w:t xml:space="preserve">7</w:t>
@@ -21368,7 +22043,7 @@
           <w:p>
             <w:pPr>
               <w:pStyle w:val="Compact"/>
-              <w:jc w:val="right"/>
+              <w:jc w:val="left"/>
             </w:pPr>
             <w:r>
               <w:t xml:space="preserve">8</w:t>
@@ -21382,7 +22057,7 @@
           <w:p>
             <w:pPr>
               <w:pStyle w:val="Compact"/>
-              <w:jc w:val="right"/>
+              <w:jc w:val="left"/>
             </w:pPr>
             <w:r>
               <w:t xml:space="preserve">14</w:t>
@@ -21394,7 +22069,7 @@
           <w:p>
             <w:pPr>
               <w:pStyle w:val="Compact"/>
-              <w:jc w:val="right"/>
+              <w:jc w:val="left"/>
             </w:pPr>
             <w:r>
               <w:t xml:space="preserve">8</w:t>
@@ -21406,7 +22081,7 @@
           <w:p>
             <w:pPr>
               <w:pStyle w:val="Compact"/>
-              <w:jc w:val="right"/>
+              <w:jc w:val="left"/>
             </w:pPr>
             <w:r>
               <w:t xml:space="preserve">9</w:t>
@@ -21420,7 +22095,7 @@
           <w:p>
             <w:pPr>
               <w:pStyle w:val="Compact"/>
-              <w:jc w:val="right"/>
+              <w:jc w:val="left"/>
             </w:pPr>
             <w:r>
               <w:t xml:space="preserve">15</w:t>
@@ -21432,7 +22107,7 @@
           <w:p>
             <w:pPr>
               <w:pStyle w:val="Compact"/>
-              <w:jc w:val="right"/>
+              <w:jc w:val="left"/>
             </w:pPr>
             <w:r>
               <w:t xml:space="preserve">9</w:t>
@@ -21444,7 +22119,7 @@
           <w:p>
             <w:pPr>
               <w:pStyle w:val="Compact"/>
-              <w:jc w:val="right"/>
+              <w:jc w:val="left"/>
             </w:pPr>
             <w:r>
               <w:t xml:space="preserve">10</w:t>
@@ -21458,7 +22133,7 @@
           <w:p>
             <w:pPr>
               <w:pStyle w:val="Compact"/>
-              <w:jc w:val="right"/>
+              <w:jc w:val="left"/>
             </w:pPr>
             <w:r>
               <w:t xml:space="preserve">16</w:t>
@@ -21470,7 +22145,7 @@
           <w:p>
             <w:pPr>
               <w:pStyle w:val="Compact"/>
-              <w:jc w:val="right"/>
+              <w:jc w:val="left"/>
             </w:pPr>
             <w:r>
               <w:t xml:space="preserve">10</w:t>
@@ -21482,7 +22157,7 @@
           <w:p>
             <w:pPr>
               <w:pStyle w:val="Compact"/>
-              <w:jc w:val="right"/>
+              <w:jc w:val="left"/>
             </w:pPr>
             <w:r>
               <w:t xml:space="preserve">11</w:t>
@@ -21496,7 +22171,7 @@
           <w:p>
             <w:pPr>
               <w:pStyle w:val="Compact"/>
-              <w:jc w:val="right"/>
+              <w:jc w:val="left"/>
             </w:pPr>
             <w:r>
               <w:t xml:space="preserve">17</w:t>
@@ -21508,7 +22183,7 @@
           <w:p>
             <w:pPr>
               <w:pStyle w:val="Compact"/>
-              <w:jc w:val="right"/>
+              <w:jc w:val="left"/>
             </w:pPr>
             <w:r>
               <w:t xml:space="preserve">11</w:t>
@@ -21520,7 +22195,7 @@
           <w:p>
             <w:pPr>
               <w:pStyle w:val="Compact"/>
-              <w:jc w:val="right"/>
+              <w:jc w:val="left"/>
             </w:pPr>
             <w:r>
               <w:t xml:space="preserve">12</w:t>
@@ -21534,7 +22209,7 @@
           <w:p>
             <w:pPr>
               <w:pStyle w:val="Compact"/>
-              <w:jc w:val="right"/>
+              <w:jc w:val="left"/>
             </w:pPr>
             <w:r>
               <w:t xml:space="preserve">18</w:t>
@@ -21546,7 +22221,7 @@
           <w:p>
             <w:pPr>
               <w:pStyle w:val="Compact"/>
-              <w:jc w:val="right"/>
+              <w:jc w:val="left"/>
             </w:pPr>
             <w:r>
               <w:t xml:space="preserve">12</w:t>
@@ -21558,7 +22233,7 @@
           <w:p>
             <w:pPr>
               <w:pStyle w:val="Compact"/>
-              <w:jc w:val="right"/>
+              <w:jc w:val="left"/>
             </w:pPr>
             <w:r>
               <w:t xml:space="preserve">12</w:t>
@@ -21572,7 +22247,7 @@
           <w:p>
             <w:pPr>
               <w:pStyle w:val="Compact"/>
-              <w:jc w:val="right"/>
+              <w:jc w:val="left"/>
             </w:pPr>
             <w:r>
               <w:t xml:space="preserve">19</w:t>
@@ -21584,7 +22259,7 @@
           <w:p>
             <w:pPr>
               <w:pStyle w:val="Compact"/>
-              <w:jc w:val="right"/>
+              <w:jc w:val="left"/>
             </w:pPr>
             <w:r>
               <w:t xml:space="preserve">12</w:t>
@@ -21596,7 +22271,7 @@
           <w:p>
             <w:pPr>
               <w:pStyle w:val="Compact"/>
-              <w:jc w:val="right"/>
+              <w:jc w:val="left"/>
             </w:pPr>
             <w:r>
               <w:t xml:space="preserve">12</w:t>
@@ -21620,22 +22295,22 @@
     <w:tbl>
       <w:tblPr>
         <w:tblStyle w:val="Table"/>
-        <w:tblW w:type="pct" w:w="5000"/>
-        <w:tblLayout w:type="fixed"/>
+        <w:tblW w:type="auto" w:w="0"/>
+        <w:jc w:val="left"/>
         <w:tblLook w:firstRow="1" w:lastRow="0" w:firstColumn="0" w:lastColumn="0" w:noHBand="0" w:noVBand="0" w:val="0020"/>
       </w:tblPr>
       <w:tblGrid>
-        <w:gridCol w:w="719"/>
-        <w:gridCol w:w="719"/>
-        <w:gridCol w:w="719"/>
-        <w:gridCol w:w="719"/>
-        <w:gridCol w:w="719"/>
-        <w:gridCol w:w="719"/>
-        <w:gridCol w:w="719"/>
-        <w:gridCol w:w="719"/>
-        <w:gridCol w:w="719"/>
-        <w:gridCol w:w="719"/>
-        <w:gridCol w:w="719"/>
+        <w:gridCol w:w="720"/>
+        <w:gridCol w:w="720"/>
+        <w:gridCol w:w="720"/>
+        <w:gridCol w:w="720"/>
+        <w:gridCol w:w="720"/>
+        <w:gridCol w:w="720"/>
+        <w:gridCol w:w="720"/>
+        <w:gridCol w:w="720"/>
+        <w:gridCol w:w="720"/>
+        <w:gridCol w:w="720"/>
+        <w:gridCol w:w="720"/>
       </w:tblGrid>
       <w:tr>
         <w:trPr>
@@ -21662,7 +22337,7 @@
           <w:p>
             <w:pPr>
               <w:pStyle w:val="Compact"/>
-              <w:jc w:val="right"/>
+              <w:jc w:val="left"/>
             </w:pPr>
             <w:r>
               <w:rPr>
@@ -21678,7 +22353,7 @@
           <w:p>
             <w:pPr>
               <w:pStyle w:val="Compact"/>
-              <w:jc w:val="right"/>
+              <w:jc w:val="left"/>
             </w:pPr>
             <w:r>
               <w:rPr>
@@ -21694,7 +22369,7 @@
           <w:p>
             <w:pPr>
               <w:pStyle w:val="Compact"/>
-              <w:jc w:val="right"/>
+              <w:jc w:val="left"/>
             </w:pPr>
             <w:r>
               <w:rPr>
@@ -21726,7 +22401,7 @@
           <w:p>
             <w:pPr>
               <w:pStyle w:val="Compact"/>
-              <w:jc w:val="right"/>
+              <w:jc w:val="left"/>
             </w:pPr>
             <w:r>
               <w:rPr>
@@ -21742,7 +22417,7 @@
           <w:p>
             <w:pPr>
               <w:pStyle w:val="Compact"/>
-              <w:jc w:val="right"/>
+              <w:jc w:val="left"/>
             </w:pPr>
             <w:r>
               <w:rPr>
@@ -21758,7 +22433,7 @@
           <w:p>
             <w:pPr>
               <w:pStyle w:val="Compact"/>
-              <w:jc w:val="right"/>
+              <w:jc w:val="left"/>
             </w:pPr>
             <w:r>
               <w:rPr>
@@ -21774,7 +22449,7 @@
           <w:p>
             <w:pPr>
               <w:pStyle w:val="Compact"/>
-              <w:jc w:val="right"/>
+              <w:jc w:val="left"/>
             </w:pPr>
             <w:r>
               <w:rPr>
@@ -21790,7 +22465,7 @@
           <w:p>
             <w:pPr>
               <w:pStyle w:val="Compact"/>
-              <w:jc w:val="right"/>
+              <w:jc w:val="left"/>
             </w:pPr>
             <w:r>
               <w:rPr>
@@ -21806,7 +22481,7 @@
           <w:p>
             <w:pPr>
               <w:pStyle w:val="Compact"/>
-              <w:jc w:val="right"/>
+              <w:jc w:val="left"/>
             </w:pPr>
             <w:r>
               <w:rPr>
@@ -21836,7 +22511,7 @@
           <w:p>
             <w:pPr>
               <w:pStyle w:val="Compact"/>
-              <w:jc w:val="right"/>
+              <w:jc w:val="left"/>
             </w:pPr>
             <w:r>
               <w:t xml:space="preserve">7.027</w:t>
@@ -21848,7 +22523,7 @@
           <w:p>
             <w:pPr>
               <w:pStyle w:val="Compact"/>
-              <w:jc w:val="right"/>
+              <w:jc w:val="left"/>
             </w:pPr>
             <w:r>
               <w:t xml:space="preserve">34,6 %</w:t>
@@ -21860,7 +22535,7 @@
           <w:p>
             <w:pPr>
               <w:pStyle w:val="Compact"/>
-              <w:jc w:val="right"/>
+              <w:jc w:val="left"/>
             </w:pPr>
             <w:r>
               <w:t xml:space="preserve">16,6 %</w:t>
@@ -21884,7 +22559,7 @@
           <w:p>
             <w:pPr>
               <w:pStyle w:val="Compact"/>
-              <w:jc w:val="right"/>
+              <w:jc w:val="left"/>
             </w:pPr>
             <w:r>
               <w:t xml:space="preserve">1,0002</w:t>
@@ -21896,7 +22571,7 @@
           <w:p>
             <w:pPr>
               <w:pStyle w:val="Compact"/>
-              <w:jc w:val="right"/>
+              <w:jc w:val="left"/>
             </w:pPr>
             <w:r>
               <w:t xml:space="preserve">6.150</w:t>
@@ -21908,7 +22583,7 @@
           <w:p>
             <w:pPr>
               <w:pStyle w:val="Compact"/>
-              <w:jc w:val="right"/>
+              <w:jc w:val="left"/>
             </w:pPr>
             <w:r>
               <w:t xml:space="preserve">5.698</w:t>
@@ -21920,7 +22595,7 @@
           <w:p>
             <w:pPr>
               <w:pStyle w:val="Compact"/>
-              <w:jc w:val="right"/>
+              <w:jc w:val="left"/>
             </w:pPr>
             <w:r>
               <w:t xml:space="preserve">0</w:t>
@@ -21932,7 +22607,7 @@
           <w:p>
             <w:pPr>
               <w:pStyle w:val="Compact"/>
-              <w:jc w:val="right"/>
+              <w:jc w:val="left"/>
             </w:pPr>
             <w:r>
               <w:t xml:space="preserve">0,961</w:t>
@@ -21944,7 +22619,7 @@
           <w:p>
             <w:pPr>
               <w:pStyle w:val="Compact"/>
-              <w:jc w:val="right"/>
+              <w:jc w:val="left"/>
             </w:pPr>
             <w:r>
               <w:t xml:space="preserve">0/3</w:t>
@@ -21970,7 +22645,7 @@
           <w:p>
             <w:pPr>
               <w:pStyle w:val="Compact"/>
-              <w:jc w:val="right"/>
+              <w:jc w:val="left"/>
             </w:pPr>
             <w:r>
               <w:t xml:space="preserve">7.027</w:t>
@@ -21982,7 +22657,7 @@
           <w:p>
             <w:pPr>
               <w:pStyle w:val="Compact"/>
-              <w:jc w:val="right"/>
+              <w:jc w:val="left"/>
             </w:pPr>
             <w:r>
               <w:t xml:space="preserve">41,6 %</w:t>
@@ -21994,7 +22669,7 @@
           <w:p>
             <w:pPr>
               <w:pStyle w:val="Compact"/>
-              <w:jc w:val="right"/>
+              <w:jc w:val="left"/>
             </w:pPr>
             <w:r>
               <w:t xml:space="preserve">18,2 %</w:t>
@@ -22018,7 +22693,7 @@
           <w:p>
             <w:pPr>
               <w:pStyle w:val="Compact"/>
-              <w:jc w:val="right"/>
+              <w:jc w:val="left"/>
             </w:pPr>
             <w:r>
               <w:t xml:space="preserve">1,0008</w:t>
@@ -22030,7 +22705,7 @@
           <w:p>
             <w:pPr>
               <w:pStyle w:val="Compact"/>
-              <w:jc w:val="right"/>
+              <w:jc w:val="left"/>
             </w:pPr>
             <w:r>
               <w:t xml:space="preserve">5.791</w:t>
@@ -22042,7 +22717,7 @@
           <w:p>
             <w:pPr>
               <w:pStyle w:val="Compact"/>
-              <w:jc w:val="right"/>
+              <w:jc w:val="left"/>
             </w:pPr>
             <w:r>
               <w:t xml:space="preserve">5.665</w:t>
@@ -22054,7 +22729,7 @@
           <w:p>
             <w:pPr>
               <w:pStyle w:val="Compact"/>
-              <w:jc w:val="right"/>
+              <w:jc w:val="left"/>
             </w:pPr>
             <w:r>
               <w:t xml:space="preserve">0</w:t>
@@ -22066,7 +22741,7 @@
           <w:p>
             <w:pPr>
               <w:pStyle w:val="Compact"/>
-              <w:jc w:val="right"/>
+              <w:jc w:val="left"/>
             </w:pPr>
             <w:r>
               <w:t xml:space="preserve">0,947</w:t>
@@ -22078,7 +22753,7 @@
           <w:p>
             <w:pPr>
               <w:pStyle w:val="Compact"/>
-              <w:jc w:val="right"/>
+              <w:jc w:val="left"/>
             </w:pPr>
             <w:r>
               <w:t xml:space="preserve">0/3</w:t>
@@ -22092,7 +22767,43 @@
         <w:pStyle w:val="BodyText"/>
       </w:pPr>
       <w:r>
-        <w:t xml:space="preserve">Ambas reglas utilizaron el mismo cálculo de años aprobados, tope de 12 años, tratamiento de datos faltantes, definición binaria (rezago ≥2 años) y modelo bayesiano Bernoulli-logit con estandarización posterior. En ambos ajustes la profundidad máxima observada fue 4, ninguna iteración alcanzó el máximo configurado de 15 y los PPC de las prevalencias global y por grupo quedaron dentro del ICr95 % predictivo. Fuente reproducible:</w:t>
+        <w:t xml:space="preserve">Ambas reglas utilizaron el mismo cálculo de años aprobados, tope de 12</w:t>
+      </w:r>
+      <w:r>
+        <w:t xml:space="preserve"> </w:t>
+      </w:r>
+      <w:r>
+        <w:t xml:space="preserve">años, tratamiento de datos faltantes, definición binaria (rezago ≥2</w:t>
+      </w:r>
+      <w:r>
+        <w:t xml:space="preserve"> </w:t>
+      </w:r>
+      <w:r>
+        <w:t xml:space="preserve">años) y modelo bayesiano Bernoulli-logit con estandarización posterior.</w:t>
+      </w:r>
+      <w:r>
+        <w:t xml:space="preserve"> </w:t>
+      </w:r>
+      <w:r>
+        <w:t xml:space="preserve">En ambos ajustes la profundidad máxima observada fue 4, ninguna</w:t>
+      </w:r>
+      <w:r>
+        <w:t xml:space="preserve"> </w:t>
+      </w:r>
+      <w:r>
+        <w:t xml:space="preserve">iteración alcanzó el máximo configurado de 15 y los PPC de las</w:t>
+      </w:r>
+      <w:r>
+        <w:t xml:space="preserve"> </w:t>
+      </w:r>
+      <w:r>
+        <w:t xml:space="preserve">prevalencias global y por grupo quedaron dentro del ICr95 % predictivo.</w:t>
+      </w:r>
+      <w:r>
+        <w:t xml:space="preserve"> </w:t>
+      </w:r>
+      <w:r>
+        <w:t xml:space="preserve">Fuente reproducible:</w:t>
       </w:r>
       <w:r>
         <w:t xml:space="preserve"> </w:t>
@@ -22122,7 +22833,8 @@
         <w:t xml:space="preserve">.</w:t>
       </w:r>
     </w:p>
-    <w:bookmarkEnd w:id="22"/>
+    <w:bookmarkEnd w:id="33"/>
+    <w:bookmarkEnd w:id="34"/>
     <w:sectPr>
       <w:footnotePr>
         <w:numRestart w:val="eachSect"/>
@@ -22165,7 +22877,7 @@
       <w:lvlText w:val=" "/>
       <w:lvlJc w:val="left"/>
       <w:pPr>
-        <w:ind w:left="720" w:hanging="360"/>
+        <w:ind w:left="720" w:hanging="480"/>
       </w:pPr>
     </w:lvl>
     <w:lvl w:ilvl="1">
@@ -22173,7 +22885,7 @@
       <w:lvlText w:val=" "/>
       <w:lvlJc w:val="left"/>
       <w:pPr>
-        <w:ind w:left="1440" w:hanging="360"/>
+        <w:ind w:left="1440" w:hanging="480"/>
       </w:pPr>
     </w:lvl>
     <w:lvl w:ilvl="2">
@@ -22181,7 +22893,7 @@
       <w:lvlText w:val=" "/>
       <w:lvlJc w:val="left"/>
       <w:pPr>
-        <w:ind w:left="2160" w:hanging="360"/>
+        <w:ind w:left="2160" w:hanging="480"/>
       </w:pPr>
     </w:lvl>
     <w:lvl w:ilvl="3">
@@ -22189,7 +22901,7 @@
       <w:lvlText w:val=" "/>
       <w:lvlJc w:val="left"/>
       <w:pPr>
-        <w:ind w:left="2880" w:hanging="360"/>
+        <w:ind w:left="2880" w:hanging="480"/>
       </w:pPr>
     </w:lvl>
     <w:lvl w:ilvl="4">
@@ -22197,7 +22909,7 @@
       <w:lvlText w:val=" "/>
       <w:lvlJc w:val="left"/>
       <w:pPr>
-        <w:ind w:left="3600" w:hanging="360"/>
+        <w:ind w:left="3600" w:hanging="480"/>
       </w:pPr>
     </w:lvl>
     <w:lvl w:ilvl="5">
@@ -22205,7 +22917,7 @@
       <w:lvlText w:val=" "/>
       <w:lvlJc w:val="left"/>
       <w:pPr>
-        <w:ind w:left="4320" w:hanging="360"/>
+        <w:ind w:left="4320" w:hanging="480"/>
       </w:pPr>
     </w:lvl>
     <w:lvl w:ilvl="6">
@@ -22213,7 +22925,7 @@
       <w:lvlText w:val=" "/>
       <w:lvlJc w:val="left"/>
       <w:pPr>
-        <w:ind w:left="5040" w:hanging="360"/>
+        <w:ind w:left="5040" w:hanging="480"/>
       </w:pPr>
     </w:lvl>
     <w:lvl w:ilvl="7">
@@ -22221,7 +22933,7 @@
       <w:lvlText w:val=" "/>
       <w:lvlJc w:val="left"/>
       <w:pPr>
-        <w:ind w:left="5760" w:hanging="360"/>
+        <w:ind w:left="5760" w:hanging="480"/>
       </w:pPr>
     </w:lvl>
     <w:lvl w:ilvl="8">
@@ -22229,7 +22941,7 @@
       <w:lvlText w:val=" "/>
       <w:lvlJc w:val="left"/>
       <w:pPr>
-        <w:ind w:left="6480" w:hanging="360"/>
+        <w:ind w:left="6480" w:hanging="480"/>
       </w:pPr>
     </w:lvl>
   </w:abstractNum>
@@ -22895,266 +23607,266 @@
       <w:color w:themeColor="accent1" w:themeShade="BF" w:val="365F91"/>
     </w:rPr>
   </w:style>
-  <w:style w:type="paragraph" w:customStyle="1" w:styleId="SourceCode">
+  <w:style w:customStyle="1" w:styleId="SourceCode" w:type="paragraph">
     <w:name w:val="Source Code"/>
     <w:basedOn w:val="Normal"/>
     <w:link w:val="VerbatimChar"/>
     <w:pPr>
       <w:wordWrap w:val="off"/>
-      <w:shd w:val="clear" w:fill="f1f3f5"/>
+      <w:shd w:fill="f1f3f5" w:val="clear"/>
     </w:pPr>
   </w:style>
-  <w:style w:type="character" w:customStyle="1" w:styleId="KeywordTok">
+  <w:style w:customStyle="1" w:styleId="KeywordTok" w:type="character">
     <w:name w:val="KeywordTok"/>
     <w:basedOn w:val="VerbatimChar"/>
     <w:rPr>
       <w:b/>
       <w:color w:val="003b4f"/>
-      <w:shd w:val="clear" w:fill="f1f3f5"/>
+      <w:shd w:fill="f1f3f5" w:val="clear"/>
     </w:rPr>
   </w:style>
-  <w:style w:type="character" w:customStyle="1" w:styleId="DataTypeTok">
+  <w:style w:customStyle="1" w:styleId="DataTypeTok" w:type="character">
     <w:name w:val="DataTypeTok"/>
     <w:basedOn w:val="VerbatimChar"/>
     <w:rPr>
       <w:color w:val="ad0000"/>
-      <w:shd w:val="clear" w:fill="f1f3f5"/>
+      <w:shd w:fill="f1f3f5" w:val="clear"/>
     </w:rPr>
   </w:style>
-  <w:style w:type="character" w:customStyle="1" w:styleId="DecValTok">
+  <w:style w:customStyle="1" w:styleId="DecValTok" w:type="character">
     <w:name w:val="DecValTok"/>
     <w:basedOn w:val="VerbatimChar"/>
     <w:rPr>
       <w:color w:val="ad0000"/>
-      <w:shd w:val="clear" w:fill="f1f3f5"/>
+      <w:shd w:fill="f1f3f5" w:val="clear"/>
     </w:rPr>
   </w:style>
-  <w:style w:type="character" w:customStyle="1" w:styleId="BaseNTok">
+  <w:style w:customStyle="1" w:styleId="BaseNTok" w:type="character">
     <w:name w:val="BaseNTok"/>
     <w:basedOn w:val="VerbatimChar"/>
     <w:rPr>
       <w:color w:val="ad0000"/>
-      <w:shd w:val="clear" w:fill="f1f3f5"/>
+      <w:shd w:fill="f1f3f5" w:val="clear"/>
     </w:rPr>
   </w:style>
-  <w:style w:type="character" w:customStyle="1" w:styleId="FloatTok">
+  <w:style w:customStyle="1" w:styleId="FloatTok" w:type="character">
     <w:name w:val="FloatTok"/>
     <w:basedOn w:val="VerbatimChar"/>
     <w:rPr>
       <w:color w:val="ad0000"/>
-      <w:shd w:val="clear" w:fill="f1f3f5"/>
+      <w:shd w:fill="f1f3f5" w:val="clear"/>
     </w:rPr>
   </w:style>
-  <w:style w:type="character" w:customStyle="1" w:styleId="ConstantTok">
+  <w:style w:customStyle="1" w:styleId="ConstantTok" w:type="character">
     <w:name w:val="ConstantTok"/>
     <w:basedOn w:val="VerbatimChar"/>
     <w:rPr>
       <w:color w:val="8f5902"/>
-      <w:shd w:val="clear" w:fill="f1f3f5"/>
+      <w:shd w:fill="f1f3f5" w:val="clear"/>
     </w:rPr>
   </w:style>
-  <w:style w:type="character" w:customStyle="1" w:styleId="CharTok">
+  <w:style w:customStyle="1" w:styleId="CharTok" w:type="character">
     <w:name w:val="CharTok"/>
     <w:basedOn w:val="VerbatimChar"/>
     <w:rPr>
       <w:color w:val="20794d"/>
-      <w:shd w:val="clear" w:fill="f1f3f5"/>
+      <w:shd w:fill="f1f3f5" w:val="clear"/>
     </w:rPr>
   </w:style>
-  <w:style w:type="character" w:customStyle="1" w:styleId="SpecialCharTok">
+  <w:style w:customStyle="1" w:styleId="SpecialCharTok" w:type="character">
     <w:name w:val="SpecialCharTok"/>
     <w:basedOn w:val="VerbatimChar"/>
     <w:rPr>
       <w:color w:val="5e5e5e"/>
-      <w:shd w:val="clear" w:fill="f1f3f5"/>
+      <w:shd w:fill="f1f3f5" w:val="clear"/>
     </w:rPr>
   </w:style>
-  <w:style w:type="character" w:customStyle="1" w:styleId="StringTok">
+  <w:style w:customStyle="1" w:styleId="StringTok" w:type="character">
     <w:name w:val="StringTok"/>
     <w:basedOn w:val="VerbatimChar"/>
     <w:rPr>
       <w:color w:val="20794d"/>
-      <w:shd w:val="clear" w:fill="f1f3f5"/>
+      <w:shd w:fill="f1f3f5" w:val="clear"/>
     </w:rPr>
   </w:style>
-  <w:style w:type="character" w:customStyle="1" w:styleId="VerbatimStringTok">
+  <w:style w:customStyle="1" w:styleId="VerbatimStringTok" w:type="character">
     <w:name w:val="VerbatimStringTok"/>
     <w:basedOn w:val="VerbatimChar"/>
     <w:rPr>
       <w:color w:val="20794d"/>
-      <w:shd w:val="clear" w:fill="f1f3f5"/>
+      <w:shd w:fill="f1f3f5" w:val="clear"/>
     </w:rPr>
   </w:style>
-  <w:style w:type="character" w:customStyle="1" w:styleId="SpecialStringTok">
+  <w:style w:customStyle="1" w:styleId="SpecialStringTok" w:type="character">
     <w:name w:val="SpecialStringTok"/>
     <w:basedOn w:val="VerbatimChar"/>
     <w:rPr>
       <w:color w:val="20794d"/>
-      <w:shd w:val="clear" w:fill="f1f3f5"/>
+      <w:shd w:fill="f1f3f5" w:val="clear"/>
     </w:rPr>
   </w:style>
-  <w:style w:type="character" w:customStyle="1" w:styleId="ImportTok">
+  <w:style w:customStyle="1" w:styleId="ImportTok" w:type="character">
     <w:name w:val="ImportTok"/>
     <w:basedOn w:val="VerbatimChar"/>
     <w:rPr>
       <w:color w:val="00769e"/>
-      <w:shd w:val="clear" w:fill="f1f3f5"/>
+      <w:shd w:fill="f1f3f5" w:val="clear"/>
     </w:rPr>
   </w:style>
-  <w:style w:type="character" w:customStyle="1" w:styleId="CommentTok">
+  <w:style w:customStyle="1" w:styleId="CommentTok" w:type="character">
     <w:name w:val="CommentTok"/>
     <w:basedOn w:val="VerbatimChar"/>
     <w:rPr>
       <w:color w:val="5e5e5e"/>
-      <w:shd w:val="clear" w:fill="f1f3f5"/>
+      <w:shd w:fill="f1f3f5" w:val="clear"/>
     </w:rPr>
   </w:style>
-  <w:style w:type="character" w:customStyle="1" w:styleId="DocumentationTok">
+  <w:style w:customStyle="1" w:styleId="DocumentationTok" w:type="character">
     <w:name w:val="DocumentationTok"/>
     <w:basedOn w:val="VerbatimChar"/>
     <w:rPr>
       <w:i/>
       <w:color w:val="5e5e5e"/>
-      <w:shd w:val="clear" w:fill="f1f3f5"/>
+      <w:shd w:fill="f1f3f5" w:val="clear"/>
     </w:rPr>
   </w:style>
-  <w:style w:type="character" w:customStyle="1" w:styleId="AnnotationTok">
+  <w:style w:customStyle="1" w:styleId="AnnotationTok" w:type="character">
     <w:name w:val="AnnotationTok"/>
     <w:basedOn w:val="VerbatimChar"/>
     <w:rPr>
       <w:color w:val="5e5e5e"/>
-      <w:shd w:val="clear" w:fill="f1f3f5"/>
+      <w:shd w:fill="f1f3f5" w:val="clear"/>
     </w:rPr>
   </w:style>
-  <w:style w:type="character" w:customStyle="1" w:styleId="CommentVarTok">
+  <w:style w:customStyle="1" w:styleId="CommentVarTok" w:type="character">
     <w:name w:val="CommentVarTok"/>
     <w:basedOn w:val="VerbatimChar"/>
     <w:rPr>
       <w:i/>
       <w:color w:val="5e5e5e"/>
-      <w:shd w:val="clear" w:fill="f1f3f5"/>
+      <w:shd w:fill="f1f3f5" w:val="clear"/>
     </w:rPr>
   </w:style>
-  <w:style w:type="character" w:customStyle="1" w:styleId="OtherTok">
+  <w:style w:customStyle="1" w:styleId="OtherTok" w:type="character">
     <w:name w:val="OtherTok"/>
     <w:basedOn w:val="VerbatimChar"/>
     <w:rPr>
       <w:color w:val="003b4f"/>
-      <w:shd w:val="clear" w:fill="f1f3f5"/>
+      <w:shd w:fill="f1f3f5" w:val="clear"/>
     </w:rPr>
   </w:style>
-  <w:style w:type="character" w:customStyle="1" w:styleId="FunctionTok">
+  <w:style w:customStyle="1" w:styleId="FunctionTok" w:type="character">
     <w:name w:val="FunctionTok"/>
     <w:basedOn w:val="VerbatimChar"/>
     <w:rPr>
       <w:color w:val="4758ab"/>
-      <w:shd w:val="clear" w:fill="f1f3f5"/>
+      <w:shd w:fill="f1f3f5" w:val="clear"/>
     </w:rPr>
   </w:style>
-  <w:style w:type="character" w:customStyle="1" w:styleId="VariableTok">
+  <w:style w:customStyle="1" w:styleId="VariableTok" w:type="character">
     <w:name w:val="VariableTok"/>
     <w:basedOn w:val="VerbatimChar"/>
     <w:rPr>
       <w:color w:val="111111"/>
-      <w:shd w:val="clear" w:fill="f1f3f5"/>
+      <w:shd w:fill="f1f3f5" w:val="clear"/>
     </w:rPr>
   </w:style>
-  <w:style w:type="character" w:customStyle="1" w:styleId="ControlFlowTok">
+  <w:style w:customStyle="1" w:styleId="ControlFlowTok" w:type="character">
     <w:name w:val="ControlFlowTok"/>
     <w:basedOn w:val="VerbatimChar"/>
     <w:rPr>
       <w:b/>
       <w:color w:val="003b4f"/>
-      <w:shd w:val="clear" w:fill="f1f3f5"/>
+      <w:shd w:fill="f1f3f5" w:val="clear"/>
     </w:rPr>
   </w:style>
-  <w:style w:type="character" w:customStyle="1" w:styleId="OperatorTok">
+  <w:style w:customStyle="1" w:styleId="OperatorTok" w:type="character">
     <w:name w:val="OperatorTok"/>
     <w:basedOn w:val="VerbatimChar"/>
     <w:rPr>
       <w:color w:val="5e5e5e"/>
-      <w:shd w:val="clear" w:fill="f1f3f5"/>
+      <w:shd w:fill="f1f3f5" w:val="clear"/>
     </w:rPr>
   </w:style>
-  <w:style w:type="character" w:customStyle="1" w:styleId="BuiltInTok">
+  <w:style w:customStyle="1" w:styleId="BuiltInTok" w:type="character">
     <w:name w:val="BuiltInTok"/>
     <w:basedOn w:val="VerbatimChar"/>
     <w:rPr>
       <w:color w:val="003b4f"/>
-      <w:shd w:val="clear" w:fill="f1f3f5"/>
+      <w:shd w:fill="f1f3f5" w:val="clear"/>
     </w:rPr>
   </w:style>
-  <w:style w:type="character" w:customStyle="1" w:styleId="ExtensionTok">
+  <w:style w:customStyle="1" w:styleId="ExtensionTok" w:type="character">
     <w:name w:val="ExtensionTok"/>
     <w:basedOn w:val="VerbatimChar"/>
     <w:rPr>
       <w:color w:val="003b4f"/>
-      <w:shd w:val="clear" w:fill="f1f3f5"/>
+      <w:shd w:fill="f1f3f5" w:val="clear"/>
     </w:rPr>
   </w:style>
-  <w:style w:type="character" w:customStyle="1" w:styleId="PreprocessorTok">
+  <w:style w:customStyle="1" w:styleId="PreprocessorTok" w:type="character">
     <w:name w:val="PreprocessorTok"/>
     <w:basedOn w:val="VerbatimChar"/>
     <w:rPr>
       <w:color w:val="ad0000"/>
-      <w:shd w:val="clear" w:fill="f1f3f5"/>
+      <w:shd w:fill="f1f3f5" w:val="clear"/>
     </w:rPr>
   </w:style>
-  <w:style w:type="character" w:customStyle="1" w:styleId="AttributeTok">
+  <w:style w:customStyle="1" w:styleId="AttributeTok" w:type="character">
     <w:name w:val="AttributeTok"/>
     <w:basedOn w:val="VerbatimChar"/>
     <w:rPr>
       <w:color w:val="657422"/>
-      <w:shd w:val="clear" w:fill="f1f3f5"/>
+      <w:shd w:fill="f1f3f5" w:val="clear"/>
     </w:rPr>
   </w:style>
-  <w:style w:type="character" w:customStyle="1" w:styleId="RegionMarkerTok">
+  <w:style w:customStyle="1" w:styleId="RegionMarkerTok" w:type="character">
     <w:name w:val="RegionMarkerTok"/>
     <w:basedOn w:val="VerbatimChar"/>
     <w:rPr>
       <w:color w:val="003b4f"/>
-      <w:shd w:val="clear" w:fill="f1f3f5"/>
+      <w:shd w:fill="f1f3f5" w:val="clear"/>
     </w:rPr>
   </w:style>
-  <w:style w:type="character" w:customStyle="1" w:styleId="InformationTok">
+  <w:style w:customStyle="1" w:styleId="InformationTok" w:type="character">
     <w:name w:val="InformationTok"/>
     <w:basedOn w:val="VerbatimChar"/>
     <w:rPr>
       <w:color w:val="5e5e5e"/>
-      <w:shd w:val="clear" w:fill="f1f3f5"/>
+      <w:shd w:fill="f1f3f5" w:val="clear"/>
     </w:rPr>
   </w:style>
-  <w:style w:type="character" w:customStyle="1" w:styleId="WarningTok">
+  <w:style w:customStyle="1" w:styleId="WarningTok" w:type="character">
     <w:name w:val="WarningTok"/>
     <w:basedOn w:val="VerbatimChar"/>
     <w:rPr>
       <w:i/>
       <w:color w:val="5e5e5e"/>
-      <w:shd w:val="clear" w:fill="f1f3f5"/>
+      <w:shd w:fill="f1f3f5" w:val="clear"/>
     </w:rPr>
   </w:style>
-  <w:style w:type="character" w:customStyle="1" w:styleId="AlertTok">
+  <w:style w:customStyle="1" w:styleId="AlertTok" w:type="character">
     <w:name w:val="AlertTok"/>
     <w:basedOn w:val="VerbatimChar"/>
     <w:rPr>
       <w:color w:val="ad0000"/>
-      <w:shd w:val="clear" w:fill="f1f3f5"/>
+      <w:shd w:fill="f1f3f5" w:val="clear"/>
     </w:rPr>
   </w:style>
-  <w:style w:type="character" w:customStyle="1" w:styleId="ErrorTok">
+  <w:style w:customStyle="1" w:styleId="ErrorTok" w:type="character">
     <w:name w:val="ErrorTok"/>
     <w:basedOn w:val="VerbatimChar"/>
     <w:rPr>
       <w:color w:val="ad0000"/>
-      <w:shd w:val="clear" w:fill="f1f3f5"/>
+      <w:shd w:fill="f1f3f5" w:val="clear"/>
     </w:rPr>
   </w:style>
-  <w:style w:type="character" w:customStyle="1" w:styleId="NormalTok">
+  <w:style w:customStyle="1" w:styleId="NormalTok" w:type="character">
     <w:name w:val="NormalTok"/>
     <w:basedOn w:val="VerbatimChar"/>
     <w:rPr>
       <w:color w:val="003b4f"/>
-      <w:shd w:val="clear" w:fill="f1f3f5"/>
+      <w:shd w:fill="f1f3f5" w:val="clear"/>
     </w:rPr>
   </w:style>
 </w:styles>
